--- a/CMA_Summaries_B3_Ch17.docx
+++ b/CMA_Summaries_B3_Ch17.docx
@@ -2267,6 +2267,154 @@
       </w:tr>
     </w:tbl>
     <w:p/>
+    <w:p>
+      <w:pPr>
+        <w:pageBreakBefore w:val="true"/>
+        <w:spacing w:after="0"/>
+      </w:pPr>
+      <w:r>
+        <w:rPr>
+          <w:sz w:val="2"/>
+        </w:rPr>
+        <w:t xml:space="preserve"> </w:t>
+      </w:r>
+    </w:p>
+    <w:p>
+      <w:pPr>
+        <w:spacing w:before="44" w:after="10"/>
+      </w:pPr>
+      <w:r>
+        <w:rPr>
+          <w:b/>
+          <w:bCs/>
+          <w:color w:val="353A7C"/>
+          <w:sz w:val="18"/>
+          <w:szCs w:val="18"/>
+        </w:rPr>
+        <w:t xml:space="preserve">The English this section uses, and its Arabic</w:t>
+      </w:r>
+    </w:p>
+    <w:p>
+      <w:pPr>
+        <w:spacing w:before="0" w:after="12"/>
+      </w:pPr>
+      <w:r>
+        <w:rPr>
+          <w:color w:val="6B7280"/>
+          <w:sz w:val="15"/>
+          <w:szCs w:val="15"/>
+        </w:rPr>
+        <w:t xml:space="preserve">Each term sits against what it means.</w:t>
+      </w:r>
+    </w:p>
+    <w:p>
+      <w:pPr>
+        <w:spacing w:after="40" w:before="90"/>
+        <w:jc w:val="center"/>
+      </w:pPr>
+      <w:r>
+        <w:drawing>
+          <wp:inline distT="0" distB="0" distL="0" distR="0">
+            <wp:extent cx="5734050" cy="2218175"/>
+            <wp:effectExtent t="0" r="0" b="0" l="0"/>
+            <wp:docPr id="1" name="" descr="" title=""/>
+            <wp:cNvGraphicFramePr>
+              <a:graphicFrameLocks xmlns:a="http://schemas.openxmlformats.org/drawingml/2006/main" noChangeAspect="1"/>
+            </wp:cNvGraphicFramePr>
+            <a:graphic xmlns:a="http://schemas.openxmlformats.org/drawingml/2006/main">
+              <a:graphicData uri="http://schemas.openxmlformats.org/drawingml/2006/picture">
+                <pic:pic xmlns:pic="http://schemas.openxmlformats.org/drawingml/2006/picture">
+                  <pic:nvPicPr>
+                    <pic:cNvPr id="0" name="" descr=""/>
+                    <pic:cNvPicPr>
+                      <a:picLocks noChangeAspect="1" noChangeArrowheads="1"/>
+                    </pic:cNvPicPr>
+                  </pic:nvPicPr>
+                  <pic:blipFill>
+                    <a:blip r:embed="rId103" cstate="none"/>
+                    <a:srcRect/>
+                    <a:stretch>
+                      <a:fillRect/>
+                    </a:stretch>
+                  </pic:blipFill>
+                  <pic:spPr bwMode="auto">
+                    <a:xfrm>
+                      <a:off x="0" y="0"/>
+                      <a:ext cx="5734050" cy="2218175"/>
+                    </a:xfrm>
+                    <a:prstGeom prst="rect">
+                      <a:avLst/>
+                    </a:prstGeom>
+                  </pic:spPr>
+                </pic:pic>
+              </a:graphicData>
+            </a:graphic>
+          </wp:inline>
+        </w:drawing>
+      </w:r>
+    </w:p>
+    <w:tbl>
+      <w:tblPr>
+        <w:tblW w:type="pct" w:w="100%"/>
+        <w:tblLayout w:type="fixed"/>
+        <w:tblBorders>
+          <w:top w:val="single" w:color="FBFAF6" w:sz="4"/>
+          <w:left w:val="single" w:color="FBFAF6" w:sz="4"/>
+          <w:bottom w:val="single" w:color="FBFAF6" w:sz="4"/>
+          <w:right w:val="single" w:color="FBFAF6" w:sz="4"/>
+          <w:insideH w:val="single" w:color="FBFAF6" w:sz="4"/>
+          <w:insideV w:val="single" w:color="FBFAF6" w:sz="4"/>
+        </w:tblBorders>
+      </w:tblPr>
+      <w:tblGrid>
+        <w:gridCol w:w="9600"/>
+      </w:tblGrid>
+      <w:tr>
+        <w:tc>
+          <w:tcPr>
+            <w:tcW w:type="pct" w:w="5000"/>
+            <w:shd w:fill="FBFAF6" w:val="clear"/>
+            <w:tcMar>
+              <w:top w:type="dxa" w:w="40"/>
+              <w:left w:type="dxa" w:w="100"/>
+              <w:bottom w:type="dxa" w:w="40"/>
+              <w:right w:type="dxa" w:w="100"/>
+            </w:tcMar>
+          </w:tcPr>
+          <w:p>
+            <w:pPr>
+              <w:spacing w:before="18" w:after="6"/>
+            </w:pPr>
+            <w:r>
+              <w:rPr>
+                <w:b/>
+                <w:bCs/>
+                <w:color w:val="6B7280"/>
+                <w:sz w:val="14"/>
+                <w:szCs w:val="14"/>
+              </w:rPr>
+              <w:t xml:space="preserve">word list</w:t>
+            </w:r>
+          </w:p>
+          <w:p>
+            <w:pPr>
+              <w:spacing w:before="0" w:after="18"/>
+            </w:pPr>
+            <w:r>
+              <w:rPr>
+                <w:b/>
+                <w:bCs/>
+                <w:color w:val="353A7C"/>
+                <w:sz w:val="16"/>
+                <w:szCs w:val="16"/>
+              </w:rPr>
+              <w:t xml:space="preserve">required rate of return   ·   return on investment (ROI)   ·   asset turnover</w:t>
+            </w:r>
+          </w:p>
+        </w:tc>
+      </w:tr>
+    </w:tbl>
+    <w:p/>
     <w:tbl>
       <w:tblPr>
         <w:tblW w:type="pct" w:w="100%"/>
@@ -2645,14 +2793,14 @@
                 <w:sz w:val="16"/>
                 <w:szCs w:val="16"/>
               </w:rPr>
-              <w:t xml:space="preserve">5  </w:t>
-            </w:r>
-            <w:r>
-              <w:rPr>
-                <w:sz w:val="16"/>
-                <w:szCs w:val="16"/>
-              </w:rPr>
-              <w:t xml:space="preserve">Reading</w:t>
+              <w:t xml:space="preserve">6  </w:t>
+            </w:r>
+            <w:r>
+              <w:rPr>
+                <w:sz w:val="16"/>
+                <w:szCs w:val="16"/>
+              </w:rPr>
+              <w:t xml:space="preserve">manager</w:t>
             </w:r>
           </w:p>
         </w:tc>
@@ -2713,14 +2861,14 @@
                 <w:sz w:val="16"/>
                 <w:szCs w:val="16"/>
               </w:rPr>
-              <w:t xml:space="preserve">6  </w:t>
-            </w:r>
-            <w:r>
-              <w:rPr>
-                <w:sz w:val="16"/>
-                <w:szCs w:val="16"/>
-              </w:rPr>
-              <w:t xml:space="preserve">manager</w:t>
+              <w:t xml:space="preserve">7  </w:t>
+            </w:r>
+            <w:r>
+              <w:rPr>
+                <w:sz w:val="16"/>
+                <w:szCs w:val="16"/>
+              </w:rPr>
+              <w:t xml:space="preserve">warehouse</w:t>
             </w:r>
           </w:p>
         </w:tc>
@@ -2781,14 +2929,14 @@
                 <w:sz w:val="16"/>
                 <w:szCs w:val="16"/>
               </w:rPr>
-              <w:t xml:space="preserve">7  </w:t>
-            </w:r>
-            <w:r>
-              <w:rPr>
-                <w:sz w:val="16"/>
-                <w:szCs w:val="16"/>
-              </w:rPr>
-              <w:t xml:space="preserve">warehouse</w:t>
+              <w:t xml:space="preserve">8  </w:t>
+            </w:r>
+            <w:r>
+              <w:rPr>
+                <w:sz w:val="16"/>
+                <w:szCs w:val="16"/>
+              </w:rPr>
+              <w:t xml:space="preserve">without</w:t>
             </w:r>
           </w:p>
         </w:tc>
@@ -2849,14 +2997,82 @@
                 <w:sz w:val="16"/>
                 <w:szCs w:val="16"/>
               </w:rPr>
-              <w:t xml:space="preserve">8  </w:t>
-            </w:r>
-            <w:r>
-              <w:rPr>
-                <w:sz w:val="16"/>
-                <w:szCs w:val="16"/>
-              </w:rPr>
-              <w:t xml:space="preserve">without</w:t>
+              <w:t xml:space="preserve">9  </w:t>
+            </w:r>
+            <w:r>
+              <w:rPr>
+                <w:sz w:val="16"/>
+                <w:szCs w:val="16"/>
+              </w:rPr>
+              <w:t xml:space="preserve">return on investment (ROI)</w:t>
+            </w:r>
+          </w:p>
+        </w:tc>
+      </w:tr>
+      <w:tr>
+        <w:tc>
+          <w:tcPr>
+            <w:tcW w:type="pct" w:w="2500"/>
+            <w:tcMar>
+              <w:top w:type="dxa" w:w="20"/>
+              <w:left w:type="dxa" w:w="80"/>
+              <w:bottom w:type="dxa" w:w="20"/>
+              <w:right w:type="dxa" w:w="80"/>
+            </w:tcMar>
+          </w:tcPr>
+          <w:p>
+            <w:pPr>
+              <w:spacing w:before="12" w:after="12"/>
+            </w:pPr>
+            <w:r>
+              <w:rPr>
+                <w:b/>
+                <w:bCs/>
+                <w:color w:val="8186EF"/>
+                <w:sz w:val="16"/>
+                <w:szCs w:val="16"/>
+              </w:rPr>
+              <w:t xml:space="preserve">5  </w:t>
+            </w:r>
+            <w:r>
+              <w:rPr>
+                <w:sz w:val="16"/>
+                <w:szCs w:val="16"/>
+              </w:rPr>
+              <w:t xml:space="preserve">Reading</w:t>
+            </w:r>
+          </w:p>
+        </w:tc>
+        <w:tc>
+          <w:tcPr>
+            <w:tcW w:type="pct" w:w="2500"/>
+            <w:tcMar>
+              <w:top w:type="dxa" w:w="20"/>
+              <w:left w:type="dxa" w:w="80"/>
+              <w:bottom w:type="dxa" w:w="20"/>
+              <w:right w:type="dxa" w:w="80"/>
+            </w:tcMar>
+          </w:tcPr>
+          <w:p>
+            <w:pPr>
+              <w:spacing w:before="12" w:after="12"/>
+            </w:pPr>
+            <w:r>
+              <w:rPr>
+                <w:b/>
+                <w:bCs/>
+                <w:color w:val="8186EF"/>
+                <w:sz w:val="16"/>
+                <w:szCs w:val="16"/>
+              </w:rPr>
+              <w:t xml:space="preserve">10  </w:t>
+            </w:r>
+            <w:r>
+              <w:rPr>
+                <w:sz w:val="16"/>
+                <w:szCs w:val="16"/>
+              </w:rPr>
+              <w:t xml:space="preserve">asset turnover</w:t>
             </w:r>
           </w:p>
         </w:tc>
@@ -3122,7 +3338,7 @@
                     </pic:cNvPicPr>
                   </pic:nvPicPr>
                   <pic:blipFill>
-                    <a:blip r:embed="rId103" cstate="none"/>
+                    <a:blip r:embed="rId104" cstate="none"/>
                     <a:srcRect/>
                     <a:stretch>
                       <a:fillRect/>
@@ -3493,6 +3709,154 @@
       </w:tr>
     </w:tbl>
     <w:p/>
+    <w:p>
+      <w:pPr>
+        <w:spacing w:before="44" w:after="10"/>
+      </w:pPr>
+      <w:r>
+        <w:rPr>
+          <w:b/>
+          <w:bCs/>
+          <w:color w:val="353A7C"/>
+          <w:sz w:val="18"/>
+          <w:szCs w:val="18"/>
+        </w:rPr>
+        <w:t xml:space="preserve">The English this section uses, and its Arabic</w:t>
+      </w:r>
+    </w:p>
+    <w:p>
+      <w:pPr>
+        <w:spacing w:before="0" w:after="12"/>
+      </w:pPr>
+      <w:r>
+        <w:rPr>
+          <w:color w:val="6B7280"/>
+          <w:sz w:val="15"/>
+          <w:szCs w:val="15"/>
+        </w:rPr>
+        <w:t xml:space="preserve">Each term sits against what it means.</w:t>
+      </w:r>
+    </w:p>
+    <w:p>
+      <w:pPr>
+        <w:spacing w:after="40" w:before="90"/>
+        <w:jc w:val="center"/>
+      </w:pPr>
+      <w:r>
+        <w:drawing>
+          <wp:inline distT="0" distB="0" distL="0" distR="0">
+            <wp:extent cx="5734050" cy="2074825"/>
+            <wp:effectExtent t="0" r="0" b="0" l="0"/>
+            <wp:docPr id="1" name="" descr="" title=""/>
+            <wp:cNvGraphicFramePr>
+              <a:graphicFrameLocks xmlns:a="http://schemas.openxmlformats.org/drawingml/2006/main" noChangeAspect="1"/>
+            </wp:cNvGraphicFramePr>
+            <a:graphic xmlns:a="http://schemas.openxmlformats.org/drawingml/2006/main">
+              <a:graphicData uri="http://schemas.openxmlformats.org/drawingml/2006/picture">
+                <pic:pic xmlns:pic="http://schemas.openxmlformats.org/drawingml/2006/picture">
+                  <pic:nvPicPr>
+                    <pic:cNvPr id="0" name="" descr=""/>
+                    <pic:cNvPicPr>
+                      <a:picLocks noChangeAspect="1" noChangeArrowheads="1"/>
+                    </pic:cNvPicPr>
+                  </pic:nvPicPr>
+                  <pic:blipFill>
+                    <a:blip r:embed="rId105" cstate="none"/>
+                    <a:srcRect/>
+                    <a:stretch>
+                      <a:fillRect/>
+                    </a:stretch>
+                  </pic:blipFill>
+                  <pic:spPr bwMode="auto">
+                    <a:xfrm>
+                      <a:off x="0" y="0"/>
+                      <a:ext cx="5734050" cy="2074825"/>
+                    </a:xfrm>
+                    <a:prstGeom prst="rect">
+                      <a:avLst/>
+                    </a:prstGeom>
+                  </pic:spPr>
+                </pic:pic>
+              </a:graphicData>
+            </a:graphic>
+          </wp:inline>
+        </w:drawing>
+      </w:r>
+    </w:p>
+    <w:tbl>
+      <w:tblPr>
+        <w:tblW w:type="pct" w:w="100%"/>
+        <w:tblLayout w:type="fixed"/>
+        <w:tblBorders>
+          <w:top w:val="single" w:color="FBFAF6" w:sz="4"/>
+          <w:left w:val="single" w:color="FBFAF6" w:sz="4"/>
+          <w:bottom w:val="single" w:color="FBFAF6" w:sz="4"/>
+          <w:right w:val="single" w:color="FBFAF6" w:sz="4"/>
+          <w:insideH w:val="single" w:color="FBFAF6" w:sz="4"/>
+          <w:insideV w:val="single" w:color="FBFAF6" w:sz="4"/>
+        </w:tblBorders>
+      </w:tblPr>
+      <w:tblGrid>
+        <w:gridCol w:w="9600"/>
+      </w:tblGrid>
+      <w:tr>
+        <w:tc>
+          <w:tcPr>
+            <w:tcW w:type="pct" w:w="5000"/>
+            <w:shd w:fill="FBFAF6" w:val="clear"/>
+            <w:tcMar>
+              <w:top w:type="dxa" w:w="40"/>
+              <w:left w:type="dxa" w:w="100"/>
+              <w:bottom w:type="dxa" w:w="40"/>
+              <w:right w:type="dxa" w:w="100"/>
+            </w:tcMar>
+          </w:tcPr>
+          <w:p>
+            <w:pPr>
+              <w:spacing w:before="18" w:after="6"/>
+            </w:pPr>
+            <w:r>
+              <w:rPr>
+                <w:b/>
+                <w:bCs/>
+                <w:color w:val="6B7280"/>
+                <w:sz w:val="14"/>
+                <w:szCs w:val="14"/>
+              </w:rPr>
+              <w:t xml:space="preserve">word list</w:t>
+            </w:r>
+          </w:p>
+          <w:p>
+            <w:pPr>
+              <w:spacing w:before="0" w:after="18"/>
+            </w:pPr>
+            <w:r>
+              <w:rPr>
+                <w:b/>
+                <w:bCs/>
+                <w:color w:val="353A7C"/>
+                <w:sz w:val="16"/>
+                <w:szCs w:val="16"/>
+              </w:rPr>
+              <w:t xml:space="preserve">معدل العائد المطلوب   ·   capital charge   ·   required rate of return</w:t>
+            </w:r>
+          </w:p>
+        </w:tc>
+      </w:tr>
+    </w:tbl>
+    <w:p/>
+    <w:p>
+      <w:pPr>
+        <w:pageBreakBefore w:val="true"/>
+        <w:spacing w:after="0"/>
+      </w:pPr>
+      <w:r>
+        <w:rPr>
+          <w:sz w:val="2"/>
+        </w:rPr>
+        <w:t xml:space="preserve"> </w:t>
+      </w:r>
+    </w:p>
     <w:tbl>
       <w:tblPr>
         <w:tblW w:type="pct" w:w="100%"/>
@@ -3871,14 +4235,14 @@
                 <w:sz w:val="16"/>
                 <w:szCs w:val="16"/>
               </w:rPr>
-              <w:t xml:space="preserve">4  </w:t>
-            </w:r>
-            <w:r>
-              <w:rPr>
-                <w:sz w:val="16"/>
-                <w:szCs w:val="16"/>
-              </w:rPr>
-              <w:t xml:space="preserve">comparison</w:t>
+              <w:t xml:space="preserve">5  </w:t>
+            </w:r>
+            <w:r>
+              <w:rPr>
+                <w:sz w:val="16"/>
+                <w:szCs w:val="16"/>
+              </w:rPr>
+              <w:t xml:space="preserve">performance</w:t>
             </w:r>
           </w:p>
         </w:tc>
@@ -3939,14 +4303,14 @@
                 <w:sz w:val="16"/>
                 <w:szCs w:val="16"/>
               </w:rPr>
-              <w:t xml:space="preserve">5  </w:t>
-            </w:r>
-            <w:r>
-              <w:rPr>
-                <w:sz w:val="16"/>
-                <w:szCs w:val="16"/>
-              </w:rPr>
-              <w:t xml:space="preserve">performance</w:t>
+              <w:t xml:space="preserve">6  </w:t>
+            </w:r>
+            <w:r>
+              <w:rPr>
+                <w:sz w:val="16"/>
+                <w:szCs w:val="16"/>
+              </w:rPr>
+              <w:t xml:space="preserve">required rate of return</w:t>
             </w:r>
           </w:p>
         </w:tc>
@@ -3982,6 +4346,74 @@
                 <w:szCs w:val="16"/>
               </w:rPr>
               <w:t xml:space="preserve">percentage</w:t>
+            </w:r>
+          </w:p>
+        </w:tc>
+        <w:tc>
+          <w:tcPr>
+            <w:tcW w:type="pct" w:w="2500"/>
+            <w:tcMar>
+              <w:top w:type="dxa" w:w="20"/>
+              <w:left w:type="dxa" w:w="80"/>
+              <w:bottom w:type="dxa" w:w="20"/>
+              <w:right w:type="dxa" w:w="80"/>
+            </w:tcMar>
+          </w:tcPr>
+          <w:p>
+            <w:pPr>
+              <w:spacing w:before="12" w:after="12"/>
+            </w:pPr>
+            <w:r>
+              <w:rPr>
+                <w:b/>
+                <w:bCs/>
+                <w:color w:val="8186EF"/>
+                <w:sz w:val="16"/>
+                <w:szCs w:val="16"/>
+              </w:rPr>
+              <w:t xml:space="preserve">7  </w:t>
+            </w:r>
+            <w:r>
+              <w:rPr>
+                <w:sz w:val="16"/>
+                <w:szCs w:val="16"/>
+              </w:rPr>
+              <w:t xml:space="preserve">capital charge</w:t>
+            </w:r>
+          </w:p>
+        </w:tc>
+      </w:tr>
+      <w:tr>
+        <w:tc>
+          <w:tcPr>
+            <w:tcW w:type="pct" w:w="2500"/>
+            <w:tcMar>
+              <w:top w:type="dxa" w:w="20"/>
+              <w:left w:type="dxa" w:w="80"/>
+              <w:bottom w:type="dxa" w:w="20"/>
+              <w:right w:type="dxa" w:w="80"/>
+            </w:tcMar>
+          </w:tcPr>
+          <w:p>
+            <w:pPr>
+              <w:spacing w:before="12" w:after="12"/>
+            </w:pPr>
+            <w:r>
+              <w:rPr>
+                <w:b/>
+                <w:bCs/>
+                <w:color w:val="8186EF"/>
+                <w:sz w:val="16"/>
+                <w:szCs w:val="16"/>
+              </w:rPr>
+              <w:t xml:space="preserve">4  </w:t>
+            </w:r>
+            <w:r>
+              <w:rPr>
+                <w:sz w:val="16"/>
+                <w:szCs w:val="16"/>
+              </w:rPr>
+              <w:t xml:space="preserve">comparison</w:t>
             </w:r>
           </w:p>
         </w:tc>
@@ -5858,7 +6290,7 @@
                     </pic:cNvPicPr>
                   </pic:nvPicPr>
                   <pic:blipFill>
-                    <a:blip r:embed="rId104" cstate="none"/>
+                    <a:blip r:embed="rId106" cstate="none"/>
                     <a:srcRect/>
                     <a:stretch>
                       <a:fillRect/>
@@ -12256,6 +12688,154 @@
       </w:tr>
     </w:tbl>
     <w:p/>
+    <w:p>
+      <w:pPr>
+        <w:pageBreakBefore w:val="true"/>
+        <w:spacing w:after="0"/>
+      </w:pPr>
+      <w:r>
+        <w:rPr>
+          <w:sz w:val="2"/>
+        </w:rPr>
+        <w:t xml:space="preserve"> </w:t>
+      </w:r>
+    </w:p>
+    <w:p>
+      <w:pPr>
+        <w:spacing w:before="44" w:after="10"/>
+      </w:pPr>
+      <w:r>
+        <w:rPr>
+          <w:b/>
+          <w:bCs/>
+          <w:color w:val="353A7C"/>
+          <w:sz w:val="18"/>
+          <w:szCs w:val="18"/>
+        </w:rPr>
+        <w:t xml:space="preserve">The English this section uses, and its Arabic</w:t>
+      </w:r>
+    </w:p>
+    <w:p>
+      <w:pPr>
+        <w:spacing w:before="0" w:after="12"/>
+      </w:pPr>
+      <w:r>
+        <w:rPr>
+          <w:color w:val="6B7280"/>
+          <w:sz w:val="15"/>
+          <w:szCs w:val="15"/>
+        </w:rPr>
+        <w:t xml:space="preserve">Each term sits against what it means.</w:t>
+      </w:r>
+    </w:p>
+    <w:p>
+      <w:pPr>
+        <w:spacing w:after="40" w:before="90"/>
+        <w:jc w:val="center"/>
+      </w:pPr>
+      <w:r>
+        <w:drawing>
+          <wp:inline distT="0" distB="0" distL="0" distR="0">
+            <wp:extent cx="5734050" cy="2074825"/>
+            <wp:effectExtent t="0" r="0" b="0" l="0"/>
+            <wp:docPr id="1" name="" descr="" title=""/>
+            <wp:cNvGraphicFramePr>
+              <a:graphicFrameLocks xmlns:a="http://schemas.openxmlformats.org/drawingml/2006/main" noChangeAspect="1"/>
+            </wp:cNvGraphicFramePr>
+            <a:graphic xmlns:a="http://schemas.openxmlformats.org/drawingml/2006/main">
+              <a:graphicData uri="http://schemas.openxmlformats.org/drawingml/2006/picture">
+                <pic:pic xmlns:pic="http://schemas.openxmlformats.org/drawingml/2006/picture">
+                  <pic:nvPicPr>
+                    <pic:cNvPr id="0" name="" descr=""/>
+                    <pic:cNvPicPr>
+                      <a:picLocks noChangeAspect="1" noChangeArrowheads="1"/>
+                    </pic:cNvPicPr>
+                  </pic:nvPicPr>
+                  <pic:blipFill>
+                    <a:blip r:embed="rId107" cstate="none"/>
+                    <a:srcRect/>
+                    <a:stretch>
+                      <a:fillRect/>
+                    </a:stretch>
+                  </pic:blipFill>
+                  <pic:spPr bwMode="auto">
+                    <a:xfrm>
+                      <a:off x="0" y="0"/>
+                      <a:ext cx="5734050" cy="2074825"/>
+                    </a:xfrm>
+                    <a:prstGeom prst="rect">
+                      <a:avLst/>
+                    </a:prstGeom>
+                  </pic:spPr>
+                </pic:pic>
+              </a:graphicData>
+            </a:graphic>
+          </wp:inline>
+        </w:drawing>
+      </w:r>
+    </w:p>
+    <w:tbl>
+      <w:tblPr>
+        <w:tblW w:type="pct" w:w="100%"/>
+        <w:tblLayout w:type="fixed"/>
+        <w:tblBorders>
+          <w:top w:val="single" w:color="FBFAF6" w:sz="4"/>
+          <w:left w:val="single" w:color="FBFAF6" w:sz="4"/>
+          <w:bottom w:val="single" w:color="FBFAF6" w:sz="4"/>
+          <w:right w:val="single" w:color="FBFAF6" w:sz="4"/>
+          <w:insideH w:val="single" w:color="FBFAF6" w:sz="4"/>
+          <w:insideV w:val="single" w:color="FBFAF6" w:sz="4"/>
+        </w:tblBorders>
+      </w:tblPr>
+      <w:tblGrid>
+        <w:gridCol w:w="9600"/>
+      </w:tblGrid>
+      <w:tr>
+        <w:tc>
+          <w:tcPr>
+            <w:tcW w:type="pct" w:w="5000"/>
+            <w:shd w:fill="FBFAF6" w:val="clear"/>
+            <w:tcMar>
+              <w:top w:type="dxa" w:w="40"/>
+              <w:left w:type="dxa" w:w="100"/>
+              <w:bottom w:type="dxa" w:w="40"/>
+              <w:right w:type="dxa" w:w="100"/>
+            </w:tcMar>
+          </w:tcPr>
+          <w:p>
+            <w:pPr>
+              <w:spacing w:before="18" w:after="6"/>
+            </w:pPr>
+            <w:r>
+              <w:rPr>
+                <w:b/>
+                <w:bCs/>
+                <w:color w:val="6B7280"/>
+                <w:sz w:val="14"/>
+                <w:szCs w:val="14"/>
+              </w:rPr>
+              <w:t xml:space="preserve">word list</w:t>
+            </w:r>
+          </w:p>
+          <w:p>
+            <w:pPr>
+              <w:spacing w:before="0" w:after="18"/>
+            </w:pPr>
+            <w:r>
+              <w:rPr>
+                <w:b/>
+                <w:bCs/>
+                <w:color w:val="353A7C"/>
+                <w:sz w:val="16"/>
+                <w:szCs w:val="16"/>
+              </w:rPr>
+              <w:t xml:space="preserve">suboptimization   ·   investment base   ·   residual income (RI)</w:t>
+            </w:r>
+          </w:p>
+        </w:tc>
+      </w:tr>
+    </w:tbl>
+    <w:p/>
     <w:tbl>
       <w:tblPr>
         <w:tblW w:type="pct" w:w="100%"/>
@@ -12634,14 +13214,14 @@
                 <w:sz w:val="16"/>
                 <w:szCs w:val="16"/>
               </w:rPr>
-              <w:t xml:space="preserve">9  </w:t>
-            </w:r>
-            <w:r>
-              <w:rPr>
-                <w:sz w:val="16"/>
-                <w:szCs w:val="16"/>
-              </w:rPr>
-              <w:t xml:space="preserve">Calculate</w:t>
+              <w:t xml:space="preserve">10  </w:t>
+            </w:r>
+            <w:r>
+              <w:rPr>
+                <w:sz w:val="16"/>
+                <w:szCs w:val="16"/>
+              </w:rPr>
+              <w:t xml:space="preserve">Division operating assets</w:t>
             </w:r>
           </w:p>
         </w:tc>
@@ -12702,14 +13282,14 @@
                 <w:sz w:val="16"/>
                 <w:szCs w:val="16"/>
               </w:rPr>
-              <w:t xml:space="preserve">10  </w:t>
-            </w:r>
-            <w:r>
-              <w:rPr>
-                <w:sz w:val="16"/>
-                <w:szCs w:val="16"/>
-              </w:rPr>
-              <w:t xml:space="preserve">Division operating assets</w:t>
+              <w:t xml:space="preserve">11  </w:t>
+            </w:r>
+            <w:r>
+              <w:rPr>
+                <w:sz w:val="16"/>
+                <w:szCs w:val="16"/>
+              </w:rPr>
+              <w:t xml:space="preserve">Investment in the new line</w:t>
             </w:r>
           </w:p>
         </w:tc>
@@ -12770,14 +13350,14 @@
                 <w:sz w:val="16"/>
                 <w:szCs w:val="16"/>
               </w:rPr>
-              <w:t xml:space="preserve">11  </w:t>
-            </w:r>
-            <w:r>
-              <w:rPr>
-                <w:sz w:val="16"/>
-                <w:szCs w:val="16"/>
-              </w:rPr>
-              <w:t xml:space="preserve">Investment in the new line</w:t>
+              <w:t xml:space="preserve">12  </w:t>
+            </w:r>
+            <w:r>
+              <w:rPr>
+                <w:sz w:val="16"/>
+                <w:szCs w:val="16"/>
+              </w:rPr>
+              <w:t xml:space="preserve">Extra operating income it would earn each year</w:t>
             </w:r>
           </w:p>
         </w:tc>
@@ -12838,14 +13418,14 @@
                 <w:sz w:val="16"/>
                 <w:szCs w:val="16"/>
               </w:rPr>
-              <w:t xml:space="preserve">12  </w:t>
-            </w:r>
-            <w:r>
-              <w:rPr>
-                <w:sz w:val="16"/>
-                <w:szCs w:val="16"/>
-              </w:rPr>
-              <w:t xml:space="preserve">Extra operating income it would earn each year</w:t>
+              <w:t xml:space="preserve">13  </w:t>
+            </w:r>
+            <w:r>
+              <w:rPr>
+                <w:sz w:val="16"/>
+                <w:szCs w:val="16"/>
+              </w:rPr>
+              <w:t xml:space="preserve">$840,000 − 12% × $6,000,000 = $120,000</w:t>
             </w:r>
           </w:p>
         </w:tc>
@@ -12906,14 +13486,14 @@
                 <w:sz w:val="16"/>
                 <w:szCs w:val="16"/>
               </w:rPr>
-              <w:t xml:space="preserve">13  </w:t>
-            </w:r>
-            <w:r>
-              <w:rPr>
-                <w:sz w:val="16"/>
-                <w:szCs w:val="16"/>
-              </w:rPr>
-              <w:t xml:space="preserve">$840,000 − 12% × $6,000,000 = $120,000</w:t>
+              <w:t xml:space="preserve">14  </w:t>
+            </w:r>
+            <w:r>
+              <w:rPr>
+                <w:sz w:val="16"/>
+                <w:szCs w:val="16"/>
+              </w:rPr>
+              <w:t xml:space="preserve">Supports accepting</w:t>
             </w:r>
           </w:p>
         </w:tc>
@@ -12974,14 +13554,14 @@
                 <w:sz w:val="16"/>
                 <w:szCs w:val="16"/>
               </w:rPr>
-              <w:t xml:space="preserve">14  </w:t>
-            </w:r>
-            <w:r>
-              <w:rPr>
-                <w:sz w:val="16"/>
-                <w:szCs w:val="16"/>
-              </w:rPr>
-              <w:t xml:space="preserve">Supports accepting</w:t>
+              <w:t xml:space="preserve">15  </w:t>
+            </w:r>
+            <w:r>
+              <w:rPr>
+                <w:sz w:val="16"/>
+                <w:szCs w:val="16"/>
+              </w:rPr>
+              <w:t xml:space="preserve">Supports rejecting</w:t>
             </w:r>
           </w:p>
         </w:tc>
@@ -13042,14 +13622,14 @@
                 <w:sz w:val="16"/>
                 <w:szCs w:val="16"/>
               </w:rPr>
-              <w:t xml:space="preserve">15  </w:t>
-            </w:r>
-            <w:r>
-              <w:rPr>
-                <w:sz w:val="16"/>
-                <w:szCs w:val="16"/>
-              </w:rPr>
-              <w:t xml:space="preserve">Supports rejecting</w:t>
+              <w:t xml:space="preserve">16  </w:t>
+            </w:r>
+            <w:r>
+              <w:rPr>
+                <w:sz w:val="16"/>
+                <w:szCs w:val="16"/>
+              </w:rPr>
+              <w:t xml:space="preserve">residual income (RI)</w:t>
             </w:r>
           </w:p>
         </w:tc>
@@ -13085,6 +13665,74 @@
                 <w:szCs w:val="16"/>
               </w:rPr>
               <w:t xml:space="preserve">required</w:t>
+            </w:r>
+          </w:p>
+        </w:tc>
+        <w:tc>
+          <w:tcPr>
+            <w:tcW w:type="pct" w:w="2500"/>
+            <w:tcMar>
+              <w:top w:type="dxa" w:w="20"/>
+              <w:left w:type="dxa" w:w="80"/>
+              <w:bottom w:type="dxa" w:w="20"/>
+              <w:right w:type="dxa" w:w="80"/>
+            </w:tcMar>
+          </w:tcPr>
+          <w:p>
+            <w:pPr>
+              <w:spacing w:before="12" w:after="12"/>
+            </w:pPr>
+            <w:r>
+              <w:rPr>
+                <w:b/>
+                <w:bCs/>
+                <w:color w:val="8186EF"/>
+                <w:sz w:val="16"/>
+                <w:szCs w:val="16"/>
+              </w:rPr>
+              <w:t xml:space="preserve">17  </w:t>
+            </w:r>
+            <w:r>
+              <w:rPr>
+                <w:sz w:val="16"/>
+                <w:szCs w:val="16"/>
+              </w:rPr>
+              <w:t xml:space="preserve">suboptimization</w:t>
+            </w:r>
+          </w:p>
+        </w:tc>
+      </w:tr>
+      <w:tr>
+        <w:tc>
+          <w:tcPr>
+            <w:tcW w:type="pct" w:w="2500"/>
+            <w:tcMar>
+              <w:top w:type="dxa" w:w="20"/>
+              <w:left w:type="dxa" w:w="80"/>
+              <w:bottom w:type="dxa" w:w="20"/>
+              <w:right w:type="dxa" w:w="80"/>
+            </w:tcMar>
+          </w:tcPr>
+          <w:p>
+            <w:pPr>
+              <w:spacing w:before="12" w:after="12"/>
+            </w:pPr>
+            <w:r>
+              <w:rPr>
+                <w:b/>
+                <w:bCs/>
+                <w:color w:val="8186EF"/>
+                <w:sz w:val="16"/>
+                <w:szCs w:val="16"/>
+              </w:rPr>
+              <w:t xml:space="preserve">9  </w:t>
+            </w:r>
+            <w:r>
+              <w:rPr>
+                <w:sz w:val="16"/>
+                <w:szCs w:val="16"/>
+              </w:rPr>
+              <w:t xml:space="preserve">Calculate</w:t>
             </w:r>
           </w:p>
         </w:tc>
@@ -13482,7 +14130,7 @@
               <w:sz w:val="16"/>
               <w:szCs w:val="16"/>
             </w:rPr>
-            <w:t xml:space="preserve"> of 2</w:t>
+            <w:t xml:space="preserve"> of 3</w:t>
           </w:r>
         </w:p>
       </w:tc>
@@ -13755,7 +14403,7 @@
               <w:sz w:val="16"/>
               <w:szCs w:val="16"/>
             </w:rPr>
-            <w:t xml:space="preserve"> of 1</w:t>
+            <w:t xml:space="preserve"> of 2</w:t>
           </w:r>
         </w:p>
       </w:tc>
@@ -13937,7 +14585,7 @@
               <w:sz w:val="16"/>
               <w:szCs w:val="16"/>
             </w:rPr>
-            <w:t xml:space="preserve"> of 1</w:t>
+            <w:t xml:space="preserve"> of 2</w:t>
           </w:r>
         </w:p>
       </w:tc>

--- a/CMA_Summaries_B3_Ch17.docx
+++ b/CMA_Summaries_B3_Ch17.docx
@@ -1790,7 +1790,7 @@
                 <w:sz w:val="16"/>
                 <w:szCs w:val="16"/>
               </w:rPr>
-              <w:t xml:space="preserve">Reading   ·   separately   ·   Beverages   ·   investment</w:t>
+              <w:t xml:space="preserve">warehouse   ·   separately   ·   Beverages   ·   investment</w:t>
             </w:r>
           </w:p>
         </w:tc>
@@ -1838,6 +1838,168 @@
                 <w:szCs w:val="19"/>
               </w:rPr>
               <w:t xml:space="preserve">Worked example: the three divisions</w:t>
+            </w:r>
+          </w:p>
+        </w:tc>
+      </w:tr>
+    </w:tbl>
+    <w:p/>
+    <w:p>
+      <w:pPr>
+        <w:spacing w:before="44" w:after="14"/>
+      </w:pPr>
+      <w:r>
+        <w:rPr>
+          <w:b/>
+          <w:bCs/>
+          <w:color w:val="353A7C"/>
+          <w:sz w:val="18"/>
+          <w:szCs w:val="18"/>
+        </w:rPr>
+        <w:t xml:space="preserve">Summary 2</w:t>
+      </w:r>
+      <w:r>
+        <w:rPr>
+          <w:color w:val="6B7280"/>
+          <w:sz w:val="16"/>
+          <w:szCs w:val="16"/>
+        </w:rPr>
+        <w:t xml:space="preserve">      gaps 4–5</w:t>
+      </w:r>
+    </w:p>
+    <w:p>
+      <w:pPr>
+        <w:spacing w:before="20" w:after="20" w:line="360" w:lineRule="auto"/>
+        <w:ind w:left="200"/>
+      </w:pPr>
+      <w:r>
+        <w:rPr>
+          <w:sz w:val="19"/>
+          <w:szCs w:val="19"/>
+        </w:rPr>
+        <w:t xml:space="preserve">Oils earns a </w:t>
+      </w:r>
+      <w:r>
+        <w:rPr>
+          <w:b/>
+          <w:bCs/>
+          <w:color w:val="8186EF"/>
+          <w:sz w:val="15"/>
+          <w:szCs w:val="15"/>
+        </w:rPr>
+        <w:t xml:space="preserve"> (4) </w:t>
+      </w:r>
+      <w:r>
+        <w:rPr>
+          <w:u w:val="single"/>
+          <w:sz w:val="19"/>
+          <w:szCs w:val="19"/>
+        </w:rPr>
+        <w:t xml:space="preserve">           </w:t>
+      </w:r>
+      <w:r>
+        <w:rPr>
+          <w:sz w:val="19"/>
+          <w:szCs w:val="19"/>
+        </w:rPr>
+        <w:t xml:space="preserve"> </w:t>
+      </w:r>
+      <w:r>
+        <w:rPr>
+          <w:sz w:val="19"/>
+          <w:szCs w:val="19"/>
+        </w:rPr>
+        <w:t xml:space="preserve"> margin than Tahini &amp; </w:t>
+      </w:r>
+      <w:r>
+        <w:rPr>
+          <w:b/>
+          <w:bCs/>
+          <w:color w:val="8186EF"/>
+          <w:sz w:val="15"/>
+          <w:szCs w:val="15"/>
+        </w:rPr>
+        <w:t xml:space="preserve"> (5) </w:t>
+      </w:r>
+      <w:r>
+        <w:rPr>
+          <w:u w:val="single"/>
+          <w:sz w:val="19"/>
+          <w:szCs w:val="19"/>
+        </w:rPr>
+        <w:t xml:space="preserve">           </w:t>
+      </w:r>
+      <w:r>
+        <w:rPr>
+          <w:sz w:val="19"/>
+          <w:szCs w:val="19"/>
+        </w:rPr>
+        <w:t xml:space="preserve"> </w:t>
+      </w:r>
+      <w:r>
+        <w:rPr>
+          <w:sz w:val="19"/>
+          <w:szCs w:val="19"/>
+        </w:rPr>
+        <w:t xml:space="preserve"> but turns its assets over twice as fast, so its ROI is higher. </w:t>
+      </w:r>
+    </w:p>
+    <w:tbl>
+      <w:tblPr>
+        <w:tblW w:type="pct" w:w="100%"/>
+        <w:tblLayout w:type="fixed"/>
+        <w:tblBorders>
+          <w:top w:val="single" w:color="FBFAF6" w:sz="4"/>
+          <w:left w:val="single" w:color="FBFAF6" w:sz="4"/>
+          <w:bottom w:val="single" w:color="FBFAF6" w:sz="4"/>
+          <w:right w:val="single" w:color="FBFAF6" w:sz="4"/>
+          <w:insideH w:val="single" w:color="FBFAF6" w:sz="4"/>
+          <w:insideV w:val="single" w:color="FBFAF6" w:sz="4"/>
+        </w:tblBorders>
+      </w:tblPr>
+      <w:tblGrid>
+        <w:gridCol w:w="9600"/>
+      </w:tblGrid>
+      <w:tr>
+        <w:tc>
+          <w:tcPr>
+            <w:tcW w:type="pct" w:w="5000"/>
+            <w:shd w:fill="FBFAF6" w:val="clear"/>
+            <w:tcMar>
+              <w:top w:type="dxa" w:w="40"/>
+              <w:left w:type="dxa" w:w="100"/>
+              <w:bottom w:type="dxa" w:w="40"/>
+              <w:right w:type="dxa" w:w="100"/>
+            </w:tcMar>
+          </w:tcPr>
+          <w:p>
+            <w:pPr>
+              <w:spacing w:before="18" w:after="6"/>
+            </w:pPr>
+            <w:r>
+              <w:rPr>
+                <w:b/>
+                <w:bCs/>
+                <w:color w:val="6B7280"/>
+                <w:sz w:val="14"/>
+                <w:szCs w:val="14"/>
+              </w:rPr>
+              <w:t xml:space="preserve">word list</w:t>
+            </w:r>
+          </w:p>
+          <w:p>
+            <w:pPr>
+              <w:spacing w:before="0" w:after="18"/>
+            </w:pPr>
+            <w:r>
+              <w:rPr>
+                <w:b/>
+                <w:bCs/>
+                <w:color w:val="353A7C"/>
+                <w:sz w:val="16"/>
+                <w:szCs w:val="16"/>
+              </w:rPr>
+              <w:t xml:space="preserve">Spreads   ·   thinner   ·   manager</w:t>
             </w:r>
           </w:p>
         </w:tc>
@@ -1973,7 +2135,7 @@
                 <w:sz w:val="16"/>
                 <w:szCs w:val="16"/>
               </w:rPr>
-              <w:t xml:space="preserve">suboptimization   ·   Beverages</w:t>
+              <w:t xml:space="preserve">residual income (RI)   ·   Tahini &amp; Spreads</w:t>
             </w:r>
           </w:p>
         </w:tc>
@@ -2039,7 +2201,7 @@
           <w:sz w:val="18"/>
           <w:szCs w:val="18"/>
         </w:rPr>
-        <w:t xml:space="preserve">Summary 2</w:t>
+        <w:t xml:space="preserve">Summary 3</w:t>
       </w:r>
       <w:r>
         <w:rPr>
@@ -2047,7 +2209,7 @@
           <w:sz w:val="16"/>
           <w:szCs w:val="16"/>
         </w:rPr>
-        <w:t xml:space="preserve">      gaps 5–8</w:t>
+        <w:t xml:space="preserve">      gaps 7–10</w:t>
       </w:r>
     </w:p>
     <w:p>
@@ -2077,7 +2239,7 @@
           <w:sz w:val="15"/>
           <w:szCs w:val="15"/>
         </w:rPr>
-        <w:t xml:space="preserve"> (5) </w:t>
+        <w:t xml:space="preserve"> (7) </w:t>
       </w:r>
       <w:r>
         <w:rPr>
@@ -2116,7 +2278,7 @@
           <w:sz w:val="15"/>
           <w:szCs w:val="15"/>
         </w:rPr>
-        <w:t xml:space="preserve"> (6) </w:t>
+        <w:t xml:space="preserve"> (8) </w:t>
       </w:r>
       <w:r>
         <w:rPr>
@@ -2148,7 +2310,7 @@
           <w:sz w:val="15"/>
           <w:szCs w:val="15"/>
         </w:rPr>
-        <w:t xml:space="preserve"> (7) </w:t>
+        <w:t xml:space="preserve"> (9) </w:t>
       </w:r>
       <w:r>
         <w:rPr>
@@ -2180,7 +2342,7 @@
           <w:sz w:val="15"/>
           <w:szCs w:val="15"/>
         </w:rPr>
-        <w:t xml:space="preserve"> (8) </w:t>
+        <w:t xml:space="preserve"> (10) </w:t>
       </w:r>
       <w:r>
         <w:rPr>
@@ -2260,7 +2422,7 @@
                 <w:sz w:val="16"/>
                 <w:szCs w:val="16"/>
               </w:rPr>
-              <w:t xml:space="preserve">Reading   ·   Complete   ·   manager   ·   warehouse   ·   without</w:t>
+              <w:t xml:space="preserve">selling   ·   manager   ·   Reading   ·   without   ·   warehouse</w:t>
             </w:r>
           </w:p>
         </w:tc>
@@ -2793,14 +2955,14 @@
                 <w:sz w:val="16"/>
                 <w:szCs w:val="16"/>
               </w:rPr>
-              <w:t xml:space="preserve">6  </w:t>
-            </w:r>
-            <w:r>
-              <w:rPr>
-                <w:sz w:val="16"/>
-                <w:szCs w:val="16"/>
-              </w:rPr>
-              <w:t xml:space="preserve">manager</w:t>
+              <w:t xml:space="preserve">7  </w:t>
+            </w:r>
+            <w:r>
+              <w:rPr>
+                <w:sz w:val="16"/>
+                <w:szCs w:val="16"/>
+              </w:rPr>
+              <w:t xml:space="preserve">Reading</w:t>
             </w:r>
           </w:p>
         </w:tc>
@@ -2861,14 +3023,14 @@
                 <w:sz w:val="16"/>
                 <w:szCs w:val="16"/>
               </w:rPr>
-              <w:t xml:space="preserve">7  </w:t>
-            </w:r>
-            <w:r>
-              <w:rPr>
-                <w:sz w:val="16"/>
-                <w:szCs w:val="16"/>
-              </w:rPr>
-              <w:t xml:space="preserve">warehouse</w:t>
+              <w:t xml:space="preserve">8  </w:t>
+            </w:r>
+            <w:r>
+              <w:rPr>
+                <w:sz w:val="16"/>
+                <w:szCs w:val="16"/>
+              </w:rPr>
+              <w:t xml:space="preserve">manager</w:t>
             </w:r>
           </w:p>
         </w:tc>
@@ -2929,14 +3091,14 @@
                 <w:sz w:val="16"/>
                 <w:szCs w:val="16"/>
               </w:rPr>
-              <w:t xml:space="preserve">8  </w:t>
-            </w:r>
-            <w:r>
-              <w:rPr>
-                <w:sz w:val="16"/>
-                <w:szCs w:val="16"/>
-              </w:rPr>
-              <w:t xml:space="preserve">without</w:t>
+              <w:t xml:space="preserve">9  </w:t>
+            </w:r>
+            <w:r>
+              <w:rPr>
+                <w:sz w:val="16"/>
+                <w:szCs w:val="16"/>
+              </w:rPr>
+              <w:t xml:space="preserve">warehouse</w:t>
             </w:r>
           </w:p>
         </w:tc>
@@ -2971,7 +3133,7 @@
                 <w:sz w:val="16"/>
                 <w:szCs w:val="16"/>
               </w:rPr>
-              <w:t xml:space="preserve">Beverages</w:t>
+              <w:t xml:space="preserve">thinner</w:t>
             </w:r>
           </w:p>
         </w:tc>
@@ -2997,14 +3159,14 @@
                 <w:sz w:val="16"/>
                 <w:szCs w:val="16"/>
               </w:rPr>
-              <w:t xml:space="preserve">9  </w:t>
-            </w:r>
-            <w:r>
-              <w:rPr>
-                <w:sz w:val="16"/>
-                <w:szCs w:val="16"/>
-              </w:rPr>
-              <w:t xml:space="preserve">return on investment (ROI)</w:t>
+              <w:t xml:space="preserve">10  </w:t>
+            </w:r>
+            <w:r>
+              <w:rPr>
+                <w:sz w:val="16"/>
+                <w:szCs w:val="16"/>
+              </w:rPr>
+              <w:t xml:space="preserve">without</w:t>
             </w:r>
           </w:p>
         </w:tc>
@@ -3039,7 +3201,7 @@
                 <w:sz w:val="16"/>
                 <w:szCs w:val="16"/>
               </w:rPr>
-              <w:t xml:space="preserve">Reading</w:t>
+              <w:t xml:space="preserve">Spreads</w:t>
             </w:r>
           </w:p>
         </w:tc>
@@ -3065,7 +3227,75 @@
                 <w:sz w:val="16"/>
                 <w:szCs w:val="16"/>
               </w:rPr>
-              <w:t xml:space="preserve">10  </w:t>
+              <w:t xml:space="preserve">11  </w:t>
+            </w:r>
+            <w:r>
+              <w:rPr>
+                <w:sz w:val="16"/>
+                <w:szCs w:val="16"/>
+              </w:rPr>
+              <w:t xml:space="preserve">return on investment (ROI)</w:t>
+            </w:r>
+          </w:p>
+        </w:tc>
+      </w:tr>
+      <w:tr>
+        <w:tc>
+          <w:tcPr>
+            <w:tcW w:type="pct" w:w="2500"/>
+            <w:tcMar>
+              <w:top w:type="dxa" w:w="20"/>
+              <w:left w:type="dxa" w:w="80"/>
+              <w:bottom w:type="dxa" w:w="20"/>
+              <w:right w:type="dxa" w:w="80"/>
+            </w:tcMar>
+          </w:tcPr>
+          <w:p>
+            <w:pPr>
+              <w:spacing w:before="12" w:after="12"/>
+            </w:pPr>
+            <w:r>
+              <w:rPr>
+                <w:b/>
+                <w:bCs/>
+                <w:color w:val="8186EF"/>
+                <w:sz w:val="16"/>
+                <w:szCs w:val="16"/>
+              </w:rPr>
+              <w:t xml:space="preserve">6  </w:t>
+            </w:r>
+            <w:r>
+              <w:rPr>
+                <w:sz w:val="16"/>
+                <w:szCs w:val="16"/>
+              </w:rPr>
+              <w:t xml:space="preserve">Tahini &amp; Spreads</w:t>
+            </w:r>
+          </w:p>
+        </w:tc>
+        <w:tc>
+          <w:tcPr>
+            <w:tcW w:type="pct" w:w="2500"/>
+            <w:tcMar>
+              <w:top w:type="dxa" w:w="20"/>
+              <w:left w:type="dxa" w:w="80"/>
+              <w:bottom w:type="dxa" w:w="20"/>
+              <w:right w:type="dxa" w:w="80"/>
+            </w:tcMar>
+          </w:tcPr>
+          <w:p>
+            <w:pPr>
+              <w:spacing w:before="12" w:after="12"/>
+            </w:pPr>
+            <w:r>
+              <w:rPr>
+                <w:b/>
+                <w:bCs/>
+                <w:color w:val="8186EF"/>
+                <w:sz w:val="16"/>
+                <w:szCs w:val="16"/>
+              </w:rPr>
+              <w:t xml:space="preserve">12  </w:t>
             </w:r>
             <w:r>
               <w:rPr>
@@ -3132,6 +3362,30 @@
           <w:szCs w:val="15"/>
         </w:rPr>
         <w:t xml:space="preserve">Summary 2   </w:t>
+      </w:r>
+      <w:r>
+        <w:rPr>
+          <w:color w:val="6B7280"/>
+          <w:sz w:val="15"/>
+          <w:szCs w:val="15"/>
+        </w:rPr>
+        <w:t xml:space="preserve">Oils earns a thinner margin than Tahini &amp; Spreads but turns its assets over twice as fast, so its ROI is higher.</w:t>
+      </w:r>
+    </w:p>
+    <w:p>
+      <w:pPr>
+        <w:spacing w:before="20" w:after="20"/>
+        <w:ind w:left="240" w:hanging="240"/>
+      </w:pPr>
+      <w:r>
+        <w:rPr>
+          <w:b/>
+          <w:bCs/>
+          <w:color w:val="353A7C"/>
+          <w:sz w:val="15"/>
+          <w:szCs w:val="15"/>
+        </w:rPr>
+        <w:t xml:space="preserve">Summary 3   </w:t>
       </w:r>
       <w:r>
         <w:rPr>
@@ -3226,6 +3480,168 @@
         <w:t xml:space="preserve">Fill every gap. Each word list holds one word more than there are gaps.</w:t>
       </w:r>
     </w:p>
+    <w:p>
+      <w:pPr>
+        <w:spacing w:before="44" w:after="14"/>
+      </w:pPr>
+      <w:r>
+        <w:rPr>
+          <w:b/>
+          <w:bCs/>
+          <w:color w:val="353A7C"/>
+          <w:sz w:val="18"/>
+          <w:szCs w:val="18"/>
+        </w:rPr>
+        <w:t xml:space="preserve">Summary 1</w:t>
+      </w:r>
+      <w:r>
+        <w:rPr>
+          <w:color w:val="6B7280"/>
+          <w:sz w:val="16"/>
+          <w:szCs w:val="16"/>
+        </w:rPr>
+        <w:t xml:space="preserve">      gaps 1–2</w:t>
+      </w:r>
+    </w:p>
+    <w:p>
+      <w:pPr>
+        <w:spacing w:before="20" w:after="20" w:line="360" w:lineRule="auto"/>
+        <w:ind w:left="200"/>
+      </w:pPr>
+      <w:r>
+        <w:rPr>
+          <w:sz w:val="19"/>
+          <w:szCs w:val="19"/>
+        </w:rPr>
+        <w:t xml:space="preserve">Residual income (RI) is </w:t>
+      </w:r>
+      <w:r>
+        <w:rPr>
+          <w:b/>
+          <w:bCs/>
+          <w:color w:val="8186EF"/>
+          <w:sz w:val="15"/>
+          <w:szCs w:val="15"/>
+        </w:rPr>
+        <w:t xml:space="preserve"> (1) </w:t>
+      </w:r>
+      <w:r>
+        <w:rPr>
+          <w:u w:val="single"/>
+          <w:sz w:val="19"/>
+          <w:szCs w:val="19"/>
+        </w:rPr>
+        <w:t xml:space="preserve">           </w:t>
+      </w:r>
+      <w:r>
+        <w:rPr>
+          <w:sz w:val="19"/>
+          <w:szCs w:val="19"/>
+        </w:rPr>
+        <w:t xml:space="preserve"> </w:t>
+      </w:r>
+      <w:r>
+        <w:rPr>
+          <w:sz w:val="19"/>
+          <w:szCs w:val="19"/>
+        </w:rPr>
+        <w:t xml:space="preserve"> income less a capital charge: the required rate of return </w:t>
+      </w:r>
+      <w:r>
+        <w:rPr>
+          <w:b/>
+          <w:bCs/>
+          <w:color w:val="8186EF"/>
+          <w:sz w:val="15"/>
+          <w:szCs w:val="15"/>
+        </w:rPr>
+        <w:t xml:space="preserve"> (2) </w:t>
+      </w:r>
+      <w:r>
+        <w:rPr>
+          <w:u w:val="single"/>
+          <w:sz w:val="19"/>
+          <w:szCs w:val="19"/>
+        </w:rPr>
+        <w:t xml:space="preserve">            </w:t>
+      </w:r>
+      <w:r>
+        <w:rPr>
+          <w:sz w:val="19"/>
+          <w:szCs w:val="19"/>
+        </w:rPr>
+        <w:t xml:space="preserve"> </w:t>
+      </w:r>
+      <w:r>
+        <w:rPr>
+          <w:sz w:val="19"/>
+          <w:szCs w:val="19"/>
+        </w:rPr>
+        <w:t xml:space="preserve"> by the investment base. </w:t>
+      </w:r>
+    </w:p>
+    <w:tbl>
+      <w:tblPr>
+        <w:tblW w:type="pct" w:w="100%"/>
+        <w:tblLayout w:type="fixed"/>
+        <w:tblBorders>
+          <w:top w:val="single" w:color="FBFAF6" w:sz="4"/>
+          <w:left w:val="single" w:color="FBFAF6" w:sz="4"/>
+          <w:bottom w:val="single" w:color="FBFAF6" w:sz="4"/>
+          <w:right w:val="single" w:color="FBFAF6" w:sz="4"/>
+          <w:insideH w:val="single" w:color="FBFAF6" w:sz="4"/>
+          <w:insideV w:val="single" w:color="FBFAF6" w:sz="4"/>
+        </w:tblBorders>
+      </w:tblPr>
+      <w:tblGrid>
+        <w:gridCol w:w="9600"/>
+      </w:tblGrid>
+      <w:tr>
+        <w:tc>
+          <w:tcPr>
+            <w:tcW w:type="pct" w:w="5000"/>
+            <w:shd w:fill="FBFAF6" w:val="clear"/>
+            <w:tcMar>
+              <w:top w:type="dxa" w:w="40"/>
+              <w:left w:type="dxa" w:w="100"/>
+              <w:bottom w:type="dxa" w:w="40"/>
+              <w:right w:type="dxa" w:w="100"/>
+            </w:tcMar>
+          </w:tcPr>
+          <w:p>
+            <w:pPr>
+              <w:spacing w:before="18" w:after="6"/>
+            </w:pPr>
+            <w:r>
+              <w:rPr>
+                <w:b/>
+                <w:bCs/>
+                <w:color w:val="6B7280"/>
+                <w:sz w:val="14"/>
+                <w:szCs w:val="14"/>
+              </w:rPr>
+              <w:t xml:space="preserve">word list</w:t>
+            </w:r>
+          </w:p>
+          <w:p>
+            <w:pPr>
+              <w:spacing w:before="0" w:after="18"/>
+            </w:pPr>
+            <w:r>
+              <w:rPr>
+                <w:b/>
+                <w:bCs/>
+                <w:color w:val="353A7C"/>
+                <w:sz w:val="16"/>
+                <w:szCs w:val="16"/>
+              </w:rPr>
+              <w:t xml:space="preserve">required   ·   multiplied   ·   operating</w:t>
+            </w:r>
+          </w:p>
+        </w:tc>
+      </w:tr>
+    </w:tbl>
+    <w:p/>
     <w:tbl>
       <w:tblPr>
         <w:tblW w:type="pct" w:w="100%"/>
@@ -3481,7 +3897,7 @@
           <w:sz w:val="18"/>
           <w:szCs w:val="18"/>
         </w:rPr>
-        <w:t xml:space="preserve">Summary 1</w:t>
+        <w:t xml:space="preserve">Summary 2</w:t>
       </w:r>
       <w:r>
         <w:rPr>
@@ -3489,7 +3905,7 @@
           <w:sz w:val="16"/>
           <w:szCs w:val="16"/>
         </w:rPr>
-        <w:t xml:space="preserve">      gaps 2–5</w:t>
+        <w:t xml:space="preserve">      gaps 4–7</w:t>
       </w:r>
     </w:p>
     <w:p>
@@ -3519,7 +3935,7 @@
           <w:sz w:val="15"/>
           <w:szCs w:val="15"/>
         </w:rPr>
-        <w:t xml:space="preserve"> (2) </w:t>
+        <w:t xml:space="preserve"> (4) </w:t>
       </w:r>
       <w:r>
         <w:rPr>
@@ -3551,7 +3967,7 @@
           <w:sz w:val="15"/>
           <w:szCs w:val="15"/>
         </w:rPr>
-        <w:t xml:space="preserve"> (3) </w:t>
+        <w:t xml:space="preserve"> (5) </w:t>
       </w:r>
       <w:r>
         <w:rPr>
@@ -3590,7 +4006,7 @@
           <w:sz w:val="15"/>
           <w:szCs w:val="15"/>
         </w:rPr>
-        <w:t xml:space="preserve"> (4) </w:t>
+        <w:t xml:space="preserve"> (6) </w:t>
       </w:r>
       <w:r>
         <w:rPr>
@@ -3622,7 +4038,7 @@
           <w:sz w:val="15"/>
           <w:szCs w:val="15"/>
         </w:rPr>
-        <w:t xml:space="preserve"> (5) </w:t>
+        <w:t xml:space="preserve"> (7) </w:t>
       </w:r>
       <w:r>
         <w:rPr>
@@ -3702,13 +4118,25 @@
                 <w:sz w:val="16"/>
                 <w:szCs w:val="16"/>
               </w:rPr>
-              <w:t xml:space="preserve">comparison   ·   percentage   ·   performance   ·   usually   ·   Residual</w:t>
+              <w:t xml:space="preserve">multiplied   ·   Residual   ·   performance   ·   percentage   ·   comparison</w:t>
             </w:r>
           </w:p>
         </w:tc>
       </w:tr>
     </w:tbl>
     <w:p/>
+    <w:p>
+      <w:pPr>
+        <w:pageBreakBefore w:val="true"/>
+        <w:spacing w:after="0"/>
+      </w:pPr>
+      <w:r>
+        <w:rPr>
+          <w:sz w:val="2"/>
+        </w:rPr>
+        <w:t xml:space="preserve"> </w:t>
+      </w:r>
+    </w:p>
     <w:p>
       <w:pPr>
         <w:spacing w:before="44" w:after="10"/>
@@ -3838,25 +4266,13 @@
                 <w:sz w:val="16"/>
                 <w:szCs w:val="16"/>
               </w:rPr>
-              <w:t xml:space="preserve">معدل العائد المطلوب   ·   capital charge   ·   required rate of return</w:t>
+              <w:t xml:space="preserve">capital charge   ·   required rate of return   ·   residual income (RI)</w:t>
             </w:r>
           </w:p>
         </w:tc>
       </w:tr>
     </w:tbl>
     <w:p/>
-    <w:p>
-      <w:pPr>
-        <w:pageBreakBefore w:val="true"/>
-        <w:spacing w:after="0"/>
-      </w:pPr>
-      <w:r>
-        <w:rPr>
-          <w:sz w:val="2"/>
-        </w:rPr>
-        <w:t xml:space="preserve"> </w:t>
-      </w:r>
-    </w:p>
     <w:tbl>
       <w:tblPr>
         <w:tblW w:type="pct" w:w="100%"/>
@@ -4209,7 +4625,7 @@
                 <w:sz w:val="16"/>
                 <w:szCs w:val="16"/>
               </w:rPr>
-              <w:t xml:space="preserve">Oils</w:t>
+              <w:t xml:space="preserve">operating</w:t>
             </w:r>
           </w:p>
         </w:tc>
@@ -4235,14 +4651,14 @@
                 <w:sz w:val="16"/>
                 <w:szCs w:val="16"/>
               </w:rPr>
-              <w:t xml:space="preserve">5  </w:t>
-            </w:r>
-            <w:r>
-              <w:rPr>
-                <w:sz w:val="16"/>
-                <w:szCs w:val="16"/>
-              </w:rPr>
-              <w:t xml:space="preserve">performance</w:t>
+              <w:t xml:space="preserve">6  </w:t>
+            </w:r>
+            <w:r>
+              <w:rPr>
+                <w:sz w:val="16"/>
+                <w:szCs w:val="16"/>
+              </w:rPr>
+              <w:t xml:space="preserve">comparison</w:t>
             </w:r>
           </w:p>
         </w:tc>
@@ -4277,7 +4693,7 @@
                 <w:sz w:val="16"/>
                 <w:szCs w:val="16"/>
               </w:rPr>
-              <w:t xml:space="preserve">Residual</w:t>
+              <w:t xml:space="preserve">multiplied</w:t>
             </w:r>
           </w:p>
         </w:tc>
@@ -4303,14 +4719,14 @@
                 <w:sz w:val="16"/>
                 <w:szCs w:val="16"/>
               </w:rPr>
-              <w:t xml:space="preserve">6  </w:t>
-            </w:r>
-            <w:r>
-              <w:rPr>
-                <w:sz w:val="16"/>
-                <w:szCs w:val="16"/>
-              </w:rPr>
-              <w:t xml:space="preserve">required rate of return</w:t>
+              <w:t xml:space="preserve">7  </w:t>
+            </w:r>
+            <w:r>
+              <w:rPr>
+                <w:sz w:val="16"/>
+                <w:szCs w:val="16"/>
+              </w:rPr>
+              <w:t xml:space="preserve">performance</w:t>
             </w:r>
           </w:p>
         </w:tc>
@@ -4345,7 +4761,7 @@
                 <w:sz w:val="16"/>
                 <w:szCs w:val="16"/>
               </w:rPr>
-              <w:t xml:space="preserve">percentage</w:t>
+              <w:t xml:space="preserve">Oils</w:t>
             </w:r>
           </w:p>
         </w:tc>
@@ -4371,14 +4787,14 @@
                 <w:sz w:val="16"/>
                 <w:szCs w:val="16"/>
               </w:rPr>
-              <w:t xml:space="preserve">7  </w:t>
-            </w:r>
-            <w:r>
-              <w:rPr>
-                <w:sz w:val="16"/>
-                <w:szCs w:val="16"/>
-              </w:rPr>
-              <w:t xml:space="preserve">capital charge</w:t>
+              <w:t xml:space="preserve">8  </w:t>
+            </w:r>
+            <w:r>
+              <w:rPr>
+                <w:sz w:val="16"/>
+                <w:szCs w:val="16"/>
+              </w:rPr>
+              <w:t xml:space="preserve">required rate of return</w:t>
             </w:r>
           </w:p>
         </w:tc>
@@ -4413,7 +4829,75 @@
                 <w:sz w:val="16"/>
                 <w:szCs w:val="16"/>
               </w:rPr>
-              <w:t xml:space="preserve">comparison</w:t>
+              <w:t xml:space="preserve">Residual</w:t>
+            </w:r>
+          </w:p>
+        </w:tc>
+        <w:tc>
+          <w:tcPr>
+            <w:tcW w:type="pct" w:w="2500"/>
+            <w:tcMar>
+              <w:top w:type="dxa" w:w="20"/>
+              <w:left w:type="dxa" w:w="80"/>
+              <w:bottom w:type="dxa" w:w="20"/>
+              <w:right w:type="dxa" w:w="80"/>
+            </w:tcMar>
+          </w:tcPr>
+          <w:p>
+            <w:pPr>
+              <w:spacing w:before="12" w:after="12"/>
+            </w:pPr>
+            <w:r>
+              <w:rPr>
+                <w:b/>
+                <w:bCs/>
+                <w:color w:val="8186EF"/>
+                <w:sz w:val="16"/>
+                <w:szCs w:val="16"/>
+              </w:rPr>
+              <w:t xml:space="preserve">9  </w:t>
+            </w:r>
+            <w:r>
+              <w:rPr>
+                <w:sz w:val="16"/>
+                <w:szCs w:val="16"/>
+              </w:rPr>
+              <w:t xml:space="preserve">capital charge</w:t>
+            </w:r>
+          </w:p>
+        </w:tc>
+      </w:tr>
+      <w:tr>
+        <w:tc>
+          <w:tcPr>
+            <w:tcW w:type="pct" w:w="2500"/>
+            <w:tcMar>
+              <w:top w:type="dxa" w:w="20"/>
+              <w:left w:type="dxa" w:w="80"/>
+              <w:bottom w:type="dxa" w:w="20"/>
+              <w:right w:type="dxa" w:w="80"/>
+            </w:tcMar>
+          </w:tcPr>
+          <w:p>
+            <w:pPr>
+              <w:spacing w:before="12" w:after="12"/>
+            </w:pPr>
+            <w:r>
+              <w:rPr>
+                <w:b/>
+                <w:bCs/>
+                <w:color w:val="8186EF"/>
+                <w:sz w:val="16"/>
+                <w:szCs w:val="16"/>
+              </w:rPr>
+              <w:t xml:space="preserve">5  </w:t>
+            </w:r>
+            <w:r>
+              <w:rPr>
+                <w:sz w:val="16"/>
+                <w:szCs w:val="16"/>
+              </w:rPr>
+              <w:t xml:space="preserve">percentage</w:t>
             </w:r>
           </w:p>
         </w:tc>
@@ -4472,6 +4956,30 @@
           <w:szCs w:val="15"/>
         </w:rPr>
         <w:t xml:space="preserve">Summary 1   </w:t>
+      </w:r>
+      <w:r>
+        <w:rPr>
+          <w:color w:val="6B7280"/>
+          <w:sz w:val="15"/>
+          <w:szCs w:val="15"/>
+        </w:rPr>
+        <w:t xml:space="preserve">Residual income (RI) is operating income less a capital charge: the required rate of return multiplied by the investment base.</w:t>
+      </w:r>
+    </w:p>
+    <w:p>
+      <w:pPr>
+        <w:spacing w:before="20" w:after="20"/>
+        <w:ind w:left="240" w:hanging="240"/>
+      </w:pPr>
+      <w:r>
+        <w:rPr>
+          <w:b/>
+          <w:bCs/>
+          <w:color w:val="353A7C"/>
+          <w:sz w:val="15"/>
+          <w:szCs w:val="15"/>
+        </w:rPr>
+        <w:t xml:space="preserve">Summary 2   </w:t>
       </w:r>
       <w:r>
         <w:rPr>
@@ -4586,7 +5094,7 @@
           <w:sz w:val="16"/>
           <w:szCs w:val="16"/>
         </w:rPr>
-        <w:t xml:space="preserve">      gaps 1–2</w:t>
+        <w:t xml:space="preserve">      gaps 1–5</w:t>
       </w:r>
     </w:p>
     <w:p>
@@ -4599,7 +5107,7 @@
           <w:sz w:val="19"/>
           <w:szCs w:val="19"/>
         </w:rPr>
-        <w:t xml:space="preserve">The two measures can disagree, and the </w:t>
+        <w:t xml:space="preserve">The two </w:t>
       </w:r>
       <w:r>
         <w:rPr>
@@ -4617,7 +5125,7 @@
           <w:sz w:val="19"/>
           <w:szCs w:val="19"/>
         </w:rPr>
-        <w:t xml:space="preserve">              </w:t>
+        <w:t xml:space="preserve">           </w:t>
       </w:r>
       <w:r>
         <w:rPr>
@@ -4631,14 +5139,7 @@
           <w:sz w:val="19"/>
           <w:szCs w:val="19"/>
         </w:rPr>
-        <w:t xml:space="preserve"> is the reason both exist. </w:t>
-      </w:r>
-      <w:r>
-        <w:rPr>
-          <w:sz w:val="19"/>
-          <w:szCs w:val="19"/>
-        </w:rPr>
-        <w:t xml:space="preserve">Beverages is offered the </w:t>
+        <w:t xml:space="preserve"> can disagree, and the </w:t>
       </w:r>
       <w:r>
         <w:rPr>
@@ -4670,7 +5171,117 @@
           <w:sz w:val="19"/>
           <w:szCs w:val="19"/>
         </w:rPr>
+        <w:t xml:space="preserve"> is the reason both exist. </w:t>
+      </w:r>
+      <w:r>
+        <w:rPr>
+          <w:sz w:val="19"/>
+          <w:szCs w:val="19"/>
+        </w:rPr>
+        <w:t xml:space="preserve"/>
+      </w:r>
+      <w:r>
+        <w:rPr>
+          <w:b/>
+          <w:bCs/>
+          <w:color w:val="8186EF"/>
+          <w:sz w:val="15"/>
+          <w:szCs w:val="15"/>
+        </w:rPr>
+        <w:t xml:space="preserve"> (3) </w:t>
+      </w:r>
+      <w:r>
+        <w:rPr>
+          <w:u w:val="single"/>
+          <w:sz w:val="19"/>
+          <w:szCs w:val="19"/>
+        </w:rPr>
+        <w:t xml:space="preserve">           </w:t>
+      </w:r>
+      <w:r>
+        <w:rPr>
+          <w:sz w:val="19"/>
+          <w:szCs w:val="19"/>
+        </w:rPr>
+        <w:t xml:space="preserve"> </w:t>
+      </w:r>
+      <w:r>
+        <w:rPr>
+          <w:sz w:val="19"/>
+          <w:szCs w:val="19"/>
+        </w:rPr>
+        <w:t xml:space="preserve"> is offered the </w:t>
+      </w:r>
+      <w:r>
+        <w:rPr>
+          <w:b/>
+          <w:bCs/>
+          <w:color w:val="8186EF"/>
+          <w:sz w:val="15"/>
+          <w:szCs w:val="15"/>
+        </w:rPr>
+        <w:t xml:space="preserve"> (4) </w:t>
+      </w:r>
+      <w:r>
+        <w:rPr>
+          <w:u w:val="single"/>
+          <w:sz w:val="19"/>
+          <w:szCs w:val="19"/>
+        </w:rPr>
+        <w:t xml:space="preserve">              </w:t>
+      </w:r>
+      <w:r>
+        <w:rPr>
+          <w:sz w:val="19"/>
+          <w:szCs w:val="19"/>
+        </w:rPr>
+        <w:t xml:space="preserve"> </w:t>
+      </w:r>
+      <w:r>
+        <w:rPr>
+          <w:sz w:val="19"/>
+          <w:szCs w:val="19"/>
+        </w:rPr>
         <w:t xml:space="preserve"> project: $2,500,000 of assets earning $450,000 a year, a return of 18.0%. </w:t>
+      </w:r>
+      <w:r>
+        <w:rPr>
+          <w:sz w:val="19"/>
+          <w:szCs w:val="19"/>
+        </w:rPr>
+        <w:t xml:space="preserve">The project earns well above the 12% the company requires, but below the 26.5% the division already earns, so accepting it pulls the </w:t>
+      </w:r>
+      <w:r>
+        <w:rPr>
+          <w:b/>
+          <w:bCs/>
+          <w:color w:val="8186EF"/>
+          <w:sz w:val="15"/>
+          <w:szCs w:val="15"/>
+        </w:rPr>
+        <w:t xml:space="preserve"> (5) </w:t>
+      </w:r>
+      <w:r>
+        <w:rPr>
+          <w:u w:val="single"/>
+          <w:sz w:val="19"/>
+          <w:szCs w:val="19"/>
+        </w:rPr>
+        <w:t xml:space="preserve">            </w:t>
+      </w:r>
+      <w:r>
+        <w:rPr>
+          <w:sz w:val="19"/>
+          <w:szCs w:val="19"/>
+        </w:rPr>
+        <w:t xml:space="preserve"> </w:t>
+      </w:r>
+      <w:r>
+        <w:rPr>
+          <w:sz w:val="19"/>
+          <w:szCs w:val="19"/>
+        </w:rPr>
+        <w:t xml:space="preserve"> ROI down to 25.0%. </w:t>
       </w:r>
     </w:p>
     <w:tbl>
@@ -4728,7 +5339,7 @@
                 <w:sz w:val="16"/>
                 <w:szCs w:val="16"/>
               </w:rPr>
-              <w:t xml:space="preserve">disagreement   ·   filling-line   ·   residual</w:t>
+              <w:t xml:space="preserve">division's   ·   disagreement   ·   measures   ·   filling-line   ·   Beverages   ·   against</w:t>
             </w:r>
           </w:p>
         </w:tc>
@@ -4776,6 +5387,168 @@
                 <w:szCs w:val="19"/>
               </w:rPr>
               <w:t xml:space="preserve">Worked example: the project under both measures</w:t>
+            </w:r>
+          </w:p>
+        </w:tc>
+      </w:tr>
+    </w:tbl>
+    <w:p/>
+    <w:p>
+      <w:pPr>
+        <w:spacing w:before="44" w:after="14"/>
+      </w:pPr>
+      <w:r>
+        <w:rPr>
+          <w:b/>
+          <w:bCs/>
+          <w:color w:val="353A7C"/>
+          <w:sz w:val="18"/>
+          <w:szCs w:val="18"/>
+        </w:rPr>
+        <w:t xml:space="preserve">Summary 2</w:t>
+      </w:r>
+      <w:r>
+        <w:rPr>
+          <w:color w:val="6B7280"/>
+          <w:sz w:val="16"/>
+          <w:szCs w:val="16"/>
+        </w:rPr>
+        <w:t xml:space="preserve">      gaps 6–7</w:t>
+      </w:r>
+    </w:p>
+    <w:p>
+      <w:pPr>
+        <w:spacing w:before="20" w:after="20" w:line="360" w:lineRule="auto"/>
+        <w:ind w:left="200"/>
+      </w:pPr>
+      <w:r>
+        <w:rPr>
+          <w:sz w:val="19"/>
+          <w:szCs w:val="19"/>
+        </w:rPr>
+        <w:t xml:space="preserve">Under ROI the manager </w:t>
+      </w:r>
+      <w:r>
+        <w:rPr>
+          <w:b/>
+          <w:bCs/>
+          <w:color w:val="8186EF"/>
+          <w:sz w:val="15"/>
+          <w:szCs w:val="15"/>
+        </w:rPr>
+        <w:t xml:space="preserve"> (6) </w:t>
+      </w:r>
+      <w:r>
+        <w:rPr>
+          <w:u w:val="single"/>
+          <w:sz w:val="19"/>
+          <w:szCs w:val="19"/>
+        </w:rPr>
+        <w:t xml:space="preserve">           </w:t>
+      </w:r>
+      <w:r>
+        <w:rPr>
+          <w:sz w:val="19"/>
+          <w:szCs w:val="19"/>
+        </w:rPr>
+        <w:t xml:space="preserve"> </w:t>
+      </w:r>
+      <w:r>
+        <w:rPr>
+          <w:sz w:val="19"/>
+          <w:szCs w:val="19"/>
+        </w:rPr>
+        <w:t xml:space="preserve"> a project the company wants; under </w:t>
+      </w:r>
+      <w:r>
+        <w:rPr>
+          <w:b/>
+          <w:bCs/>
+          <w:color w:val="8186EF"/>
+          <w:sz w:val="15"/>
+          <w:szCs w:val="15"/>
+        </w:rPr>
+        <w:t xml:space="preserve"> (7) </w:t>
+      </w:r>
+      <w:r>
+        <w:rPr>
+          <w:u w:val="single"/>
+          <w:sz w:val="19"/>
+          <w:szCs w:val="19"/>
+        </w:rPr>
+        <w:t xml:space="preserve">           </w:t>
+      </w:r>
+      <w:r>
+        <w:rPr>
+          <w:sz w:val="19"/>
+          <w:szCs w:val="19"/>
+        </w:rPr>
+        <w:t xml:space="preserve"> </w:t>
+      </w:r>
+      <w:r>
+        <w:rPr>
+          <w:sz w:val="19"/>
+          <w:szCs w:val="19"/>
+        </w:rPr>
+        <w:t xml:space="preserve"> income the manager accepts it, because $450,000 exceeds the $300,000 capital charge by $150,000. </w:t>
+      </w:r>
+    </w:p>
+    <w:tbl>
+      <w:tblPr>
+        <w:tblW w:type="pct" w:w="100%"/>
+        <w:tblLayout w:type="fixed"/>
+        <w:tblBorders>
+          <w:top w:val="single" w:color="FBFAF6" w:sz="4"/>
+          <w:left w:val="single" w:color="FBFAF6" w:sz="4"/>
+          <w:bottom w:val="single" w:color="FBFAF6" w:sz="4"/>
+          <w:right w:val="single" w:color="FBFAF6" w:sz="4"/>
+          <w:insideH w:val="single" w:color="FBFAF6" w:sz="4"/>
+          <w:insideV w:val="single" w:color="FBFAF6" w:sz="4"/>
+        </w:tblBorders>
+      </w:tblPr>
+      <w:tblGrid>
+        <w:gridCol w:w="9600"/>
+      </w:tblGrid>
+      <w:tr>
+        <w:tc>
+          <w:tcPr>
+            <w:tcW w:type="pct" w:w="5000"/>
+            <w:shd w:fill="FBFAF6" w:val="clear"/>
+            <w:tcMar>
+              <w:top w:type="dxa" w:w="40"/>
+              <w:left w:type="dxa" w:w="100"/>
+              <w:bottom w:type="dxa" w:w="40"/>
+              <w:right w:type="dxa" w:w="100"/>
+            </w:tcMar>
+          </w:tcPr>
+          <w:p>
+            <w:pPr>
+              <w:spacing w:before="18" w:after="6"/>
+            </w:pPr>
+            <w:r>
+              <w:rPr>
+                <w:b/>
+                <w:bCs/>
+                <w:color w:val="6B7280"/>
+                <w:sz w:val="14"/>
+                <w:szCs w:val="14"/>
+              </w:rPr>
+              <w:t xml:space="preserve">word list</w:t>
+            </w:r>
+          </w:p>
+          <w:p>
+            <w:pPr>
+              <w:spacing w:before="0" w:after="18"/>
+            </w:pPr>
+            <w:r>
+              <w:rPr>
+                <w:b/>
+                <w:bCs/>
+                <w:color w:val="353A7C"/>
+                <w:sz w:val="16"/>
+                <w:szCs w:val="16"/>
+              </w:rPr>
+              <w:t xml:space="preserve">suboptimization   ·   rejects   ·   residual</w:t>
             </w:r>
           </w:p>
         </w:tc>
@@ -4945,6 +5718,100 @@
         <w:tc>
           <w:tcPr>
             <w:tcW w:type="pct" w:w="1610"/>
+            <w:tcMar>
+              <w:top w:type="dxa" w:w="50"/>
+              <w:left w:type="dxa" w:w="110"/>
+              <w:bottom w:type="dxa" w:w="50"/>
+              <w:right w:type="dxa" w:w="110"/>
+            </w:tcMar>
+          </w:tcPr>
+          <w:p>
+            <w:pPr>
+              <w:spacing w:before="28" w:after="28"/>
+            </w:pPr>
+            <w:r>
+              <w:rPr>
+                <w:sz w:val="15"/>
+                <w:szCs w:val="15"/>
+              </w:rPr>
+              <w:t xml:space="preserve">Operating income</w:t>
+            </w:r>
+          </w:p>
+        </w:tc>
+        <w:tc>
+          <w:tcPr>
+            <w:tcW w:type="pct" w:w="1175"/>
+            <w:tcMar>
+              <w:top w:type="dxa" w:w="50"/>
+              <w:left w:type="dxa" w:w="110"/>
+              <w:bottom w:type="dxa" w:w="50"/>
+              <w:right w:type="dxa" w:w="110"/>
+            </w:tcMar>
+          </w:tcPr>
+          <w:p>
+            <w:pPr>
+              <w:spacing w:before="28" w:after="28"/>
+            </w:pPr>
+            <w:r>
+              <w:rPr>
+                <w:sz w:val="15"/>
+                <w:szCs w:val="15"/>
+              </w:rPr>
+              <w:t xml:space="preserve">3,180,000</w:t>
+            </w:r>
+          </w:p>
+        </w:tc>
+        <w:tc>
+          <w:tcPr>
+            <w:tcW w:type="pct" w:w="1031"/>
+            <w:tcMar>
+              <w:top w:type="dxa" w:w="50"/>
+              <w:left w:type="dxa" w:w="110"/>
+              <w:bottom w:type="dxa" w:w="50"/>
+              <w:right w:type="dxa" w:w="110"/>
+            </w:tcMar>
+          </w:tcPr>
+          <w:p>
+            <w:pPr>
+              <w:spacing w:before="28" w:after="28"/>
+            </w:pPr>
+            <w:r>
+              <w:rPr>
+                <w:sz w:val="15"/>
+                <w:szCs w:val="15"/>
+              </w:rPr>
+              <w:t xml:space="preserve">450,000</w:t>
+            </w:r>
+          </w:p>
+        </w:tc>
+        <w:tc>
+          <w:tcPr>
+            <w:tcW w:type="pct" w:w="1184"/>
+            <w:tcMar>
+              <w:top w:type="dxa" w:w="50"/>
+              <w:left w:type="dxa" w:w="110"/>
+              <w:bottom w:type="dxa" w:w="50"/>
+              <w:right w:type="dxa" w:w="110"/>
+            </w:tcMar>
+          </w:tcPr>
+          <w:p>
+            <w:pPr>
+              <w:spacing w:before="28" w:after="28"/>
+            </w:pPr>
+            <w:r>
+              <w:rPr>
+                <w:sz w:val="15"/>
+                <w:szCs w:val="15"/>
+              </w:rPr>
+              <w:t xml:space="preserve">3,630,000</w:t>
+            </w:r>
+          </w:p>
+        </w:tc>
+      </w:tr>
+      <w:tr>
+        <w:tc>
+          <w:tcPr>
+            <w:tcW w:type="pct" w:w="1610"/>
             <w:shd w:fill="FFFFFF" w:val="clear"/>
             <w:tcMar>
               <w:top w:type="dxa" w:w="50"/>
@@ -4965,102 +5832,7 @@
                 <w:sz w:val="14"/>
                 <w:szCs w:val="14"/>
               </w:rPr>
-              <w:t xml:space="preserve">(3)</w:t>
-            </w:r>
-          </w:p>
-        </w:tc>
-        <w:tc>
-          <w:tcPr>
-            <w:tcW w:type="pct" w:w="1175"/>
-            <w:tcMar>
-              <w:top w:type="dxa" w:w="50"/>
-              <w:left w:type="dxa" w:w="110"/>
-              <w:bottom w:type="dxa" w:w="50"/>
-              <w:right w:type="dxa" w:w="110"/>
-            </w:tcMar>
-          </w:tcPr>
-          <w:p>
-            <w:pPr>
-              <w:spacing w:before="28" w:after="28"/>
-            </w:pPr>
-            <w:r>
-              <w:rPr>
-                <w:sz w:val="15"/>
-                <w:szCs w:val="15"/>
-              </w:rPr>
-              <w:t xml:space="preserve">3,180,000</w:t>
-            </w:r>
-          </w:p>
-        </w:tc>
-        <w:tc>
-          <w:tcPr>
-            <w:tcW w:type="pct" w:w="1031"/>
-            <w:tcMar>
-              <w:top w:type="dxa" w:w="50"/>
-              <w:left w:type="dxa" w:w="110"/>
-              <w:bottom w:type="dxa" w:w="50"/>
-              <w:right w:type="dxa" w:w="110"/>
-            </w:tcMar>
-          </w:tcPr>
-          <w:p>
-            <w:pPr>
-              <w:spacing w:before="28" w:after="28"/>
-            </w:pPr>
-            <w:r>
-              <w:rPr>
-                <w:sz w:val="15"/>
-                <w:szCs w:val="15"/>
-              </w:rPr>
-              <w:t xml:space="preserve">450,000</w:t>
-            </w:r>
-          </w:p>
-        </w:tc>
-        <w:tc>
-          <w:tcPr>
-            <w:tcW w:type="pct" w:w="1184"/>
-            <w:tcMar>
-              <w:top w:type="dxa" w:w="50"/>
-              <w:left w:type="dxa" w:w="110"/>
-              <w:bottom w:type="dxa" w:w="50"/>
-              <w:right w:type="dxa" w:w="110"/>
-            </w:tcMar>
-          </w:tcPr>
-          <w:p>
-            <w:pPr>
-              <w:spacing w:before="28" w:after="28"/>
-            </w:pPr>
-            <w:r>
-              <w:rPr>
-                <w:sz w:val="15"/>
-                <w:szCs w:val="15"/>
-              </w:rPr>
-              <w:t xml:space="preserve">3,630,000</w:t>
-            </w:r>
-          </w:p>
-        </w:tc>
-      </w:tr>
-      <w:tr>
-        <w:tc>
-          <w:tcPr>
-            <w:tcW w:type="pct" w:w="1610"/>
-            <w:shd w:fill="FBFAF6" w:val="clear"/>
-            <w:tcMar>
-              <w:top w:type="dxa" w:w="50"/>
-              <w:left w:type="dxa" w:w="110"/>
-              <w:bottom w:type="dxa" w:w="50"/>
-              <w:right w:type="dxa" w:w="110"/>
-            </w:tcMar>
-          </w:tcPr>
-          <w:p>
-            <w:pPr>
-              <w:spacing w:before="28" w:after="28"/>
-            </w:pPr>
-            <w:r>
-              <w:rPr>
-                <w:sz w:val="15"/>
-                <w:szCs w:val="15"/>
-              </w:rPr>
-              <w:t xml:space="preserve">Operating assets</w:t>
+              <w:t xml:space="preserve">(8)</w:t>
             </w:r>
           </w:p>
         </w:tc>
@@ -5255,7 +6027,7 @@
                 <w:sz w:val="14"/>
                 <w:szCs w:val="14"/>
               </w:rPr>
-              <w:t xml:space="preserve">(4)</w:t>
+              <w:t xml:space="preserve">(9)</w:t>
             </w:r>
           </w:p>
         </w:tc>
@@ -5483,7 +6255,7 @@
                 <w:sz w:val="16"/>
                 <w:szCs w:val="16"/>
               </w:rPr>
-              <w:t xml:space="preserve">return on investment (ROI)   ·   Capital charge at 12%   ·   Operating income</w:t>
+              <w:t xml:space="preserve">Operating assets   ·   Residual income   ·   Capital charge at 12%</w:t>
             </w:r>
           </w:p>
         </w:tc>
@@ -5677,30 +6449,7 @@
                 <w:sz w:val="15"/>
                 <w:szCs w:val="15"/>
               </w:rPr>
-              <w:t xml:space="preserve">A percentage, so divisions of different size can be compared</w:t>
-            </w:r>
-          </w:p>
-        </w:tc>
-        <w:tc>
-          <w:tcPr>
-            <w:tcW w:type="pct" w:w="2200"/>
-            <w:tcMar>
-              <w:top w:type="dxa" w:w="50"/>
-              <w:left w:type="dxa" w:w="110"/>
-              <w:bottom w:type="dxa" w:w="50"/>
-              <w:right w:type="dxa" w:w="110"/>
-            </w:tcMar>
-          </w:tcPr>
-          <w:p>
-            <w:pPr>
-              <w:spacing w:before="28" w:after="28"/>
-            </w:pPr>
-            <w:r>
-              <w:rPr>
-                <w:sz w:val="15"/>
-                <w:szCs w:val="15"/>
-              </w:rPr>
-              <w:t xml:space="preserve">Can lead a manager to reject a project that earns more than the </w:t>
+              <w:t xml:space="preserve">A </w:t>
             </w:r>
             <w:r>
               <w:rPr>
@@ -5710,7 +6459,7 @@
                 <w:sz w:val="14"/>
                 <w:szCs w:val="14"/>
               </w:rPr>
-              <w:t xml:space="preserve"> (5) </w:t>
+              <w:t xml:space="preserve"> (10) </w:t>
             </w:r>
             <w:r>
               <w:rPr>
@@ -5732,7 +6481,30 @@
                 <w:sz w:val="15"/>
                 <w:szCs w:val="15"/>
               </w:rPr>
-              <w:t xml:space="preserve"> return</w:t>
+              <w:t xml:space="preserve">, so divisions of different size can be compared</w:t>
+            </w:r>
+          </w:p>
+        </w:tc>
+        <w:tc>
+          <w:tcPr>
+            <w:tcW w:type="pct" w:w="2200"/>
+            <w:tcMar>
+              <w:top w:type="dxa" w:w="50"/>
+              <w:left w:type="dxa" w:w="110"/>
+              <w:bottom w:type="dxa" w:w="50"/>
+              <w:right w:type="dxa" w:w="110"/>
+            </w:tcMar>
+          </w:tcPr>
+          <w:p>
+            <w:pPr>
+              <w:spacing w:before="28" w:after="28"/>
+            </w:pPr>
+            <w:r>
+              <w:rPr>
+                <w:sz w:val="15"/>
+                <w:szCs w:val="15"/>
+              </w:rPr>
+              <w:t xml:space="preserve">Can lead a manager to reject a project that earns more than the required return</w:t>
             </w:r>
           </w:p>
         </w:tc>
@@ -5782,7 +6554,31 @@
                 <w:sz w:val="15"/>
                 <w:szCs w:val="15"/>
               </w:rPr>
-              <w:t xml:space="preserve">Accepts every project above the required return, so no </w:t>
+              <w:t xml:space="preserve">Accepts every project above the required return, so no suboptimization</w:t>
+            </w:r>
+          </w:p>
+        </w:tc>
+        <w:tc>
+          <w:tcPr>
+            <w:tcW w:type="pct" w:w="2200"/>
+            <w:shd w:fill="FBFAF6" w:val="clear"/>
+            <w:tcMar>
+              <w:top w:type="dxa" w:w="50"/>
+              <w:left w:type="dxa" w:w="110"/>
+              <w:bottom w:type="dxa" w:w="50"/>
+              <w:right w:type="dxa" w:w="110"/>
+            </w:tcMar>
+          </w:tcPr>
+          <w:p>
+            <w:pPr>
+              <w:spacing w:before="28" w:after="28"/>
+            </w:pPr>
+            <w:r>
+              <w:rPr>
+                <w:sz w:val="15"/>
+                <w:szCs w:val="15"/>
+              </w:rPr>
+              <w:t xml:space="preserve">An amount, so a large </w:t>
             </w:r>
             <w:r>
               <w:rPr>
@@ -5792,7 +6588,7 @@
                 <w:sz w:val="14"/>
                 <w:szCs w:val="14"/>
               </w:rPr>
-              <w:t xml:space="preserve"> (6) </w:t>
+              <w:t xml:space="preserve"> (11) </w:t>
             </w:r>
             <w:r>
               <w:rPr>
@@ -5814,14 +6610,15 @@
                 <w:sz w:val="15"/>
                 <w:szCs w:val="15"/>
               </w:rPr>
-              <w:t xml:space="preserve"/>
-            </w:r>
-          </w:p>
-        </w:tc>
-        <w:tc>
-          <w:tcPr>
-            <w:tcW w:type="pct" w:w="2200"/>
-            <w:shd w:fill="FBFAF6" w:val="clear"/>
+              <w:t xml:space="preserve"> will always show more than a small one</w:t>
+            </w:r>
+          </w:p>
+        </w:tc>
+      </w:tr>
+      <w:tr>
+        <w:tc>
+          <w:tcPr>
+            <w:tcW w:type="pct" w:w="758"/>
             <w:tcMar>
               <w:top w:type="dxa" w:w="50"/>
               <w:left w:type="dxa" w:w="110"/>
@@ -5838,31 +6635,6 @@
                 <w:sz w:val="15"/>
                 <w:szCs w:val="15"/>
               </w:rPr>
-              <w:t xml:space="preserve">An amount, so a large division will always show more than a small one</w:t>
-            </w:r>
-          </w:p>
-        </w:tc>
-      </w:tr>
-      <w:tr>
-        <w:tc>
-          <w:tcPr>
-            <w:tcW w:type="pct" w:w="758"/>
-            <w:tcMar>
-              <w:top w:type="dxa" w:w="50"/>
-              <w:left w:type="dxa" w:w="110"/>
-              <w:bottom w:type="dxa" w:w="50"/>
-              <w:right w:type="dxa" w:w="110"/>
-            </w:tcMar>
-          </w:tcPr>
-          <w:p>
-            <w:pPr>
-              <w:spacing w:before="28" w:after="28"/>
-            </w:pPr>
-            <w:r>
-              <w:rPr>
-                <w:sz w:val="15"/>
-                <w:szCs w:val="15"/>
-              </w:rPr>
               <w:t xml:space="preserve">Both</w:t>
             </w:r>
           </w:p>
@@ -5870,47 +6642,18 @@
         <w:tc>
           <w:tcPr>
             <w:tcW w:type="pct" w:w="2042"/>
-            <w:tcMar>
-              <w:top w:type="dxa" w:w="50"/>
-              <w:left w:type="dxa" w:w="110"/>
-              <w:bottom w:type="dxa" w:w="50"/>
-              <w:right w:type="dxa" w:w="110"/>
-            </w:tcMar>
-          </w:tcPr>
-          <w:p>
-            <w:pPr>
-              <w:spacing w:before="28" w:after="28"/>
-            </w:pPr>
-            <w:r>
-              <w:rPr>
-                <w:sz w:val="15"/>
-                <w:szCs w:val="15"/>
-              </w:rPr>
-              <w:t xml:space="preserve">Need an agreed investment base and income measure</w:t>
-            </w:r>
-          </w:p>
-        </w:tc>
-        <w:tc>
-          <w:tcPr>
-            <w:tcW w:type="pct" w:w="2200"/>
-            <w:tcMar>
-              <w:top w:type="dxa" w:w="50"/>
-              <w:left w:type="dxa" w:w="110"/>
-              <w:bottom w:type="dxa" w:w="50"/>
-              <w:right w:type="dxa" w:w="110"/>
-            </w:tcMar>
-          </w:tcPr>
-          <w:p>
-            <w:pPr>
-              <w:spacing w:before="28" w:after="28"/>
-            </w:pPr>
-            <w:r>
-              <w:rPr>
-                <w:sz w:val="15"/>
-                <w:szCs w:val="15"/>
-              </w:rPr>
-              <w:t xml:space="preserve">Both can be </w:t>
-            </w:r>
+            <w:shd w:fill="FFFFFF" w:val="clear"/>
+            <w:tcMar>
+              <w:top w:type="dxa" w:w="50"/>
+              <w:left w:type="dxa" w:w="110"/>
+              <w:bottom w:type="dxa" w:w="50"/>
+              <w:right w:type="dxa" w:w="110"/>
+            </w:tcMar>
+          </w:tcPr>
+          <w:p>
+            <w:pPr>
+              <w:spacing w:before="46" w:after="46"/>
+            </w:pPr>
             <w:r>
               <w:rPr>
                 <w:b/>
@@ -5919,29 +6662,30 @@
                 <w:sz w:val="14"/>
                 <w:szCs w:val="14"/>
               </w:rPr>
-              <w:t xml:space="preserve"> (7) </w:t>
-            </w:r>
-            <w:r>
-              <w:rPr>
-                <w:u w:val="single"/>
+              <w:t xml:space="preserve">(12)</w:t>
+            </w:r>
+          </w:p>
+        </w:tc>
+        <w:tc>
+          <w:tcPr>
+            <w:tcW w:type="pct" w:w="2200"/>
+            <w:tcMar>
+              <w:top w:type="dxa" w:w="50"/>
+              <w:left w:type="dxa" w:w="110"/>
+              <w:bottom w:type="dxa" w:w="50"/>
+              <w:right w:type="dxa" w:w="110"/>
+            </w:tcMar>
+          </w:tcPr>
+          <w:p>
+            <w:pPr>
+              <w:spacing w:before="28" w:after="28"/>
+            </w:pPr>
+            <w:r>
+              <w:rPr>
                 <w:sz w:val="15"/>
                 <w:szCs w:val="15"/>
               </w:rPr>
-              <w:t xml:space="preserve">              </w:t>
-            </w:r>
-            <w:r>
-              <w:rPr>
-                <w:sz w:val="15"/>
-                <w:szCs w:val="15"/>
-              </w:rPr>
-              <w:t xml:space="preserve"> </w:t>
-            </w:r>
-            <w:r>
-              <w:rPr>
-                <w:sz w:val="15"/>
-                <w:szCs w:val="15"/>
-              </w:rPr>
-              <w:t xml:space="preserve"> by cutting assets rather than by earning more</w:t>
+              <w:t xml:space="preserve">Both can be improved by cutting assets rather than by earning more</w:t>
             </w:r>
           </w:p>
         </w:tc>
@@ -6003,7 +6747,7 @@
                 <w:sz w:val="16"/>
                 <w:szCs w:val="16"/>
               </w:rPr>
-              <w:t xml:space="preserve">required   ·   division   ·   suboptimization   ·   improved</w:t>
+              <w:t xml:space="preserve">residual income (RI)   ·   Need an agreed investment base and income measure   ·   percentage   ·   division</w:t>
             </w:r>
           </w:p>
         </w:tc>
@@ -6059,6 +6803,18 @@
     <w:p/>
     <w:p>
       <w:pPr>
+        <w:pageBreakBefore w:val="true"/>
+        <w:spacing w:after="0"/>
+      </w:pPr>
+      <w:r>
+        <w:rPr>
+          <w:sz w:val="2"/>
+        </w:rPr>
+        <w:t xml:space="preserve"> </w:t>
+      </w:r>
+    </w:p>
+    <w:p>
+      <w:pPr>
         <w:spacing w:before="44" w:after="14"/>
       </w:pPr>
       <w:r>
@@ -6069,7 +6825,7 @@
           <w:sz w:val="18"/>
           <w:szCs w:val="18"/>
         </w:rPr>
-        <w:t xml:space="preserve">Summary 2</w:t>
+        <w:t xml:space="preserve">Summary 3</w:t>
       </w:r>
       <w:r>
         <w:rPr>
@@ -6077,7 +6833,7 @@
           <w:sz w:val="16"/>
           <w:szCs w:val="16"/>
         </w:rPr>
-        <w:t xml:space="preserve">      gaps 8–9</w:t>
+        <w:t xml:space="preserve">      gaps 13–14</w:t>
       </w:r>
     </w:p>
     <w:p>
@@ -6100,7 +6856,7 @@
           <w:sz w:val="15"/>
           <w:szCs w:val="15"/>
         </w:rPr>
-        <w:t xml:space="preserve"> (8) </w:t>
+        <w:t xml:space="preserve"> (13) </w:t>
       </w:r>
       <w:r>
         <w:rPr>
@@ -6139,7 +6895,7 @@
           <w:sz w:val="15"/>
           <w:szCs w:val="15"/>
         </w:rPr>
-        <w:t xml:space="preserve"> (9) </w:t>
+        <w:t xml:space="preserve"> (14) </w:t>
       </w:r>
       <w:r>
         <w:rPr>
@@ -6219,25 +6975,13 @@
                 <w:sz w:val="16"/>
                 <w:szCs w:val="16"/>
               </w:rPr>
-              <w:t xml:space="preserve">offered   ·   division's   ·   residual</w:t>
+              <w:t xml:space="preserve">division's   ·   residual   ·   project</w:t>
             </w:r>
           </w:p>
         </w:tc>
       </w:tr>
     </w:tbl>
     <w:p/>
-    <w:p>
-      <w:pPr>
-        <w:pageBreakBefore w:val="true"/>
-        <w:spacing w:after="0"/>
-      </w:pPr>
-      <w:r>
-        <w:rPr>
-          <w:sz w:val="2"/>
-        </w:rPr>
-        <w:t xml:space="preserve"> </w:t>
-      </w:r>
-    </w:p>
     <w:p>
       <w:pPr>
         <w:spacing w:before="44" w:after="10"/>
@@ -6676,7 +7420,7 @@
                 <w:sz w:val="16"/>
                 <w:szCs w:val="16"/>
               </w:rPr>
-              <w:t xml:space="preserve">disagreement</w:t>
+              <w:t xml:space="preserve">measures</w:t>
             </w:r>
           </w:p>
         </w:tc>
@@ -6702,14 +7446,14 @@
                 <w:sz w:val="16"/>
                 <w:szCs w:val="16"/>
               </w:rPr>
-              <w:t xml:space="preserve">7  </w:t>
-            </w:r>
-            <w:r>
-              <w:rPr>
-                <w:sz w:val="16"/>
-                <w:szCs w:val="16"/>
-              </w:rPr>
-              <w:t xml:space="preserve">improved</w:t>
+              <w:t xml:space="preserve">9  </w:t>
+            </w:r>
+            <w:r>
+              <w:rPr>
+                <w:sz w:val="16"/>
+                <w:szCs w:val="16"/>
+              </w:rPr>
+              <w:t xml:space="preserve">Capital charge at 12%</w:t>
             </w:r>
           </w:p>
         </w:tc>
@@ -6744,7 +7488,7 @@
                 <w:sz w:val="16"/>
                 <w:szCs w:val="16"/>
               </w:rPr>
-              <w:t xml:space="preserve">filling-line</w:t>
+              <w:t xml:space="preserve">disagreement</w:t>
             </w:r>
           </w:p>
         </w:tc>
@@ -6770,14 +7514,14 @@
                 <w:sz w:val="16"/>
                 <w:szCs w:val="16"/>
               </w:rPr>
-              <w:t xml:space="preserve">8  </w:t>
-            </w:r>
-            <w:r>
-              <w:rPr>
-                <w:sz w:val="16"/>
-                <w:szCs w:val="16"/>
-              </w:rPr>
-              <w:t xml:space="preserve">division's</w:t>
+              <w:t xml:space="preserve">10  </w:t>
+            </w:r>
+            <w:r>
+              <w:rPr>
+                <w:sz w:val="16"/>
+                <w:szCs w:val="16"/>
+              </w:rPr>
+              <w:t xml:space="preserve">percentage</w:t>
             </w:r>
           </w:p>
         </w:tc>
@@ -6812,7 +7556,7 @@
                 <w:sz w:val="16"/>
                 <w:szCs w:val="16"/>
               </w:rPr>
-              <w:t xml:space="preserve">Operating income</w:t>
+              <w:t xml:space="preserve">Beverages</w:t>
             </w:r>
           </w:p>
         </w:tc>
@@ -6838,14 +7582,14 @@
                 <w:sz w:val="16"/>
                 <w:szCs w:val="16"/>
               </w:rPr>
-              <w:t xml:space="preserve">9  </w:t>
-            </w:r>
-            <w:r>
-              <w:rPr>
-                <w:sz w:val="16"/>
-                <w:szCs w:val="16"/>
-              </w:rPr>
-              <w:t xml:space="preserve">residual</w:t>
+              <w:t xml:space="preserve">11  </w:t>
+            </w:r>
+            <w:r>
+              <w:rPr>
+                <w:sz w:val="16"/>
+                <w:szCs w:val="16"/>
+              </w:rPr>
+              <w:t xml:space="preserve">division</w:t>
             </w:r>
           </w:p>
         </w:tc>
@@ -6880,7 +7624,7 @@
                 <w:sz w:val="16"/>
                 <w:szCs w:val="16"/>
               </w:rPr>
-              <w:t xml:space="preserve">Capital charge at 12%</w:t>
+              <w:t xml:space="preserve">filling-line</w:t>
             </w:r>
           </w:p>
         </w:tc>
@@ -6906,14 +7650,14 @@
                 <w:sz w:val="16"/>
                 <w:szCs w:val="16"/>
               </w:rPr>
-              <w:t xml:space="preserve">10  </w:t>
-            </w:r>
-            <w:r>
-              <w:rPr>
-                <w:sz w:val="16"/>
-                <w:szCs w:val="16"/>
-              </w:rPr>
-              <w:t xml:space="preserve">suboptimization</w:t>
+              <w:t xml:space="preserve">12  </w:t>
+            </w:r>
+            <w:r>
+              <w:rPr>
+                <w:sz w:val="16"/>
+                <w:szCs w:val="16"/>
+              </w:rPr>
+              <w:t xml:space="preserve">Need an agreed investment base and income measure</w:t>
             </w:r>
           </w:p>
         </w:tc>
@@ -6948,7 +7692,7 @@
                 <w:sz w:val="16"/>
                 <w:szCs w:val="16"/>
               </w:rPr>
-              <w:t xml:space="preserve">required</w:t>
+              <w:t xml:space="preserve">division's</w:t>
             </w:r>
           </w:p>
         </w:tc>
@@ -6974,14 +7718,14 @@
                 <w:sz w:val="16"/>
                 <w:szCs w:val="16"/>
               </w:rPr>
-              <w:t xml:space="preserve">11  </w:t>
-            </w:r>
-            <w:r>
-              <w:rPr>
-                <w:sz w:val="16"/>
-                <w:szCs w:val="16"/>
-              </w:rPr>
-              <w:t xml:space="preserve">capital charge</w:t>
+              <w:t xml:space="preserve">13  </w:t>
+            </w:r>
+            <w:r>
+              <w:rPr>
+                <w:sz w:val="16"/>
+                <w:szCs w:val="16"/>
+              </w:rPr>
+              <w:t xml:space="preserve">division's</w:t>
             </w:r>
           </w:p>
         </w:tc>
@@ -7016,7 +7760,7 @@
                 <w:sz w:val="16"/>
                 <w:szCs w:val="16"/>
               </w:rPr>
-              <w:t xml:space="preserve">suboptimization</w:t>
+              <w:t xml:space="preserve">rejects</w:t>
             </w:r>
           </w:p>
         </w:tc>
@@ -7032,14 +7776,160 @@
           </w:tcPr>
           <w:p>
             <w:pPr>
-              <w:spacing w:before="24" w:after="24"/>
-            </w:pPr>
-            <w:r>
-              <w:rPr>
-                <w:sz w:val="16"/>
-                <w:szCs w:val="16"/>
-              </w:rPr>
-              <w:t xml:space="preserve"/>
+              <w:spacing w:before="12" w:after="12"/>
+            </w:pPr>
+            <w:r>
+              <w:rPr>
+                <w:b/>
+                <w:bCs/>
+                <w:color w:val="8186EF"/>
+                <w:sz w:val="16"/>
+                <w:szCs w:val="16"/>
+              </w:rPr>
+              <w:t xml:space="preserve">14  </w:t>
+            </w:r>
+            <w:r>
+              <w:rPr>
+                <w:sz w:val="16"/>
+                <w:szCs w:val="16"/>
+              </w:rPr>
+              <w:t xml:space="preserve">residual</w:t>
+            </w:r>
+          </w:p>
+        </w:tc>
+      </w:tr>
+      <w:tr>
+        <w:tc>
+          <w:tcPr>
+            <w:tcW w:type="pct" w:w="2500"/>
+            <w:tcMar>
+              <w:top w:type="dxa" w:w="20"/>
+              <w:left w:type="dxa" w:w="80"/>
+              <w:bottom w:type="dxa" w:w="20"/>
+              <w:right w:type="dxa" w:w="80"/>
+            </w:tcMar>
+          </w:tcPr>
+          <w:p>
+            <w:pPr>
+              <w:spacing w:before="12" w:after="12"/>
+            </w:pPr>
+            <w:r>
+              <w:rPr>
+                <w:b/>
+                <w:bCs/>
+                <w:color w:val="8186EF"/>
+                <w:sz w:val="16"/>
+                <w:szCs w:val="16"/>
+              </w:rPr>
+              <w:t xml:space="preserve">7  </w:t>
+            </w:r>
+            <w:r>
+              <w:rPr>
+                <w:sz w:val="16"/>
+                <w:szCs w:val="16"/>
+              </w:rPr>
+              <w:t xml:space="preserve">residual</w:t>
+            </w:r>
+          </w:p>
+        </w:tc>
+        <w:tc>
+          <w:tcPr>
+            <w:tcW w:type="pct" w:w="2500"/>
+            <w:tcMar>
+              <w:top w:type="dxa" w:w="20"/>
+              <w:left w:type="dxa" w:w="80"/>
+              <w:bottom w:type="dxa" w:w="20"/>
+              <w:right w:type="dxa" w:w="80"/>
+            </w:tcMar>
+          </w:tcPr>
+          <w:p>
+            <w:pPr>
+              <w:spacing w:before="12" w:after="12"/>
+            </w:pPr>
+            <w:r>
+              <w:rPr>
+                <w:b/>
+                <w:bCs/>
+                <w:color w:val="8186EF"/>
+                <w:sz w:val="16"/>
+                <w:szCs w:val="16"/>
+              </w:rPr>
+              <w:t xml:space="preserve">15  </w:t>
+            </w:r>
+            <w:r>
+              <w:rPr>
+                <w:sz w:val="16"/>
+                <w:szCs w:val="16"/>
+              </w:rPr>
+              <w:t xml:space="preserve">suboptimization</w:t>
+            </w:r>
+          </w:p>
+        </w:tc>
+      </w:tr>
+      <w:tr>
+        <w:tc>
+          <w:tcPr>
+            <w:tcW w:type="pct" w:w="2500"/>
+            <w:tcMar>
+              <w:top w:type="dxa" w:w="20"/>
+              <w:left w:type="dxa" w:w="80"/>
+              <w:bottom w:type="dxa" w:w="20"/>
+              <w:right w:type="dxa" w:w="80"/>
+            </w:tcMar>
+          </w:tcPr>
+          <w:p>
+            <w:pPr>
+              <w:spacing w:before="12" w:after="12"/>
+            </w:pPr>
+            <w:r>
+              <w:rPr>
+                <w:b/>
+                <w:bCs/>
+                <w:color w:val="8186EF"/>
+                <w:sz w:val="16"/>
+                <w:szCs w:val="16"/>
+              </w:rPr>
+              <w:t xml:space="preserve">8  </w:t>
+            </w:r>
+            <w:r>
+              <w:rPr>
+                <w:sz w:val="16"/>
+                <w:szCs w:val="16"/>
+              </w:rPr>
+              <w:t xml:space="preserve">Operating assets</w:t>
+            </w:r>
+          </w:p>
+        </w:tc>
+        <w:tc>
+          <w:tcPr>
+            <w:tcW w:type="pct" w:w="2500"/>
+            <w:tcMar>
+              <w:top w:type="dxa" w:w="20"/>
+              <w:left w:type="dxa" w:w="80"/>
+              <w:bottom w:type="dxa" w:w="20"/>
+              <w:right w:type="dxa" w:w="80"/>
+            </w:tcMar>
+          </w:tcPr>
+          <w:p>
+            <w:pPr>
+              <w:spacing w:before="12" w:after="12"/>
+            </w:pPr>
+            <w:r>
+              <w:rPr>
+                <w:b/>
+                <w:bCs/>
+                <w:color w:val="8186EF"/>
+                <w:sz w:val="16"/>
+                <w:szCs w:val="16"/>
+              </w:rPr>
+              <w:t xml:space="preserve">16  </w:t>
+            </w:r>
+            <w:r>
+              <w:rPr>
+                <w:sz w:val="16"/>
+                <w:szCs w:val="16"/>
+              </w:rPr>
+              <w:t xml:space="preserve">capital charge</w:t>
             </w:r>
           </w:p>
         </w:tc>
@@ -7082,7 +7972,7 @@
           <w:sz w:val="15"/>
           <w:szCs w:val="15"/>
         </w:rPr>
-        <w:t xml:space="preserve">The two measures can disagree, and the disagreement is the reason both exist. Beverages is offered the filling-line project: $2,500,000 of assets earning $450,000 a year, a return of 18.0%.</w:t>
+        <w:t xml:space="preserve">The two measures can disagree, and the disagreement is the reason both exist. Beverages is offered the filling-line project: $2,500,000 of assets earning $450,000 a year, a return of 18.0%. The project earns well above the 12% the company requires, but below the 26.5% the division already earns, so accepting it pulls the division's ROI down to 25.0%.</w:t>
       </w:r>
     </w:p>
     <w:p>
@@ -7099,6 +7989,30 @@
           <w:szCs w:val="15"/>
         </w:rPr>
         <w:t xml:space="preserve">Summary 2   </w:t>
+      </w:r>
+      <w:r>
+        <w:rPr>
+          <w:color w:val="6B7280"/>
+          <w:sz w:val="15"/>
+          <w:szCs w:val="15"/>
+        </w:rPr>
+        <w:t xml:space="preserve">Under ROI the manager rejects a project the company wants; under residual income the manager accepts it, because $450,000 exceeds the $300,000 capital charge by $150,000.</w:t>
+      </w:r>
+    </w:p>
+    <w:p>
+      <w:pPr>
+        <w:spacing w:before="20" w:after="20"/>
+        <w:ind w:left="240" w:hanging="240"/>
+      </w:pPr>
+      <w:r>
+        <w:rPr>
+          <w:b/>
+          <w:bCs/>
+          <w:color w:val="353A7C"/>
+          <w:sz w:val="15"/>
+          <w:szCs w:val="15"/>
+        </w:rPr>
+        <w:t xml:space="preserve">Summary 3   </w:t>
       </w:r>
       <w:r>
         <w:rPr>
@@ -10956,7 +11870,7 @@
           <w:sz w:val="16"/>
           <w:szCs w:val="16"/>
         </w:rPr>
-        <w:t xml:space="preserve">      gaps 3–4</w:t>
+        <w:t xml:space="preserve">      gaps 3–6</w:t>
       </w:r>
     </w:p>
     <w:p>
@@ -10969,7 +11883,7 @@
           <w:sz w:val="19"/>
           <w:szCs w:val="19"/>
         </w:rPr>
-        <w:t xml:space="preserve">The board approved the line, and changed how the Beverages manager is judged: residual income for </w:t>
+        <w:t xml:space="preserve">ROI falls by 1.5 </w:t>
       </w:r>
       <w:r>
         <w:rPr>
@@ -10987,7 +11901,7 @@
           <w:sz w:val="19"/>
           <w:szCs w:val="19"/>
         </w:rPr>
-        <w:t xml:space="preserve">            </w:t>
+        <w:t xml:space="preserve">           </w:t>
       </w:r>
       <w:r>
         <w:rPr>
@@ -11001,14 +11915,7 @@
           <w:sz w:val="19"/>
           <w:szCs w:val="19"/>
         </w:rPr>
-        <w:t xml:space="preserve"> decisions, ROI for comparing divisions. </w:t>
-      </w:r>
-      <w:r>
-        <w:rPr>
-          <w:sz w:val="19"/>
-          <w:szCs w:val="19"/>
-        </w:rPr>
-        <w:t xml:space="preserve">Both are </w:t>
+        <w:t xml:space="preserve">, which the manager will resist; residual income rises by $150,000, which is the </w:t>
       </w:r>
       <w:r>
         <w:rPr>
@@ -11040,7 +11947,85 @@
           <w:sz w:val="19"/>
           <w:szCs w:val="19"/>
         </w:rPr>
-        <w:t xml:space="preserve"> each quarter. </w:t>
+        <w:t xml:space="preserve"> gain. </w:t>
+      </w:r>
+      <w:r>
+        <w:rPr>
+          <w:sz w:val="19"/>
+          <w:szCs w:val="19"/>
+        </w:rPr>
+        <w:t xml:space="preserve">The board approved the line, and changed how the </w:t>
+      </w:r>
+      <w:r>
+        <w:rPr>
+          <w:b/>
+          <w:bCs/>
+          <w:color w:val="8186EF"/>
+          <w:sz w:val="15"/>
+          <w:szCs w:val="15"/>
+        </w:rPr>
+        <w:t xml:space="preserve"> (5) </w:t>
+      </w:r>
+      <w:r>
+        <w:rPr>
+          <w:u w:val="single"/>
+          <w:sz w:val="19"/>
+          <w:szCs w:val="19"/>
+        </w:rPr>
+        <w:t xml:space="preserve">           </w:t>
+      </w:r>
+      <w:r>
+        <w:rPr>
+          <w:sz w:val="19"/>
+          <w:szCs w:val="19"/>
+        </w:rPr>
+        <w:t xml:space="preserve"> </w:t>
+      </w:r>
+      <w:r>
+        <w:rPr>
+          <w:sz w:val="19"/>
+          <w:szCs w:val="19"/>
+        </w:rPr>
+        <w:t xml:space="preserve"> manager is judged: residual income for </w:t>
+      </w:r>
+      <w:r>
+        <w:rPr>
+          <w:b/>
+          <w:bCs/>
+          <w:color w:val="8186EF"/>
+          <w:sz w:val="15"/>
+          <w:szCs w:val="15"/>
+        </w:rPr>
+        <w:t xml:space="preserve"> (6) </w:t>
+      </w:r>
+      <w:r>
+        <w:rPr>
+          <w:u w:val="single"/>
+          <w:sz w:val="19"/>
+          <w:szCs w:val="19"/>
+        </w:rPr>
+        <w:t xml:space="preserve">            </w:t>
+      </w:r>
+      <w:r>
+        <w:rPr>
+          <w:sz w:val="19"/>
+          <w:szCs w:val="19"/>
+        </w:rPr>
+        <w:t xml:space="preserve"> </w:t>
+      </w:r>
+      <w:r>
+        <w:rPr>
+          <w:sz w:val="19"/>
+          <w:szCs w:val="19"/>
+        </w:rPr>
+        <w:t xml:space="preserve"> decisions, ROI for comparing divisions. </w:t>
+      </w:r>
+      <w:r>
+        <w:rPr>
+          <w:sz w:val="19"/>
+          <w:szCs w:val="19"/>
+        </w:rPr>
+        <w:t xml:space="preserve">Both are reported each quarter. </w:t>
       </w:r>
     </w:p>
     <w:tbl>
@@ -11098,7 +12083,7 @@
                 <w:sz w:val="16"/>
                 <w:szCs w:val="16"/>
               </w:rPr>
-              <w:t xml:space="preserve">changed   ·   investment   ·   reported</w:t>
+              <w:t xml:space="preserve">reported   ·   investment   ·   company's   ·   points   ·   Beverages</w:t>
             </w:r>
           </w:p>
         </w:tc>
@@ -11172,7 +12157,7 @@
           <w:sz w:val="16"/>
           <w:szCs w:val="16"/>
         </w:rPr>
-        <w:t xml:space="preserve">      gaps 5–6</w:t>
+        <w:t xml:space="preserve">      gaps 7–8</w:t>
       </w:r>
     </w:p>
     <w:p>
@@ -11195,7 +12180,7 @@
           <w:sz w:val="15"/>
           <w:szCs w:val="15"/>
         </w:rPr>
-        <w:t xml:space="preserve"> (5) </w:t>
+        <w:t xml:space="preserve"> (7) </w:t>
       </w:r>
       <w:r>
         <w:rPr>
@@ -11234,7 +12219,7 @@
           <w:sz w:val="15"/>
           <w:szCs w:val="15"/>
         </w:rPr>
-        <w:t xml:space="preserve"> (6) </w:t>
+        <w:t xml:space="preserve"> (8) </w:t>
       </w:r>
       <w:r>
         <w:rPr>
@@ -11388,7 +12373,7 @@
           <w:sz w:val="16"/>
           <w:szCs w:val="16"/>
         </w:rPr>
-        <w:t xml:space="preserve">      gaps 7–9</w:t>
+        <w:t xml:space="preserve">      gaps 9–11</w:t>
       </w:r>
     </w:p>
     <w:p>
@@ -11411,7 +12396,7 @@
           <w:sz w:val="15"/>
           <w:szCs w:val="15"/>
         </w:rPr>
-        <w:t xml:space="preserve"> (7) </w:t>
+        <w:t xml:space="preserve"> (9) </w:t>
       </w:r>
       <w:r>
         <w:rPr>
@@ -11443,7 +12428,7 @@
           <w:sz w:val="15"/>
           <w:szCs w:val="15"/>
         </w:rPr>
-        <w:t xml:space="preserve"> (8) </w:t>
+        <w:t xml:space="preserve"> (10) </w:t>
       </w:r>
       <w:r>
         <w:rPr>
@@ -11482,7 +12467,7 @@
           <w:sz w:val="15"/>
           <w:szCs w:val="15"/>
         </w:rPr>
-        <w:t xml:space="preserve"> (9) </w:t>
+        <w:t xml:space="preserve"> (11) </w:t>
       </w:r>
       <w:r>
         <w:rPr>
@@ -11562,7 +12547,7 @@
                 <w:sz w:val="16"/>
                 <w:szCs w:val="16"/>
               </w:rPr>
-              <w:t xml:space="preserve">required   ·   Calculate   ·   operating   ·   project</w:t>
+              <w:t xml:space="preserve">required   ·   Calculate   ·   operating   ·   segment</w:t>
             </w:r>
           </w:p>
         </w:tc>
@@ -11756,7 +12741,7 @@
                 <w:sz w:val="14"/>
                 <w:szCs w:val="14"/>
               </w:rPr>
-              <w:t xml:space="preserve">(10)</w:t>
+              <w:t xml:space="preserve">(12)</w:t>
             </w:r>
           </w:p>
         </w:tc>
@@ -11857,7 +12842,7 @@
                 <w:sz w:val="14"/>
                 <w:szCs w:val="14"/>
               </w:rPr>
-              <w:t xml:space="preserve">(11)</w:t>
+              <w:t xml:space="preserve">(13)</w:t>
             </w:r>
           </w:p>
         </w:tc>
@@ -11910,7 +12895,7 @@
                 <w:sz w:val="14"/>
                 <w:szCs w:val="14"/>
               </w:rPr>
-              <w:t xml:space="preserve">(12)</w:t>
+              <w:t xml:space="preserve">(14)</w:t>
             </w:r>
           </w:p>
         </w:tc>
@@ -12201,7 +13186,7 @@
                 <w:sz w:val="14"/>
                 <w:szCs w:val="14"/>
               </w:rPr>
-              <w:t xml:space="preserve">(13)</w:t>
+              <w:t xml:space="preserve">(15)</w:t>
             </w:r>
           </w:p>
         </w:tc>
@@ -12567,7 +13552,7 @@
                 <w:sz w:val="14"/>
                 <w:szCs w:val="14"/>
               </w:rPr>
-              <w:t xml:space="preserve">(14)</w:t>
+              <w:t xml:space="preserve">(16)</w:t>
             </w:r>
           </w:p>
         </w:tc>
@@ -12619,7 +13604,7 @@
                 <w:sz w:val="14"/>
                 <w:szCs w:val="14"/>
               </w:rPr>
-              <w:t xml:space="preserve">(15)</w:t>
+              <w:t xml:space="preserve">(17)</w:t>
             </w:r>
           </w:p>
         </w:tc>
@@ -13214,14 +14199,14 @@
                 <w:sz w:val="16"/>
                 <w:szCs w:val="16"/>
               </w:rPr>
-              <w:t xml:space="preserve">10  </w:t>
-            </w:r>
-            <w:r>
-              <w:rPr>
-                <w:sz w:val="16"/>
-                <w:szCs w:val="16"/>
-              </w:rPr>
-              <w:t xml:space="preserve">Division operating assets</w:t>
+              <w:t xml:space="preserve">11  </w:t>
+            </w:r>
+            <w:r>
+              <w:rPr>
+                <w:sz w:val="16"/>
+                <w:szCs w:val="16"/>
+              </w:rPr>
+              <w:t xml:space="preserve">Calculate</w:t>
             </w:r>
           </w:p>
         </w:tc>
@@ -13282,14 +14267,14 @@
                 <w:sz w:val="16"/>
                 <w:szCs w:val="16"/>
               </w:rPr>
-              <w:t xml:space="preserve">11  </w:t>
-            </w:r>
-            <w:r>
-              <w:rPr>
-                <w:sz w:val="16"/>
-                <w:szCs w:val="16"/>
-              </w:rPr>
-              <w:t xml:space="preserve">Investment in the new line</w:t>
+              <w:t xml:space="preserve">12  </w:t>
+            </w:r>
+            <w:r>
+              <w:rPr>
+                <w:sz w:val="16"/>
+                <w:szCs w:val="16"/>
+              </w:rPr>
+              <w:t xml:space="preserve">Division operating assets</w:t>
             </w:r>
           </w:p>
         </w:tc>
@@ -13324,7 +14309,7 @@
                 <w:sz w:val="16"/>
                 <w:szCs w:val="16"/>
               </w:rPr>
-              <w:t xml:space="preserve">investment</w:t>
+              <w:t xml:space="preserve">points</w:t>
             </w:r>
           </w:p>
         </w:tc>
@@ -13350,14 +14335,14 @@
                 <w:sz w:val="16"/>
                 <w:szCs w:val="16"/>
               </w:rPr>
-              <w:t xml:space="preserve">12  </w:t>
-            </w:r>
-            <w:r>
-              <w:rPr>
-                <w:sz w:val="16"/>
-                <w:szCs w:val="16"/>
-              </w:rPr>
-              <w:t xml:space="preserve">Extra operating income it would earn each year</w:t>
+              <w:t xml:space="preserve">13  </w:t>
+            </w:r>
+            <w:r>
+              <w:rPr>
+                <w:sz w:val="16"/>
+                <w:szCs w:val="16"/>
+              </w:rPr>
+              <w:t xml:space="preserve">Investment in the new line</w:t>
             </w:r>
           </w:p>
         </w:tc>
@@ -13392,7 +14377,7 @@
                 <w:sz w:val="16"/>
                 <w:szCs w:val="16"/>
               </w:rPr>
-              <w:t xml:space="preserve">reported</w:t>
+              <w:t xml:space="preserve">company's</w:t>
             </w:r>
           </w:p>
         </w:tc>
@@ -13418,14 +14403,14 @@
                 <w:sz w:val="16"/>
                 <w:szCs w:val="16"/>
               </w:rPr>
-              <w:t xml:space="preserve">13  </w:t>
-            </w:r>
-            <w:r>
-              <w:rPr>
-                <w:sz w:val="16"/>
-                <w:szCs w:val="16"/>
-              </w:rPr>
-              <w:t xml:space="preserve">$840,000 − 12% × $6,000,000 = $120,000</w:t>
+              <w:t xml:space="preserve">14  </w:t>
+            </w:r>
+            <w:r>
+              <w:rPr>
+                <w:sz w:val="16"/>
+                <w:szCs w:val="16"/>
+              </w:rPr>
+              <w:t xml:space="preserve">Extra operating income it would earn each year</w:t>
             </w:r>
           </w:p>
         </w:tc>
@@ -13460,7 +14445,7 @@
                 <w:sz w:val="16"/>
                 <w:szCs w:val="16"/>
               </w:rPr>
-              <w:t xml:space="preserve">segment</w:t>
+              <w:t xml:space="preserve">Beverages</w:t>
             </w:r>
           </w:p>
         </w:tc>
@@ -13486,14 +14471,14 @@
                 <w:sz w:val="16"/>
                 <w:szCs w:val="16"/>
               </w:rPr>
-              <w:t xml:space="preserve">14  </w:t>
-            </w:r>
-            <w:r>
-              <w:rPr>
-                <w:sz w:val="16"/>
-                <w:szCs w:val="16"/>
-              </w:rPr>
-              <w:t xml:space="preserve">Supports accepting</w:t>
+              <w:t xml:space="preserve">15  </w:t>
+            </w:r>
+            <w:r>
+              <w:rPr>
+                <w:sz w:val="16"/>
+                <w:szCs w:val="16"/>
+              </w:rPr>
+              <w:t xml:space="preserve">$840,000 − 12% × $6,000,000 = $120,000</w:t>
             </w:r>
           </w:p>
         </w:tc>
@@ -13528,7 +14513,7 @@
                 <w:sz w:val="16"/>
                 <w:szCs w:val="16"/>
               </w:rPr>
-              <w:t xml:space="preserve">residual</w:t>
+              <w:t xml:space="preserve">investment</w:t>
             </w:r>
           </w:p>
         </w:tc>
@@ -13554,14 +14539,14 @@
                 <w:sz w:val="16"/>
                 <w:szCs w:val="16"/>
               </w:rPr>
-              <w:t xml:space="preserve">15  </w:t>
-            </w:r>
-            <w:r>
-              <w:rPr>
-                <w:sz w:val="16"/>
-                <w:szCs w:val="16"/>
-              </w:rPr>
-              <w:t xml:space="preserve">Supports rejecting</w:t>
+              <w:t xml:space="preserve">16  </w:t>
+            </w:r>
+            <w:r>
+              <w:rPr>
+                <w:sz w:val="16"/>
+                <w:szCs w:val="16"/>
+              </w:rPr>
+              <w:t xml:space="preserve">Supports accepting</w:t>
             </w:r>
           </w:p>
         </w:tc>
@@ -13596,7 +14581,7 @@
                 <w:sz w:val="16"/>
                 <w:szCs w:val="16"/>
               </w:rPr>
-              <w:t xml:space="preserve">operating</w:t>
+              <w:t xml:space="preserve">segment</w:t>
             </w:r>
           </w:p>
         </w:tc>
@@ -13622,14 +14607,14 @@
                 <w:sz w:val="16"/>
                 <w:szCs w:val="16"/>
               </w:rPr>
-              <w:t xml:space="preserve">16  </w:t>
-            </w:r>
-            <w:r>
-              <w:rPr>
-                <w:sz w:val="16"/>
-                <w:szCs w:val="16"/>
-              </w:rPr>
-              <w:t xml:space="preserve">residual income (RI)</w:t>
+              <w:t xml:space="preserve">17  </w:t>
+            </w:r>
+            <w:r>
+              <w:rPr>
+                <w:sz w:val="16"/>
+                <w:szCs w:val="16"/>
+              </w:rPr>
+              <w:t xml:space="preserve">Supports rejecting</w:t>
             </w:r>
           </w:p>
         </w:tc>
@@ -13664,7 +14649,7 @@
                 <w:sz w:val="16"/>
                 <w:szCs w:val="16"/>
               </w:rPr>
-              <w:t xml:space="preserve">required</w:t>
+              <w:t xml:space="preserve">residual</w:t>
             </w:r>
           </w:p>
         </w:tc>
@@ -13690,14 +14675,14 @@
                 <w:sz w:val="16"/>
                 <w:szCs w:val="16"/>
               </w:rPr>
-              <w:t xml:space="preserve">17  </w:t>
-            </w:r>
-            <w:r>
-              <w:rPr>
-                <w:sz w:val="16"/>
-                <w:szCs w:val="16"/>
-              </w:rPr>
-              <w:t xml:space="preserve">suboptimization</w:t>
+              <w:t xml:space="preserve">18  </w:t>
+            </w:r>
+            <w:r>
+              <w:rPr>
+                <w:sz w:val="16"/>
+                <w:szCs w:val="16"/>
+              </w:rPr>
+              <w:t xml:space="preserve">residual income (RI)</w:t>
             </w:r>
           </w:p>
         </w:tc>
@@ -13732,7 +14717,75 @@
                 <w:sz w:val="16"/>
                 <w:szCs w:val="16"/>
               </w:rPr>
-              <w:t xml:space="preserve">Calculate</w:t>
+              <w:t xml:space="preserve">operating</w:t>
+            </w:r>
+          </w:p>
+        </w:tc>
+        <w:tc>
+          <w:tcPr>
+            <w:tcW w:type="pct" w:w="2500"/>
+            <w:tcMar>
+              <w:top w:type="dxa" w:w="20"/>
+              <w:left w:type="dxa" w:w="80"/>
+              <w:bottom w:type="dxa" w:w="20"/>
+              <w:right w:type="dxa" w:w="80"/>
+            </w:tcMar>
+          </w:tcPr>
+          <w:p>
+            <w:pPr>
+              <w:spacing w:before="12" w:after="12"/>
+            </w:pPr>
+            <w:r>
+              <w:rPr>
+                <w:b/>
+                <w:bCs/>
+                <w:color w:val="8186EF"/>
+                <w:sz w:val="16"/>
+                <w:szCs w:val="16"/>
+              </w:rPr>
+              <w:t xml:space="preserve">19  </w:t>
+            </w:r>
+            <w:r>
+              <w:rPr>
+                <w:sz w:val="16"/>
+                <w:szCs w:val="16"/>
+              </w:rPr>
+              <w:t xml:space="preserve">suboptimization</w:t>
+            </w:r>
+          </w:p>
+        </w:tc>
+      </w:tr>
+      <w:tr>
+        <w:tc>
+          <w:tcPr>
+            <w:tcW w:type="pct" w:w="2500"/>
+            <w:tcMar>
+              <w:top w:type="dxa" w:w="20"/>
+              <w:left w:type="dxa" w:w="80"/>
+              <w:bottom w:type="dxa" w:w="20"/>
+              <w:right w:type="dxa" w:w="80"/>
+            </w:tcMar>
+          </w:tcPr>
+          <w:p>
+            <w:pPr>
+              <w:spacing w:before="12" w:after="12"/>
+            </w:pPr>
+            <w:r>
+              <w:rPr>
+                <w:b/>
+                <w:bCs/>
+                <w:color w:val="8186EF"/>
+                <w:sz w:val="16"/>
+                <w:szCs w:val="16"/>
+              </w:rPr>
+              <w:t xml:space="preserve">10  </w:t>
+            </w:r>
+            <w:r>
+              <w:rPr>
+                <w:sz w:val="16"/>
+                <w:szCs w:val="16"/>
+              </w:rPr>
+              <w:t xml:space="preserve">required</w:t>
             </w:r>
           </w:p>
         </w:tc>
@@ -13798,7 +14851,7 @@
           <w:sz w:val="15"/>
           <w:szCs w:val="15"/>
         </w:rPr>
-        <w:t xml:space="preserve">The board approved the line, and changed how the Beverages manager is judged: residual income for investment decisions, ROI for comparing divisions. Both are reported each quarter.</w:t>
+        <w:t xml:space="preserve">ROI falls by 1.5 points, which the manager will resist; residual income rises by $150,000, which is the company's gain. The board approved the line, and changed how the Beverages manager is judged: residual income for investment decisions, ROI for comparing divisions. Both are reported each quarter.</w:t>
       </w:r>
     </w:p>
     <w:p>

--- a/CMA_Summaries_B3_Ch17.docx
+++ b/CMA_Summaries_B3_Ch17.docx
@@ -386,7 +386,7 @@
           <w:sz w:val="19"/>
           <w:szCs w:val="19"/>
         </w:rPr>
-        <w:t xml:space="preserve"/>
+        <w:t xml:space="preserve">Feedback must also </w:t>
       </w:r>
       <w:r>
         <w:rPr>
@@ -418,7 +418,7 @@
           <w:sz w:val="19"/>
           <w:szCs w:val="19"/>
         </w:rPr>
-        <w:t xml:space="preserve"> must also arrive in time to act on. </w:t>
+        <w:t xml:space="preserve"> in time to act on. </w:t>
       </w:r>
       <w:r>
         <w:rPr>
@@ -483,7 +483,7 @@
                 <w:sz w:val="16"/>
                 <w:szCs w:val="16"/>
               </w:rPr>
-              <w:t xml:space="preserve">behavior   ·   performance   ·   variance   ·   Feedback   ·   division   ·   judged</w:t>
+              <w:t xml:space="preserve">behavior   ·   performance   ·   variance   ·   arrive   ·   division   ·   judged</w:t>
             </w:r>
           </w:p>
         </w:tc>
@@ -982,7 +982,7 @@
                 <w:sz w:val="16"/>
                 <w:szCs w:val="16"/>
               </w:rPr>
-              <w:t xml:space="preserve">A result that arrives too late cannot change a decision   ·   The measure should reward what the plan asks for   ·   Too many measures divide attention   ·   Controllable margin (Chapter 15), not allocated costs   ·   return on sales (operating margin)</w:t>
+              <w:t xml:space="preserve">A result that arrives too late cannot change a decision   ·   The measure should reward what the plan asks for   ·   Too many measures divide attention   ·   Controllable margin (Chapter 15), not allocated costs   ·   Chapter 18 builds a balanced set</w:t>
             </w:r>
           </w:p>
         </w:tc>
@@ -1187,7 +1187,7 @@
                 <w:sz w:val="16"/>
                 <w:szCs w:val="16"/>
               </w:rPr>
-              <w:t xml:space="preserve">Feedback</w:t>
+              <w:t xml:space="preserve">arrive</w:t>
             </w:r>
           </w:p>
         </w:tc>
@@ -2042,7 +2042,7 @@
       <w:r>
         <w:drawing>
           <wp:inline distT="0" distB="0" distL="0" distR="0">
-            <wp:extent cx="5734050" cy="1644775"/>
+            <wp:extent cx="5734050" cy="2444525"/>
             <wp:effectExtent t="0" r="0" b="0" l="0"/>
             <wp:docPr id="1" name="" descr="" title=""/>
             <wp:cNvGraphicFramePr>
@@ -2067,7 +2067,7 @@
                   <pic:spPr bwMode="auto">
                     <a:xfrm>
                       <a:off x="0" y="0"/>
-                      <a:ext cx="5734050" cy="1644775"/>
+                      <a:ext cx="5734050" cy="2444525"/>
                     </a:xfrm>
                     <a:prstGeom prst="rect">
                       <a:avLst/>
@@ -3635,7 +3635,7 @@
                 <w:sz w:val="16"/>
                 <w:szCs w:val="16"/>
               </w:rPr>
-              <w:t xml:space="preserve">required   ·   multiplied   ·   operating</w:t>
+              <w:t xml:space="preserve">multiplied   ·   operating   ·   Residual</w:t>
             </w:r>
           </w:p>
         </w:tc>
@@ -3738,7 +3738,7 @@
       <w:r>
         <w:drawing>
           <wp:inline distT="0" distB="0" distL="0" distR="0">
-            <wp:extent cx="5734050" cy="1644775"/>
+            <wp:extent cx="5734050" cy="2444525"/>
             <wp:effectExtent t="0" r="0" b="0" l="0"/>
             <wp:docPr id="1" name="" descr="" title=""/>
             <wp:cNvGraphicFramePr>
@@ -3763,7 +3763,7 @@
                   <pic:spPr bwMode="auto">
                     <a:xfrm>
                       <a:off x="0" y="0"/>
-                      <a:ext cx="5734050" cy="1644775"/>
+                      <a:ext cx="5734050" cy="2444525"/>
                     </a:xfrm>
                     <a:prstGeom prst="rect">
                       <a:avLst/>
@@ -3831,7 +3831,7 @@
                 <w:sz w:val="16"/>
                 <w:szCs w:val="16"/>
               </w:rPr>
-              <w:t xml:space="preserve">Oils   ·   suboptimization</w:t>
+              <w:t xml:space="preserve">Beverages   ·   suboptimization</w:t>
             </w:r>
           </w:p>
         </w:tc>
@@ -3925,7 +3925,7 @@
           <w:sz w:val="19"/>
           <w:szCs w:val="19"/>
         </w:rPr>
-        <w:t xml:space="preserve"/>
+        <w:t xml:space="preserve">Residual income is an amount, not a </w:t>
       </w:r>
       <w:r>
         <w:rPr>
@@ -3943,7 +3943,7 @@
           <w:sz w:val="19"/>
           <w:szCs w:val="19"/>
         </w:rPr>
-        <w:t xml:space="preserve">           </w:t>
+        <w:t xml:space="preserve">            </w:t>
       </w:r>
       <w:r>
         <w:rPr>
@@ -3957,7 +3957,7 @@
           <w:sz w:val="19"/>
           <w:szCs w:val="19"/>
         </w:rPr>
-        <w:t xml:space="preserve"> income is an amount, not a </w:t>
+        <w:t xml:space="preserve">, so a large </w:t>
       </w:r>
       <w:r>
         <w:rPr>
@@ -3975,7 +3975,7 @@
           <w:sz w:val="19"/>
           <w:szCs w:val="19"/>
         </w:rPr>
-        <w:t xml:space="preserve">            </w:t>
+        <w:t xml:space="preserve">           </w:t>
       </w:r>
       <w:r>
         <w:rPr>
@@ -3989,7 +3989,7 @@
           <w:sz w:val="19"/>
           <w:szCs w:val="19"/>
         </w:rPr>
-        <w:t xml:space="preserve">, so a large division will usually show more of it than a small one. </w:t>
+        <w:t xml:space="preserve"> will usually show more of it than a small one. </w:t>
       </w:r>
       <w:r>
         <w:rPr>
@@ -4118,7 +4118,7 @@
                 <w:sz w:val="16"/>
                 <w:szCs w:val="16"/>
               </w:rPr>
-              <w:t xml:space="preserve">multiplied   ·   Residual   ·   performance   ·   percentage   ·   comparison</w:t>
+              <w:t xml:space="preserve">comparison   ·   division   ·   Complete   ·   percentage   ·   performance</w:t>
             </w:r>
           </w:p>
         </w:tc>
@@ -4266,7 +4266,7 @@
                 <w:sz w:val="16"/>
                 <w:szCs w:val="16"/>
               </w:rPr>
-              <w:t xml:space="preserve">capital charge   ·   required rate of return   ·   residual income (RI)</w:t>
+              <w:t xml:space="preserve">معدل العائد المطلوب   ·   capital charge   ·   required rate of return</w:t>
             </w:r>
           </w:p>
         </w:tc>
@@ -4761,7 +4761,7 @@
                 <w:sz w:val="16"/>
                 <w:szCs w:val="16"/>
               </w:rPr>
-              <w:t xml:space="preserve">Oils</w:t>
+              <w:t xml:space="preserve">Beverages</w:t>
             </w:r>
           </w:p>
         </w:tc>
@@ -4829,7 +4829,7 @@
                 <w:sz w:val="16"/>
                 <w:szCs w:val="16"/>
               </w:rPr>
-              <w:t xml:space="preserve">Residual</w:t>
+              <w:t xml:space="preserve">percentage</w:t>
             </w:r>
           </w:p>
         </w:tc>
@@ -4897,7 +4897,7 @@
                 <w:sz w:val="16"/>
                 <w:szCs w:val="16"/>
               </w:rPr>
-              <w:t xml:space="preserve">percentage</w:t>
+              <w:t xml:space="preserve">division</w:t>
             </w:r>
           </w:p>
         </w:tc>
@@ -5178,7 +5178,7 @@
           <w:sz w:val="19"/>
           <w:szCs w:val="19"/>
         </w:rPr>
-        <w:t xml:space="preserve"/>
+        <w:t xml:space="preserve">Beverages is offered the </w:t>
       </w:r>
       <w:r>
         <w:rPr>
@@ -5196,7 +5196,7 @@
           <w:sz w:val="19"/>
           <w:szCs w:val="19"/>
         </w:rPr>
-        <w:t xml:space="preserve">           </w:t>
+        <w:t xml:space="preserve">              </w:t>
       </w:r>
       <w:r>
         <w:rPr>
@@ -5210,7 +5210,14 @@
           <w:sz w:val="19"/>
           <w:szCs w:val="19"/>
         </w:rPr>
-        <w:t xml:space="preserve"> is offered the </w:t>
+        <w:t xml:space="preserve"> project: $2,500,000 of assets earning $450,000 a year, a return of 18.0%. </w:t>
+      </w:r>
+      <w:r>
+        <w:rPr>
+          <w:sz w:val="19"/>
+          <w:szCs w:val="19"/>
+        </w:rPr>
+        <w:t xml:space="preserve">The project earns well above the 12% the company </w:t>
       </w:r>
       <w:r>
         <w:rPr>
@@ -5228,7 +5235,7 @@
           <w:sz w:val="19"/>
           <w:szCs w:val="19"/>
         </w:rPr>
-        <w:t xml:space="preserve">              </w:t>
+        <w:t xml:space="preserve">           </w:t>
       </w:r>
       <w:r>
         <w:rPr>
@@ -5242,14 +5249,7 @@
           <w:sz w:val="19"/>
           <w:szCs w:val="19"/>
         </w:rPr>
-        <w:t xml:space="preserve"> project: $2,500,000 of assets earning $450,000 a year, a return of 18.0%. </w:t>
-      </w:r>
-      <w:r>
-        <w:rPr>
-          <w:sz w:val="19"/>
-          <w:szCs w:val="19"/>
-        </w:rPr>
-        <w:t xml:space="preserve">The project earns well above the 12% the company requires, but below the 26.5% the division already earns, so accepting it pulls the </w:t>
+        <w:t xml:space="preserve">, but below the 26.5% the division already earns, so </w:t>
       </w:r>
       <w:r>
         <w:rPr>
@@ -5267,7 +5267,7 @@
           <w:sz w:val="19"/>
           <w:szCs w:val="19"/>
         </w:rPr>
-        <w:t xml:space="preserve">            </w:t>
+        <w:t xml:space="preserve">           </w:t>
       </w:r>
       <w:r>
         <w:rPr>
@@ -5281,7 +5281,7 @@
           <w:sz w:val="19"/>
           <w:szCs w:val="19"/>
         </w:rPr>
-        <w:t xml:space="preserve"> ROI down to 25.0%. </w:t>
+        <w:t xml:space="preserve"> it pulls the division's ROI down to 25.0%. </w:t>
       </w:r>
     </w:p>
     <w:tbl>
@@ -5339,7 +5339,7 @@
                 <w:sz w:val="16"/>
                 <w:szCs w:val="16"/>
               </w:rPr>
-              <w:t xml:space="preserve">division's   ·   disagreement   ·   measures   ·   filling-line   ·   Beverages   ·   against</w:t>
+              <w:t xml:space="preserve">accepting   ·   disagreement   ·   measures   ·   requires   ·   filling-line   ·   Beverages</w:t>
             </w:r>
           </w:p>
         </w:tc>
@@ -5458,7 +5458,7 @@
           <w:sz w:val="19"/>
           <w:szCs w:val="19"/>
         </w:rPr>
-        <w:t xml:space="preserve"> a project the company wants; under </w:t>
+        <w:t xml:space="preserve"> a project the company wants; under residual income the manager accepts it, </w:t>
       </w:r>
       <w:r>
         <w:rPr>
@@ -5490,7 +5490,7 @@
           <w:sz w:val="19"/>
           <w:szCs w:val="19"/>
         </w:rPr>
-        <w:t xml:space="preserve"> income the manager accepts it, because $450,000 exceeds the $300,000 capital charge by $150,000. </w:t>
+        <w:t xml:space="preserve"> $450,000 exceeds the $300,000 capital charge by $150,000. </w:t>
       </w:r>
     </w:p>
     <w:tbl>
@@ -5548,7 +5548,7 @@
                 <w:sz w:val="16"/>
                 <w:szCs w:val="16"/>
               </w:rPr>
-              <w:t xml:space="preserve">suboptimization   ·   rejects   ·   residual</w:t>
+              <w:t xml:space="preserve">suboptimization   ·   rejects   ·   because</w:t>
             </w:r>
           </w:p>
         </w:tc>
@@ -6255,7 +6255,7 @@
                 <w:sz w:val="16"/>
                 <w:szCs w:val="16"/>
               </w:rPr>
-              <w:t xml:space="preserve">Operating assets   ·   Residual income   ·   Capital charge at 12%</w:t>
+              <w:t xml:space="preserve">Operating assets   ·   asset turnover   ·   Capital charge at 12%</w:t>
             </w:r>
           </w:p>
         </w:tc>
@@ -6578,7 +6578,78 @@
                 <w:sz w:val="15"/>
                 <w:szCs w:val="15"/>
               </w:rPr>
-              <w:t xml:space="preserve">An amount, so a large </w:t>
+              <w:t xml:space="preserve">An amount, so a large division will always show more than a small one</w:t>
+            </w:r>
+          </w:p>
+        </w:tc>
+      </w:tr>
+      <w:tr>
+        <w:tc>
+          <w:tcPr>
+            <w:tcW w:type="pct" w:w="758"/>
+            <w:tcMar>
+              <w:top w:type="dxa" w:w="50"/>
+              <w:left w:type="dxa" w:w="110"/>
+              <w:bottom w:type="dxa" w:w="50"/>
+              <w:right w:type="dxa" w:w="110"/>
+            </w:tcMar>
+          </w:tcPr>
+          <w:p>
+            <w:pPr>
+              <w:spacing w:before="28" w:after="28"/>
+            </w:pPr>
+            <w:r>
+              <w:rPr>
+                <w:sz w:val="15"/>
+                <w:szCs w:val="15"/>
+              </w:rPr>
+              <w:t xml:space="preserve">Both</w:t>
+            </w:r>
+          </w:p>
+        </w:tc>
+        <w:tc>
+          <w:tcPr>
+            <w:tcW w:type="pct" w:w="2042"/>
+            <w:tcMar>
+              <w:top w:type="dxa" w:w="50"/>
+              <w:left w:type="dxa" w:w="110"/>
+              <w:bottom w:type="dxa" w:w="50"/>
+              <w:right w:type="dxa" w:w="110"/>
+            </w:tcMar>
+          </w:tcPr>
+          <w:p>
+            <w:pPr>
+              <w:spacing w:before="28" w:after="28"/>
+            </w:pPr>
+            <w:r>
+              <w:rPr>
+                <w:sz w:val="15"/>
+                <w:szCs w:val="15"/>
+              </w:rPr>
+              <w:t xml:space="preserve">Need an agreed investment base and income measure</w:t>
+            </w:r>
+          </w:p>
+        </w:tc>
+        <w:tc>
+          <w:tcPr>
+            <w:tcW w:type="pct" w:w="2200"/>
+            <w:tcMar>
+              <w:top w:type="dxa" w:w="50"/>
+              <w:left w:type="dxa" w:w="110"/>
+              <w:bottom w:type="dxa" w:w="50"/>
+              <w:right w:type="dxa" w:w="110"/>
+            </w:tcMar>
+          </w:tcPr>
+          <w:p>
+            <w:pPr>
+              <w:spacing w:before="28" w:after="28"/>
+            </w:pPr>
+            <w:r>
+              <w:rPr>
+                <w:sz w:val="15"/>
+                <w:szCs w:val="15"/>
+              </w:rPr>
+              <w:t xml:space="preserve">Both can be </w:t>
             </w:r>
             <w:r>
               <w:rPr>
@@ -6610,82 +6681,7 @@
                 <w:sz w:val="15"/>
                 <w:szCs w:val="15"/>
               </w:rPr>
-              <w:t xml:space="preserve"> will always show more than a small one</w:t>
-            </w:r>
-          </w:p>
-        </w:tc>
-      </w:tr>
-      <w:tr>
-        <w:tc>
-          <w:tcPr>
-            <w:tcW w:type="pct" w:w="758"/>
-            <w:tcMar>
-              <w:top w:type="dxa" w:w="50"/>
-              <w:left w:type="dxa" w:w="110"/>
-              <w:bottom w:type="dxa" w:w="50"/>
-              <w:right w:type="dxa" w:w="110"/>
-            </w:tcMar>
-          </w:tcPr>
-          <w:p>
-            <w:pPr>
-              <w:spacing w:before="28" w:after="28"/>
-            </w:pPr>
-            <w:r>
-              <w:rPr>
-                <w:sz w:val="15"/>
-                <w:szCs w:val="15"/>
-              </w:rPr>
-              <w:t xml:space="preserve">Both</w:t>
-            </w:r>
-          </w:p>
-        </w:tc>
-        <w:tc>
-          <w:tcPr>
-            <w:tcW w:type="pct" w:w="2042"/>
-            <w:shd w:fill="FFFFFF" w:val="clear"/>
-            <w:tcMar>
-              <w:top w:type="dxa" w:w="50"/>
-              <w:left w:type="dxa" w:w="110"/>
-              <w:bottom w:type="dxa" w:w="50"/>
-              <w:right w:type="dxa" w:w="110"/>
-            </w:tcMar>
-          </w:tcPr>
-          <w:p>
-            <w:pPr>
-              <w:spacing w:before="46" w:after="46"/>
-            </w:pPr>
-            <w:r>
-              <w:rPr>
-                <w:b/>
-                <w:bCs/>
-                <w:color w:val="8186EF"/>
-                <w:sz w:val="14"/>
-                <w:szCs w:val="14"/>
-              </w:rPr>
-              <w:t xml:space="preserve">(12)</w:t>
-            </w:r>
-          </w:p>
-        </w:tc>
-        <w:tc>
-          <w:tcPr>
-            <w:tcW w:type="pct" w:w="2200"/>
-            <w:tcMar>
-              <w:top w:type="dxa" w:w="50"/>
-              <w:left w:type="dxa" w:w="110"/>
-              <w:bottom w:type="dxa" w:w="50"/>
-              <w:right w:type="dxa" w:w="110"/>
-            </w:tcMar>
-          </w:tcPr>
-          <w:p>
-            <w:pPr>
-              <w:spacing w:before="28" w:after="28"/>
-            </w:pPr>
-            <w:r>
-              <w:rPr>
-                <w:sz w:val="15"/>
-                <w:szCs w:val="15"/>
-              </w:rPr>
-              <w:t xml:space="preserve">Both can be improved by cutting assets rather than by earning more</w:t>
+              <w:t xml:space="preserve"> by cutting assets rather than by earning more</w:t>
             </w:r>
           </w:p>
         </w:tc>
@@ -6747,7 +6743,7 @@
                 <w:sz w:val="16"/>
                 <w:szCs w:val="16"/>
               </w:rPr>
-              <w:t xml:space="preserve">residual income (RI)   ·   Need an agreed investment base and income measure   ·   percentage   ·   division</w:t>
+              <w:t xml:space="preserve">improved   ·   percentage   ·   division</w:t>
             </w:r>
           </w:p>
         </w:tc>
@@ -6833,7 +6829,7 @@
           <w:sz w:val="16"/>
           <w:szCs w:val="16"/>
         </w:rPr>
-        <w:t xml:space="preserve">      gaps 13–14</w:t>
+        <w:t xml:space="preserve">      gaps 12–13</w:t>
       </w:r>
     </w:p>
     <w:p>
@@ -6846,7 +6842,7 @@
           <w:sz w:val="19"/>
           <w:szCs w:val="19"/>
         </w:rPr>
-        <w:t xml:space="preserve">A project should be judged against the required rate of return, not against the </w:t>
+        <w:t xml:space="preserve">A project should be judged against the required rate of return, not against the division's </w:t>
       </w:r>
       <w:r>
         <w:rPr>
@@ -6856,7 +6852,7 @@
           <w:sz w:val="15"/>
           <w:szCs w:val="15"/>
         </w:rPr>
-        <w:t xml:space="preserve"> (13) </w:t>
+        <w:t xml:space="preserve"> (12) </w:t>
       </w:r>
       <w:r>
         <w:rPr>
@@ -6864,7 +6860,7 @@
           <w:sz w:val="19"/>
           <w:szCs w:val="19"/>
         </w:rPr>
-        <w:t xml:space="preserve">            </w:t>
+        <w:t xml:space="preserve">           </w:t>
       </w:r>
       <w:r>
         <w:rPr>
@@ -6878,14 +6874,14 @@
           <w:sz w:val="19"/>
           <w:szCs w:val="19"/>
         </w:rPr>
-        <w:t xml:space="preserve"> current ROI. </w:t>
-      </w:r>
-      <w:r>
-        <w:rPr>
-          <w:sz w:val="19"/>
-          <w:szCs w:val="19"/>
-        </w:rPr>
-        <w:t xml:space="preserve">Any project above the required return raises </w:t>
+        <w:t xml:space="preserve"> ROI. </w:t>
+      </w:r>
+      <w:r>
+        <w:rPr>
+          <w:sz w:val="19"/>
+          <w:szCs w:val="19"/>
+        </w:rPr>
+        <w:t xml:space="preserve">Any project above the required return </w:t>
       </w:r>
       <w:r>
         <w:rPr>
@@ -6895,7 +6891,7 @@
           <w:sz w:val="15"/>
           <w:szCs w:val="15"/>
         </w:rPr>
-        <w:t xml:space="preserve"> (14) </w:t>
+        <w:t xml:space="preserve"> (13) </w:t>
       </w:r>
       <w:r>
         <w:rPr>
@@ -6917,7 +6913,7 @@
           <w:sz w:val="19"/>
           <w:szCs w:val="19"/>
         </w:rPr>
-        <w:t xml:space="preserve"> income and makes the company better off. </w:t>
+        <w:t xml:space="preserve"> residual income and makes the company better off. </w:t>
       </w:r>
     </w:p>
     <w:tbl>
@@ -6975,7 +6971,7 @@
                 <w:sz w:val="16"/>
                 <w:szCs w:val="16"/>
               </w:rPr>
-              <w:t xml:space="preserve">division's   ·   residual   ·   project</w:t>
+              <w:t xml:space="preserve">current   ·   raises   ·   Beverages</w:t>
             </w:r>
           </w:p>
         </w:tc>
@@ -7111,7 +7107,7 @@
                 <w:sz w:val="16"/>
                 <w:szCs w:val="16"/>
               </w:rPr>
-              <w:t xml:space="preserve">capital charge   ·   suboptimization   ·   قاعدة الاستثمار</w:t>
+              <w:t xml:space="preserve">suboptimization   ·   investment base   ·   قاعدة الاستثمار</w:t>
             </w:r>
           </w:p>
         </w:tc>
@@ -7556,7 +7552,7 @@
                 <w:sz w:val="16"/>
                 <w:szCs w:val="16"/>
               </w:rPr>
-              <w:t xml:space="preserve">Beverages</w:t>
+              <w:t xml:space="preserve">filling-line</w:t>
             </w:r>
           </w:p>
         </w:tc>
@@ -7589,7 +7585,7 @@
                 <w:sz w:val="16"/>
                 <w:szCs w:val="16"/>
               </w:rPr>
-              <w:t xml:space="preserve">division</w:t>
+              <w:t xml:space="preserve">improved</w:t>
             </w:r>
           </w:p>
         </w:tc>
@@ -7624,7 +7620,7 @@
                 <w:sz w:val="16"/>
                 <w:szCs w:val="16"/>
               </w:rPr>
-              <w:t xml:space="preserve">filling-line</w:t>
+              <w:t xml:space="preserve">requires</w:t>
             </w:r>
           </w:p>
         </w:tc>
@@ -7657,7 +7653,7 @@
                 <w:sz w:val="16"/>
                 <w:szCs w:val="16"/>
               </w:rPr>
-              <w:t xml:space="preserve">Need an agreed investment base and income measure</w:t>
+              <w:t xml:space="preserve">current</w:t>
             </w:r>
           </w:p>
         </w:tc>
@@ -7692,7 +7688,7 @@
                 <w:sz w:val="16"/>
                 <w:szCs w:val="16"/>
               </w:rPr>
-              <w:t xml:space="preserve">division's</w:t>
+              <w:t xml:space="preserve">accepting</w:t>
             </w:r>
           </w:p>
         </w:tc>
@@ -7725,7 +7721,7 @@
                 <w:sz w:val="16"/>
                 <w:szCs w:val="16"/>
               </w:rPr>
-              <w:t xml:space="preserve">division's</w:t>
+              <w:t xml:space="preserve">raises</w:t>
             </w:r>
           </w:p>
         </w:tc>
@@ -7793,7 +7789,7 @@
                 <w:sz w:val="16"/>
                 <w:szCs w:val="16"/>
               </w:rPr>
-              <w:t xml:space="preserve">residual</w:t>
+              <w:t xml:space="preserve">investment base</w:t>
             </w:r>
           </w:p>
         </w:tc>
@@ -7828,7 +7824,7 @@
                 <w:sz w:val="16"/>
                 <w:szCs w:val="16"/>
               </w:rPr>
-              <w:t xml:space="preserve">residual</w:t>
+              <w:t xml:space="preserve">because</w:t>
             </w:r>
           </w:p>
         </w:tc>
@@ -7912,24 +7908,14 @@
           </w:tcPr>
           <w:p>
             <w:pPr>
-              <w:spacing w:before="12" w:after="12"/>
-            </w:pPr>
-            <w:r>
-              <w:rPr>
-                <w:b/>
-                <w:bCs/>
-                <w:color w:val="8186EF"/>
-                <w:sz w:val="16"/>
-                <w:szCs w:val="16"/>
-              </w:rPr>
-              <w:t xml:space="preserve">16  </w:t>
-            </w:r>
-            <w:r>
-              <w:rPr>
-                <w:sz w:val="16"/>
-                <w:szCs w:val="16"/>
-              </w:rPr>
-              <w:t xml:space="preserve">capital charge</w:t>
+              <w:spacing w:before="24" w:after="24"/>
+            </w:pPr>
+            <w:r>
+              <w:rPr>
+                <w:sz w:val="16"/>
+                <w:szCs w:val="16"/>
+              </w:rPr>
+              <w:t xml:space="preserve"/>
             </w:r>
           </w:p>
         </w:tc>
@@ -8134,9 +8120,9 @@
         </w:tblBorders>
       </w:tblPr>
       <w:tblGrid>
-        <w:gridCol w:w="2207"/>
+        <w:gridCol w:w="2237"/>
         <w:gridCol w:w="4224"/>
-        <w:gridCol w:w="3169"/>
+        <w:gridCol w:w="3139"/>
       </w:tblGrid>
       <w:tr>
         <w:tc>
@@ -8171,7 +8157,7 @@
       <w:tr>
         <w:tc>
           <w:tcPr>
-            <w:tcW w:type="pct" w:w="1150"/>
+            <w:tcW w:type="pct" w:w="1165"/>
             <w:shd w:fill="353A7C" w:val="clear"/>
             <w:tcMar>
               <w:top w:type="dxa" w:w="50"/>
@@ -8225,7 +8211,7 @@
         </w:tc>
         <w:tc>
           <w:tcPr>
-            <w:tcW w:type="pct" w:w="1650"/>
+            <w:tcW w:type="pct" w:w="1635"/>
             <w:shd w:fill="353A7C" w:val="clear"/>
             <w:tcMar>
               <w:top w:type="dxa" w:w="50"/>
@@ -8254,7 +8240,7 @@
       <w:tr>
         <w:tc>
           <w:tcPr>
-            <w:tcW w:type="pct" w:w="1150"/>
+            <w:tcW w:type="pct" w:w="1165"/>
             <w:tcMar>
               <w:top w:type="dxa" w:w="50"/>
               <w:left w:type="dxa" w:w="110"/>
@@ -8294,8 +8280,25 @@
                 <w:sz w:val="15"/>
                 <w:szCs w:val="15"/>
               </w:rPr>
-              <w:t xml:space="preserve">A division </w:t>
-            </w:r>
+              <w:t xml:space="preserve">A division recognising revenue earlier reports more income now</w:t>
+            </w:r>
+          </w:p>
+        </w:tc>
+        <w:tc>
+          <w:tcPr>
+            <w:tcW w:type="pct" w:w="1635"/>
+            <w:shd w:fill="FFFFFF" w:val="clear"/>
+            <w:tcMar>
+              <w:top w:type="dxa" w:w="50"/>
+              <w:left w:type="dxa" w:w="110"/>
+              <w:bottom w:type="dxa" w:w="50"/>
+              <w:right w:type="dxa" w:w="110"/>
+            </w:tcMar>
+          </w:tcPr>
+          <w:p>
+            <w:pPr>
+              <w:spacing w:before="46" w:after="46"/>
+            </w:pPr>
             <w:r>
               <w:rPr>
                 <w:b/>
@@ -8304,7 +8307,142 @@
                 <w:sz w:val="14"/>
                 <w:szCs w:val="14"/>
               </w:rPr>
-              <w:t xml:space="preserve"> (1) </w:t>
+              <w:t xml:space="preserve">(1)</w:t>
+            </w:r>
+          </w:p>
+        </w:tc>
+      </w:tr>
+      <w:tr>
+        <w:tc>
+          <w:tcPr>
+            <w:tcW w:type="pct" w:w="1165"/>
+            <w:shd w:fill="FBFAF6" w:val="clear"/>
+            <w:tcMar>
+              <w:top w:type="dxa" w:w="50"/>
+              <w:left w:type="dxa" w:w="110"/>
+              <w:bottom w:type="dxa" w:w="50"/>
+              <w:right w:type="dxa" w:w="110"/>
+            </w:tcMar>
+          </w:tcPr>
+          <w:p>
+            <w:pPr>
+              <w:spacing w:before="28" w:after="28"/>
+            </w:pPr>
+            <w:r>
+              <w:rPr>
+                <w:sz w:val="15"/>
+                <w:szCs w:val="15"/>
+              </w:rPr>
+              <w:t xml:space="preserve">Development spending</w:t>
+            </w:r>
+          </w:p>
+        </w:tc>
+        <w:tc>
+          <w:tcPr>
+            <w:tcW w:type="pct" w:w="2200"/>
+            <w:shd w:fill="FBFAF6" w:val="clear"/>
+            <w:tcMar>
+              <w:top w:type="dxa" w:w="50"/>
+              <w:left w:type="dxa" w:w="110"/>
+              <w:bottom w:type="dxa" w:w="50"/>
+              <w:right w:type="dxa" w:w="110"/>
+            </w:tcMar>
+          </w:tcPr>
+          <w:p>
+            <w:pPr>
+              <w:spacing w:before="28" w:after="28"/>
+            </w:pPr>
+            <w:r>
+              <w:rPr>
+                <w:sz w:val="15"/>
+                <w:szCs w:val="15"/>
+              </w:rPr>
+              <w:t xml:space="preserve">One division capitalises it, another expenses it</w:t>
+            </w:r>
+          </w:p>
+        </w:tc>
+        <w:tc>
+          <w:tcPr>
+            <w:tcW w:type="pct" w:w="1635"/>
+            <w:shd w:fill="FFFFFF" w:val="clear"/>
+            <w:tcMar>
+              <w:top w:type="dxa" w:w="50"/>
+              <w:left w:type="dxa" w:w="110"/>
+              <w:bottom w:type="dxa" w:w="50"/>
+              <w:right w:type="dxa" w:w="110"/>
+            </w:tcMar>
+          </w:tcPr>
+          <w:p>
+            <w:pPr>
+              <w:spacing w:before="46" w:after="46"/>
+            </w:pPr>
+            <w:r>
+              <w:rPr>
+                <w:b/>
+                <w:bCs/>
+                <w:color w:val="8186EF"/>
+                <w:sz w:val="14"/>
+                <w:szCs w:val="14"/>
+              </w:rPr>
+              <w:t xml:space="preserve">(2)</w:t>
+            </w:r>
+          </w:p>
+        </w:tc>
+      </w:tr>
+      <w:tr>
+        <w:tc>
+          <w:tcPr>
+            <w:tcW w:type="pct" w:w="1165"/>
+            <w:tcMar>
+              <w:top w:type="dxa" w:w="50"/>
+              <w:left w:type="dxa" w:w="110"/>
+              <w:bottom w:type="dxa" w:w="50"/>
+              <w:right w:type="dxa" w:w="110"/>
+            </w:tcMar>
+          </w:tcPr>
+          <w:p>
+            <w:pPr>
+              <w:spacing w:before="28" w:after="28"/>
+            </w:pPr>
+            <w:r>
+              <w:rPr>
+                <w:sz w:val="15"/>
+                <w:szCs w:val="15"/>
+              </w:rPr>
+              <w:t xml:space="preserve">Depreciation method</w:t>
+            </w:r>
+          </w:p>
+        </w:tc>
+        <w:tc>
+          <w:tcPr>
+            <w:tcW w:type="pct" w:w="2200"/>
+            <w:tcMar>
+              <w:top w:type="dxa" w:w="50"/>
+              <w:left w:type="dxa" w:w="110"/>
+              <w:bottom w:type="dxa" w:w="50"/>
+              <w:right w:type="dxa" w:w="110"/>
+            </w:tcMar>
+          </w:tcPr>
+          <w:p>
+            <w:pPr>
+              <w:spacing w:before="28" w:after="28"/>
+            </w:pPr>
+            <w:r>
+              <w:rPr>
+                <w:sz w:val="15"/>
+                <w:szCs w:val="15"/>
+              </w:rPr>
+              <w:t xml:space="preserve">Straight line against an </w:t>
+            </w:r>
+            <w:r>
+              <w:rPr>
+                <w:b/>
+                <w:bCs/>
+                <w:color w:val="8186EF"/>
+                <w:sz w:val="14"/>
+                <w:szCs w:val="14"/>
+              </w:rPr>
+              <w:t xml:space="preserve"> (3) </w:t>
             </w:r>
             <w:r>
               <w:rPr>
@@ -8326,13 +8464,13 @@
                 <w:sz w:val="15"/>
                 <w:szCs w:val="15"/>
               </w:rPr>
-              <w:t xml:space="preserve"> revenue earlier reports more income now</w:t>
-            </w:r>
-          </w:p>
-        </w:tc>
-        <w:tc>
-          <w:tcPr>
-            <w:tcW w:type="pct" w:w="1650"/>
+              <w:t xml:space="preserve"> method changes income and assets</w:t>
+            </w:r>
+          </w:p>
+        </w:tc>
+        <w:tc>
+          <w:tcPr>
+            <w:tcW w:type="pct" w:w="1635"/>
             <w:tcMar>
               <w:top w:type="dxa" w:w="50"/>
               <w:left w:type="dxa" w:w="110"/>
@@ -8349,15 +8487,15 @@
                 <w:sz w:val="15"/>
                 <w:szCs w:val="15"/>
               </w:rPr>
-              <w:t xml:space="preserve">Compare only divisions using the same policy</w:t>
-            </w:r>
-          </w:p>
-        </w:tc>
-      </w:tr>
-      <w:tr>
-        <w:tc>
-          <w:tcPr>
-            <w:tcW w:type="pct" w:w="1150"/>
+              <w:t xml:space="preserve">Use one group policy for internal reporting</w:t>
+            </w:r>
+          </w:p>
+        </w:tc>
+      </w:tr>
+      <w:tr>
+        <w:tc>
+          <w:tcPr>
+            <w:tcW w:type="pct" w:w="1165"/>
             <w:shd w:fill="FBFAF6" w:val="clear"/>
             <w:tcMar>
               <w:top w:type="dxa" w:w="50"/>
@@ -8375,7 +8513,7 @@
                 <w:sz w:val="15"/>
                 <w:szCs w:val="15"/>
               </w:rPr>
-              <w:t xml:space="preserve">Development spending</w:t>
+              <w:t xml:space="preserve">Allocated common costs</w:t>
             </w:r>
           </w:p>
         </w:tc>
@@ -8399,165 +8537,13 @@
                 <w:sz w:val="15"/>
                 <w:szCs w:val="15"/>
               </w:rPr>
-              <w:t xml:space="preserve">One division capitalises it, another expenses it</w:t>
-            </w:r>
-          </w:p>
-        </w:tc>
-        <w:tc>
-          <w:tcPr>
-            <w:tcW w:type="pct" w:w="1650"/>
-            <w:shd w:fill="FFFFFF" w:val="clear"/>
-            <w:tcMar>
-              <w:top w:type="dxa" w:w="50"/>
-              <w:left w:type="dxa" w:w="110"/>
-              <w:bottom w:type="dxa" w:w="50"/>
-              <w:right w:type="dxa" w:w="110"/>
-            </w:tcMar>
-          </w:tcPr>
-          <w:p>
-            <w:pPr>
-              <w:spacing w:before="46" w:after="46"/>
-            </w:pPr>
-            <w:r>
-              <w:rPr>
-                <w:b/>
-                <w:bCs/>
-                <w:color w:val="8186EF"/>
-                <w:sz w:val="14"/>
-                <w:szCs w:val="14"/>
-              </w:rPr>
-              <w:t xml:space="preserve">(2)</w:t>
-            </w:r>
-          </w:p>
-        </w:tc>
-      </w:tr>
-      <w:tr>
-        <w:tc>
-          <w:tcPr>
-            <w:tcW w:type="pct" w:w="1150"/>
-            <w:tcMar>
-              <w:top w:type="dxa" w:w="50"/>
-              <w:left w:type="dxa" w:w="110"/>
-              <w:bottom w:type="dxa" w:w="50"/>
-              <w:right w:type="dxa" w:w="110"/>
-            </w:tcMar>
-          </w:tcPr>
-          <w:p>
-            <w:pPr>
-              <w:spacing w:before="28" w:after="28"/>
-            </w:pPr>
-            <w:r>
-              <w:rPr>
-                <w:sz w:val="15"/>
-                <w:szCs w:val="15"/>
-              </w:rPr>
-              <w:t xml:space="preserve">Depreciation method</w:t>
-            </w:r>
-          </w:p>
-        </w:tc>
-        <w:tc>
-          <w:tcPr>
-            <w:tcW w:type="pct" w:w="2200"/>
-            <w:tcMar>
-              <w:top w:type="dxa" w:w="50"/>
-              <w:left w:type="dxa" w:w="110"/>
-              <w:bottom w:type="dxa" w:w="50"/>
-              <w:right w:type="dxa" w:w="110"/>
-            </w:tcMar>
-          </w:tcPr>
-          <w:p>
-            <w:pPr>
-              <w:spacing w:before="28" w:after="28"/>
-            </w:pPr>
-            <w:r>
-              <w:rPr>
-                <w:sz w:val="15"/>
-                <w:szCs w:val="15"/>
-              </w:rPr>
-              <w:t xml:space="preserve">Straight line against an accelerated method changes income and assets</w:t>
-            </w:r>
-          </w:p>
-        </w:tc>
-        <w:tc>
-          <w:tcPr>
-            <w:tcW w:type="pct" w:w="1650"/>
-            <w:shd w:fill="FFFFFF" w:val="clear"/>
-            <w:tcMar>
-              <w:top w:type="dxa" w:w="50"/>
-              <w:left w:type="dxa" w:w="110"/>
-              <w:bottom w:type="dxa" w:w="50"/>
-              <w:right w:type="dxa" w:w="110"/>
-            </w:tcMar>
-          </w:tcPr>
-          <w:p>
-            <w:pPr>
-              <w:spacing w:before="46" w:after="46"/>
-            </w:pPr>
-            <w:r>
-              <w:rPr>
-                <w:b/>
-                <w:bCs/>
-                <w:color w:val="8186EF"/>
-                <w:sz w:val="14"/>
-                <w:szCs w:val="14"/>
-              </w:rPr>
-              <w:t xml:space="preserve">(3)</w:t>
-            </w:r>
-          </w:p>
-        </w:tc>
-      </w:tr>
-      <w:tr>
-        <w:tc>
-          <w:tcPr>
-            <w:tcW w:type="pct" w:w="1150"/>
-            <w:shd w:fill="FBFAF6" w:val="clear"/>
-            <w:tcMar>
-              <w:top w:type="dxa" w:w="50"/>
-              <w:left w:type="dxa" w:w="110"/>
-              <w:bottom w:type="dxa" w:w="50"/>
-              <w:right w:type="dxa" w:w="110"/>
-            </w:tcMar>
-          </w:tcPr>
-          <w:p>
-            <w:pPr>
-              <w:spacing w:before="28" w:after="28"/>
-            </w:pPr>
-            <w:r>
-              <w:rPr>
-                <w:sz w:val="15"/>
-                <w:szCs w:val="15"/>
-              </w:rPr>
-              <w:t xml:space="preserve">Allocated common costs</w:t>
-            </w:r>
-          </w:p>
-        </w:tc>
-        <w:tc>
-          <w:tcPr>
-            <w:tcW w:type="pct" w:w="2200"/>
-            <w:shd w:fill="FBFAF6" w:val="clear"/>
-            <w:tcMar>
-              <w:top w:type="dxa" w:w="50"/>
-              <w:left w:type="dxa" w:w="110"/>
-              <w:bottom w:type="dxa" w:w="50"/>
-              <w:right w:type="dxa" w:w="110"/>
-            </w:tcMar>
-          </w:tcPr>
-          <w:p>
-            <w:pPr>
-              <w:spacing w:before="28" w:after="28"/>
-            </w:pPr>
-            <w:r>
-              <w:rPr>
-                <w:sz w:val="15"/>
-                <w:szCs w:val="15"/>
-              </w:rPr>
               <w:t xml:space="preserve">The allocation changes reported income but not performance</w:t>
             </w:r>
           </w:p>
         </w:tc>
         <w:tc>
           <w:tcPr>
-            <w:tcW w:type="pct" w:w="1650"/>
+            <w:tcW w:type="pct" w:w="1635"/>
             <w:shd w:fill="FFFFFF" w:val="clear"/>
             <w:tcMar>
               <w:top w:type="dxa" w:w="50"/>
@@ -8640,7 +8626,7 @@
                 <w:sz w:val="16"/>
                 <w:szCs w:val="16"/>
               </w:rPr>
-              <w:t xml:space="preserve">Use one group policy for internal reporting   ·   recognising   ·   Adjust before comparing, or agree one policy   ·   accelerated   ·   Measure on the segment margin (Chapter 15)</w:t>
+              <w:t xml:space="preserve">accelerated   ·   Compare only divisions using the same policy   ·   Adjust before comparing, or agree one policy   ·   One division capitalises it, another expenses it   ·   Measure on the segment margin (Chapter 15)</w:t>
             </w:r>
           </w:p>
         </w:tc>
@@ -8680,7 +8666,7 @@
           <w:sz w:val="19"/>
           <w:szCs w:val="19"/>
         </w:rPr>
-        <w:t xml:space="preserve">A division that recognises revenue earlier, or expenses </w:t>
+        <w:t xml:space="preserve">A division that </w:t>
       </w:r>
       <w:r>
         <w:rPr>
@@ -8698,7 +8684,7 @@
           <w:sz w:val="19"/>
           <w:szCs w:val="19"/>
         </w:rPr>
-        <w:t xml:space="preserve">             </w:t>
+        <w:t xml:space="preserve">            </w:t>
       </w:r>
       <w:r>
         <w:rPr>
@@ -8712,7 +8698,7 @@
           <w:sz w:val="19"/>
           <w:szCs w:val="19"/>
         </w:rPr>
-        <w:t xml:space="preserve"> that another </w:t>
+        <w:t xml:space="preserve"> revenue earlier, or expenses development that another capitalises, will report different income for </w:t>
       </w:r>
       <w:r>
         <w:rPr>
@@ -8730,7 +8716,7 @@
           <w:sz w:val="19"/>
           <w:szCs w:val="19"/>
         </w:rPr>
-        <w:t xml:space="preserve">             </w:t>
+        <w:t xml:space="preserve">           </w:t>
       </w:r>
       <w:r>
         <w:rPr>
@@ -8744,14 +8730,21 @@
           <w:sz w:val="19"/>
           <w:szCs w:val="19"/>
         </w:rPr>
-        <w:t xml:space="preserve">, will report different income for identical work. </w:t>
-      </w:r>
-      <w:r>
-        <w:rPr>
-          <w:sz w:val="19"/>
-          <w:szCs w:val="19"/>
-        </w:rPr>
-        <w:t xml:space="preserve"/>
+        <w:t xml:space="preserve"> work. </w:t>
+      </w:r>
+      <w:r>
+        <w:rPr>
+          <w:sz w:val="19"/>
+          <w:szCs w:val="19"/>
+        </w:rPr>
+        <w:t xml:space="preserve">Comparison then measures the policy, not the performance. </w:t>
+      </w:r>
+      <w:r>
+        <w:rPr>
+          <w:sz w:val="19"/>
+          <w:szCs w:val="19"/>
+        </w:rPr>
+        <w:t xml:space="preserve">The group </w:t>
       </w:r>
       <w:r>
         <w:rPr>
@@ -8769,7 +8762,7 @@
           <w:sz w:val="19"/>
           <w:szCs w:val="19"/>
         </w:rPr>
-        <w:t xml:space="preserve">            </w:t>
+        <w:t xml:space="preserve">           </w:t>
       </w:r>
       <w:r>
         <w:rPr>
@@ -8783,7 +8776,7 @@
           <w:sz w:val="19"/>
           <w:szCs w:val="19"/>
         </w:rPr>
-        <w:t xml:space="preserve"> then measures the policy, not the </w:t>
+        <w:t xml:space="preserve"> fixes one set of policies for internal reporting, even where local </w:t>
       </w:r>
       <w:r>
         <w:rPr>
@@ -8801,7 +8794,7 @@
           <w:sz w:val="19"/>
           <w:szCs w:val="19"/>
         </w:rPr>
-        <w:t xml:space="preserve">             </w:t>
+        <w:t xml:space="preserve">            </w:t>
       </w:r>
       <w:r>
         <w:rPr>
@@ -8815,14 +8808,14 @@
           <w:sz w:val="19"/>
           <w:szCs w:val="19"/>
         </w:rPr>
-        <w:t xml:space="preserve">. </w:t>
-      </w:r>
-      <w:r>
-        <w:rPr>
-          <w:sz w:val="19"/>
-          <w:szCs w:val="19"/>
-        </w:rPr>
-        <w:t xml:space="preserve">The group </w:t>
+        <w:t xml:space="preserve"> differ. </w:t>
+      </w:r>
+      <w:r>
+        <w:rPr>
+          <w:sz w:val="19"/>
+          <w:szCs w:val="19"/>
+        </w:rPr>
+        <w:t xml:space="preserve">Levant reports under IFRS in Jordan, but its figures are </w:t>
       </w:r>
       <w:r>
         <w:rPr>
@@ -8854,7 +8847,7 @@
           <w:sz w:val="19"/>
           <w:szCs w:val="19"/>
         </w:rPr>
-        <w:t xml:space="preserve"> fixes one set of policies for internal reporting, even where local </w:t>
+        <w:t xml:space="preserve"> to group policy before any division is </w:t>
       </w:r>
       <w:r>
         <w:rPr>
@@ -8872,7 +8865,7 @@
           <w:sz w:val="19"/>
           <w:szCs w:val="19"/>
         </w:rPr>
-        <w:t xml:space="preserve">            </w:t>
+        <w:t xml:space="preserve">           </w:t>
       </w:r>
       <w:r>
         <w:rPr>
@@ -8886,14 +8879,7 @@
           <w:sz w:val="19"/>
           <w:szCs w:val="19"/>
         </w:rPr>
-        <w:t xml:space="preserve"> differ. </w:t>
-      </w:r>
-      <w:r>
-        <w:rPr>
-          <w:sz w:val="19"/>
-          <w:szCs w:val="19"/>
-        </w:rPr>
-        <w:t xml:space="preserve">Levant reports under IFRS in Jordan, but its figures are restated to group policy before any division is compared. </w:t>
+        <w:t xml:space="preserve">. </w:t>
       </w:r>
       <w:r>
         <w:rPr>
@@ -8958,7 +8944,7 @@
                 <w:sz w:val="16"/>
                 <w:szCs w:val="16"/>
               </w:rPr>
-              <w:t xml:space="preserve">therefore   ·   expenses   ·   statements   ·   capitalises   ·   performance   ·   Comparison   ·   development</w:t>
+              <w:t xml:space="preserve">restated   ·   figures   ·   compared   ·   identical   ·   statements   ·   therefore   ·   recognises</w:t>
             </w:r>
           </w:p>
         </w:tc>
@@ -8979,9 +8965,9 @@
         </w:tblBorders>
       </w:tblPr>
       <w:tblGrid>
-        <w:gridCol w:w="1841"/>
-        <w:gridCol w:w="3768"/>
-        <w:gridCol w:w="3991"/>
+        <w:gridCol w:w="1810"/>
+        <w:gridCol w:w="4224"/>
+        <w:gridCol w:w="3566"/>
       </w:tblGrid>
       <w:tr>
         <w:tc>
@@ -9016,7 +9002,7 @@
       <w:tr>
         <w:tc>
           <w:tcPr>
-            <w:tcW w:type="pct" w:w="959"/>
+            <w:tcW w:type="pct" w:w="943"/>
             <w:shd w:fill="353A7C" w:val="clear"/>
             <w:tcMar>
               <w:top w:type="dxa" w:w="50"/>
@@ -9043,7 +9029,7 @@
         </w:tc>
         <w:tc>
           <w:tcPr>
-            <w:tcW w:type="pct" w:w="1962"/>
+            <w:tcW w:type="pct" w:w="2200"/>
             <w:shd w:fill="353A7C" w:val="clear"/>
             <w:tcMar>
               <w:top w:type="dxa" w:w="50"/>
@@ -9070,7 +9056,7 @@
         </w:tc>
         <w:tc>
           <w:tcPr>
-            <w:tcW w:type="pct" w:w="2079"/>
+            <w:tcW w:type="pct" w:w="1857"/>
             <w:shd w:fill="353A7C" w:val="clear"/>
             <w:tcMar>
               <w:top w:type="dxa" w:w="50"/>
@@ -9099,7 +9085,7 @@
       <w:tr>
         <w:tc>
           <w:tcPr>
-            <w:tcW w:type="pct" w:w="959"/>
+            <w:tcW w:type="pct" w:w="943"/>
             <w:tcMar>
               <w:top w:type="dxa" w:w="50"/>
               <w:left w:type="dxa" w:w="110"/>
@@ -9122,7 +9108,7 @@
         </w:tc>
         <w:tc>
           <w:tcPr>
-            <w:tcW w:type="pct" w:w="1962"/>
+            <w:tcW w:type="pct" w:w="2200"/>
             <w:tcMar>
               <w:top w:type="dxa" w:w="50"/>
               <w:left w:type="dxa" w:w="110"/>
@@ -9145,7 +9131,7 @@
         </w:tc>
         <w:tc>
           <w:tcPr>
-            <w:tcW w:type="pct" w:w="2079"/>
+            <w:tcW w:type="pct" w:w="1857"/>
             <w:shd w:fill="FFFFFF" w:val="clear"/>
             <w:tcMar>
               <w:top w:type="dxa" w:w="50"/>
@@ -9174,7 +9160,7 @@
       <w:tr>
         <w:tc>
           <w:tcPr>
-            <w:tcW w:type="pct" w:w="959"/>
+            <w:tcW w:type="pct" w:w="943"/>
             <w:shd w:fill="FBFAF6" w:val="clear"/>
             <w:tcMar>
               <w:top w:type="dxa" w:w="50"/>
@@ -9198,50 +9184,19 @@
         </w:tc>
         <w:tc>
           <w:tcPr>
-            <w:tcW w:type="pct" w:w="1962"/>
-            <w:shd w:fill="FBFAF6" w:val="clear"/>
-            <w:tcMar>
-              <w:top w:type="dxa" w:w="50"/>
-              <w:left w:type="dxa" w:w="110"/>
-              <w:bottom w:type="dxa" w:w="50"/>
-              <w:right w:type="dxa" w:w="110"/>
-            </w:tcMar>
-          </w:tcPr>
-          <w:p>
-            <w:pPr>
-              <w:spacing w:before="28" w:after="28"/>
-            </w:pPr>
-            <w:r>
-              <w:rPr>
-                <w:sz w:val="15"/>
-                <w:szCs w:val="15"/>
-              </w:rPr>
-              <w:t xml:space="preserve">The shared cold store of Chapter 15 serves two divisions</w:t>
-            </w:r>
-          </w:p>
-        </w:tc>
-        <w:tc>
-          <w:tcPr>
-            <w:tcW w:type="pct" w:w="2079"/>
-            <w:shd w:fill="FBFAF6" w:val="clear"/>
-            <w:tcMar>
-              <w:top w:type="dxa" w:w="50"/>
-              <w:left w:type="dxa" w:w="110"/>
-              <w:bottom w:type="dxa" w:w="50"/>
-              <w:right w:type="dxa" w:w="110"/>
-            </w:tcMar>
-          </w:tcPr>
-          <w:p>
-            <w:pPr>
-              <w:spacing w:before="28" w:after="28"/>
-            </w:pPr>
-            <w:r>
-              <w:rPr>
-                <w:sz w:val="15"/>
-                <w:szCs w:val="15"/>
-              </w:rPr>
-              <w:t xml:space="preserve"/>
-            </w:r>
+            <w:tcW w:type="pct" w:w="2200"/>
+            <w:shd w:fill="FFFFFF" w:val="clear"/>
+            <w:tcMar>
+              <w:top w:type="dxa" w:w="50"/>
+              <w:left w:type="dxa" w:w="110"/>
+              <w:bottom w:type="dxa" w:w="50"/>
+              <w:right w:type="dxa" w:w="110"/>
+            </w:tcMar>
+          </w:tcPr>
+          <w:p>
+            <w:pPr>
+              <w:spacing w:before="46" w:after="46"/>
+            </w:pPr>
             <w:r>
               <w:rPr>
                 <w:b/>
@@ -9250,60 +9205,85 @@
                 <w:sz w:val="14"/>
                 <w:szCs w:val="14"/>
               </w:rPr>
-              <w:t xml:space="preserve"> (12) </w:t>
-            </w:r>
-            <w:r>
-              <w:rPr>
-                <w:u w:val="single"/>
+              <w:t xml:space="preserve">(12)</w:t>
+            </w:r>
+          </w:p>
+        </w:tc>
+        <w:tc>
+          <w:tcPr>
+            <w:tcW w:type="pct" w:w="1857"/>
+            <w:shd w:fill="FBFAF6" w:val="clear"/>
+            <w:tcMar>
+              <w:top w:type="dxa" w:w="50"/>
+              <w:left w:type="dxa" w:w="110"/>
+              <w:bottom w:type="dxa" w:w="50"/>
+              <w:right w:type="dxa" w:w="110"/>
+            </w:tcMar>
+          </w:tcPr>
+          <w:p>
+            <w:pPr>
+              <w:spacing w:before="28" w:after="28"/>
+            </w:pPr>
+            <w:r>
+              <w:rPr>
                 <w:sz w:val="15"/>
                 <w:szCs w:val="15"/>
               </w:rPr>
-              <w:t xml:space="preserve">              </w:t>
-            </w:r>
+              <w:t xml:space="preserve">Allocate the asset on the same basis as its cost, or exclude it from both</w:t>
+            </w:r>
+          </w:p>
+        </w:tc>
+      </w:tr>
+      <w:tr>
+        <w:tc>
+          <w:tcPr>
+            <w:tcW w:type="pct" w:w="943"/>
+            <w:tcMar>
+              <w:top w:type="dxa" w:w="50"/>
+              <w:left w:type="dxa" w:w="110"/>
+              <w:bottom w:type="dxa" w:w="50"/>
+              <w:right w:type="dxa" w:w="110"/>
+            </w:tcMar>
+          </w:tcPr>
+          <w:p>
+            <w:pPr>
+              <w:spacing w:before="28" w:after="28"/>
+            </w:pPr>
             <w:r>
               <w:rPr>
                 <w:sz w:val="15"/>
                 <w:szCs w:val="15"/>
               </w:rPr>
-              <w:t xml:space="preserve"> </w:t>
-            </w:r>
+              <w:t xml:space="preserve">Gross or net book value</w:t>
+            </w:r>
+          </w:p>
+        </w:tc>
+        <w:tc>
+          <w:tcPr>
+            <w:tcW w:type="pct" w:w="2200"/>
+            <w:tcMar>
+              <w:top w:type="dxa" w:w="50"/>
+              <w:left w:type="dxa" w:w="110"/>
+              <w:bottom w:type="dxa" w:w="50"/>
+              <w:right w:type="dxa" w:w="110"/>
+            </w:tcMar>
+          </w:tcPr>
+          <w:p>
+            <w:pPr>
+              <w:spacing w:before="28" w:after="28"/>
+            </w:pPr>
             <w:r>
               <w:rPr>
                 <w:sz w:val="15"/>
                 <w:szCs w:val="15"/>
               </w:rPr>
-              <w:t xml:space="preserve"> the asset on the same basis as its cost, or exclude it from both</w:t>
-            </w:r>
-          </w:p>
-        </w:tc>
-      </w:tr>
-      <w:tr>
-        <w:tc>
-          <w:tcPr>
-            <w:tcW w:type="pct" w:w="959"/>
-            <w:tcMar>
-              <w:top w:type="dxa" w:w="50"/>
-              <w:left w:type="dxa" w:w="110"/>
-              <w:bottom w:type="dxa" w:w="50"/>
-              <w:right w:type="dxa" w:w="110"/>
-            </w:tcMar>
-          </w:tcPr>
-          <w:p>
-            <w:pPr>
-              <w:spacing w:before="28" w:after="28"/>
-            </w:pPr>
-            <w:r>
-              <w:rPr>
-                <w:sz w:val="15"/>
-                <w:szCs w:val="15"/>
-              </w:rPr>
-              <w:t xml:space="preserve">Gross or net book value</w:t>
-            </w:r>
-          </w:p>
-        </w:tc>
-        <w:tc>
-          <w:tcPr>
-            <w:tcW w:type="pct" w:w="1962"/>
+              <w:t xml:space="preserve">Beverages: 26.5% on net book value, 15.9% on gross</w:t>
+            </w:r>
+          </w:p>
+        </w:tc>
+        <w:tc>
+          <w:tcPr>
+            <w:tcW w:type="pct" w:w="1857"/>
             <w:shd w:fill="FFFFFF" w:val="clear"/>
             <w:tcMar>
               <w:top w:type="dxa" w:w="50"/>
@@ -9328,9 +9308,12 @@
             </w:r>
           </w:p>
         </w:tc>
-        <w:tc>
-          <w:tcPr>
-            <w:tcW w:type="pct" w:w="2079"/>
+      </w:tr>
+      <w:tr>
+        <w:tc>
+          <w:tcPr>
+            <w:tcW w:type="pct" w:w="943"/>
+            <w:shd w:fill="FBFAF6" w:val="clear"/>
             <w:tcMar>
               <w:top w:type="dxa" w:w="50"/>
               <w:left w:type="dxa" w:w="110"/>
@@ -9347,15 +9330,13 @@
                 <w:sz w:val="15"/>
                 <w:szCs w:val="15"/>
               </w:rPr>
-              <w:t xml:space="preserve">Net book value flatters divisions with old assets</w:t>
-            </w:r>
-          </w:p>
-        </w:tc>
-      </w:tr>
-      <w:tr>
-        <w:tc>
-          <w:tcPr>
-            <w:tcW w:type="pct" w:w="959"/>
+              <w:t xml:space="preserve">Leased assets</w:t>
+            </w:r>
+          </w:p>
+        </w:tc>
+        <w:tc>
+          <w:tcPr>
+            <w:tcW w:type="pct" w:w="2200"/>
             <w:shd w:fill="FBFAF6" w:val="clear"/>
             <w:tcMar>
               <w:top w:type="dxa" w:w="50"/>
@@ -9373,13 +9354,13 @@
                 <w:sz w:val="15"/>
                 <w:szCs w:val="15"/>
               </w:rPr>
-              <w:t xml:space="preserve">Leased assets</w:t>
-            </w:r>
-          </w:p>
-        </w:tc>
-        <w:tc>
-          <w:tcPr>
-            <w:tcW w:type="pct" w:w="1962"/>
+              <w:t xml:space="preserve">A leased plant may or may not appear in the base</w:t>
+            </w:r>
+          </w:p>
+        </w:tc>
+        <w:tc>
+          <w:tcPr>
+            <w:tcW w:type="pct" w:w="1857"/>
             <w:shd w:fill="FFFFFF" w:val="clear"/>
             <w:tcMar>
               <w:top w:type="dxa" w:w="50"/>
@@ -9404,10 +9385,11 @@
             </w:r>
           </w:p>
         </w:tc>
-        <w:tc>
-          <w:tcPr>
-            <w:tcW w:type="pct" w:w="2079"/>
-            <w:shd w:fill="FBFAF6" w:val="clear"/>
+      </w:tr>
+      <w:tr>
+        <w:tc>
+          <w:tcPr>
+            <w:tcW w:type="pct" w:w="943"/>
             <w:tcMar>
               <w:top w:type="dxa" w:w="50"/>
               <w:left w:type="dxa" w:w="110"/>
@@ -9424,15 +9406,13 @@
                 <w:sz w:val="15"/>
                 <w:szCs w:val="15"/>
               </w:rPr>
-              <w:t xml:space="preserve">Follow one rule across all divisions</w:t>
-            </w:r>
-          </w:p>
-        </w:tc>
-      </w:tr>
-      <w:tr>
-        <w:tc>
-          <w:tcPr>
-            <w:tcW w:type="pct" w:w="959"/>
+              <w:t xml:space="preserve">Idle or non-operating assets</w:t>
+            </w:r>
+          </w:p>
+        </w:tc>
+        <w:tc>
+          <w:tcPr>
+            <w:tcW w:type="pct" w:w="2200"/>
             <w:tcMar>
               <w:top w:type="dxa" w:w="50"/>
               <w:left w:type="dxa" w:w="110"/>
@@ -9449,13 +9429,13 @@
                 <w:sz w:val="15"/>
                 <w:szCs w:val="15"/>
               </w:rPr>
-              <w:t xml:space="preserve">Idle or non-operating assets</w:t>
-            </w:r>
-          </w:p>
-        </w:tc>
-        <w:tc>
-          <w:tcPr>
-            <w:tcW w:type="pct" w:w="1962"/>
+              <w:t xml:space="preserve">Land held for sale is not used to earn operating income</w:t>
+            </w:r>
+          </w:p>
+        </w:tc>
+        <w:tc>
+          <w:tcPr>
+            <w:tcW w:type="pct" w:w="1857"/>
             <w:shd w:fill="FFFFFF" w:val="clear"/>
             <w:tcMar>
               <w:top w:type="dxa" w:w="50"/>
@@ -9477,29 +9457,6 @@
                 <w:szCs w:val="14"/>
               </w:rPr>
               <w:t xml:space="preserve">(15)</w:t>
-            </w:r>
-          </w:p>
-        </w:tc>
-        <w:tc>
-          <w:tcPr>
-            <w:tcW w:type="pct" w:w="2079"/>
-            <w:tcMar>
-              <w:top w:type="dxa" w:w="50"/>
-              <w:left w:type="dxa" w:w="110"/>
-              <w:bottom w:type="dxa" w:w="50"/>
-              <w:right w:type="dxa" w:w="110"/>
-            </w:tcMar>
-          </w:tcPr>
-          <w:p>
-            <w:pPr>
-              <w:spacing w:before="28" w:after="28"/>
-            </w:pPr>
-            <w:r>
-              <w:rPr>
-                <w:sz w:val="15"/>
-                <w:szCs w:val="15"/>
-              </w:rPr>
-              <w:t xml:space="preserve">Exclude it from the investment base</w:t>
             </w:r>
           </w:p>
         </w:tc>
@@ -9561,7 +9518,7 @@
                 <w:sz w:val="16"/>
                 <w:szCs w:val="16"/>
               </w:rPr>
-              <w:t xml:space="preserve">A leased plant may or may not appear in the base   ·   Land held for sale is not used to earn operating income   ·   FIFO and weighted average give different inventory and cost of sales   ·   Beverages: 26.5% on net book value, 15.9% on gross   ·   Allocate   ·   Agree one method for internal measurement</w:t>
+              <w:t xml:space="preserve">Follow one rule across all divisions   ·   Exclude it from the investment base   ·   Straight line against an accelerated method changes income and assets   ·   Net book value flatters divisions with old assets   ·   The shared cold store of Chapter 15 serves two divisions   ·   Agree one method for internal measurement</w:t>
             </w:r>
           </w:p>
         </w:tc>
@@ -9600,7 +9557,7 @@
           <w:sz w:val="16"/>
           <w:szCs w:val="16"/>
         </w:rPr>
-        <w:t xml:space="preserve">      gaps 16–22</w:t>
+        <w:t xml:space="preserve">      gaps 16–21</w:t>
       </w:r>
     </w:p>
     <w:p>
@@ -9620,7 +9577,7 @@
           <w:sz w:val="19"/>
           <w:szCs w:val="19"/>
         </w:rPr>
-        <w:t xml:space="preserve"/>
+        <w:t xml:space="preserve">Beverages shows 26.5% on net book value but only 15.9% on the gross cost of $20,000,000, </w:t>
       </w:r>
       <w:r>
         <w:rPr>
@@ -9652,7 +9609,7 @@
           <w:sz w:val="19"/>
           <w:szCs w:val="19"/>
         </w:rPr>
-        <w:t xml:space="preserve"> shows 26.5% on net book value but only 15.9% on the gross cost of $20,000,000, because its plant is partly </w:t>
+        <w:t xml:space="preserve"> its plant is partly </w:t>
       </w:r>
       <w:r>
         <w:rPr>
@@ -9691,7 +9648,7 @@
           <w:sz w:val="19"/>
           <w:szCs w:val="19"/>
         </w:rPr>
-        <w:t xml:space="preserve">A division with old assets looks better than one that has just invested, which </w:t>
+        <w:t xml:space="preserve">A division with old assets looks </w:t>
       </w:r>
       <w:r>
         <w:rPr>
@@ -9709,7 +9666,7 @@
           <w:sz w:val="19"/>
           <w:szCs w:val="19"/>
         </w:rPr>
-        <w:t xml:space="preserve">             </w:t>
+        <w:t xml:space="preserve">           </w:t>
       </w:r>
       <w:r>
         <w:rPr>
@@ -9723,7 +9680,7 @@
           <w:sz w:val="19"/>
           <w:szCs w:val="19"/>
         </w:rPr>
-        <w:t xml:space="preserve"> exactly the </w:t>
+        <w:t xml:space="preserve"> than one that has just invested, which </w:t>
       </w:r>
       <w:r>
         <w:rPr>
@@ -9741,7 +9698,7 @@
           <w:sz w:val="19"/>
           <w:szCs w:val="19"/>
         </w:rPr>
-        <w:t xml:space="preserve">            </w:t>
+        <w:t xml:space="preserve">             </w:t>
       </w:r>
       <w:r>
         <w:rPr>
@@ -9755,7 +9712,7 @@
           <w:sz w:val="19"/>
           <w:szCs w:val="19"/>
         </w:rPr>
-        <w:t xml:space="preserve"> the company wants. </w:t>
+        <w:t xml:space="preserve"> exactly the investment the company wants. </w:t>
       </w:r>
       <w:r>
         <w:rPr>
@@ -9794,7 +9751,14 @@
           <w:sz w:val="19"/>
           <w:szCs w:val="19"/>
         </w:rPr>
-        <w:t xml:space="preserve">, and none of them is about </w:t>
+        <w:t xml:space="preserve">, and none of them is about performance. </w:t>
+      </w:r>
+      <w:r>
+        <w:rPr>
+          <w:sz w:val="19"/>
+          <w:szCs w:val="19"/>
+        </w:rPr>
+        <w:t xml:space="preserve">What matters is that every division uses the same one, and that the basis is </w:t>
       </w:r>
       <w:r>
         <w:rPr>
@@ -9812,7 +9776,7 @@
           <w:sz w:val="19"/>
           <w:szCs w:val="19"/>
         </w:rPr>
-        <w:t xml:space="preserve">             </w:t>
+        <w:t xml:space="preserve">           </w:t>
       </w:r>
       <w:r>
         <w:rPr>
@@ -9826,46 +9790,7 @@
           <w:sz w:val="19"/>
           <w:szCs w:val="19"/>
         </w:rPr>
-        <w:t xml:space="preserve">. </w:t>
-      </w:r>
-      <w:r>
-        <w:rPr>
-          <w:sz w:val="19"/>
-          <w:szCs w:val="19"/>
-        </w:rPr>
-        <w:t xml:space="preserve">What matters is that every division uses the same one, and that the basis is stated with the </w:t>
-      </w:r>
-      <w:r>
-        <w:rPr>
-          <w:b/>
-          <w:bCs/>
-          <w:color w:val="8186EF"/>
-          <w:sz w:val="15"/>
-          <w:szCs w:val="15"/>
-        </w:rPr>
-        <w:t xml:space="preserve"> (22) </w:t>
-      </w:r>
-      <w:r>
-        <w:rPr>
-          <w:u w:val="single"/>
-          <w:sz w:val="19"/>
-          <w:szCs w:val="19"/>
-        </w:rPr>
-        <w:t xml:space="preserve">           </w:t>
-      </w:r>
-      <w:r>
-        <w:rPr>
-          <w:sz w:val="19"/>
-          <w:szCs w:val="19"/>
-        </w:rPr>
-        <w:t xml:space="preserve"> </w:t>
-      </w:r>
-      <w:r>
-        <w:rPr>
-          <w:sz w:val="19"/>
-          <w:szCs w:val="19"/>
-        </w:rPr>
-        <w:t xml:space="preserve">. </w:t>
+        <w:t xml:space="preserve"> with the figures. </w:t>
       </w:r>
     </w:p>
     <w:tbl>
@@ -9923,7 +9848,7 @@
                 <w:sz w:val="16"/>
                 <w:szCs w:val="16"/>
               </w:rPr>
-              <w:t xml:space="preserve">discourages   ·   inventory   ·   investment   ·   depreciated   ·   figures   ·   defended   ·   Beverages   ·   performance</w:t>
+              <w:t xml:space="preserve">depreciated   ·   discourages   ·   question   ·   stated   ·   defended   ·   because   ·   better</w:t>
             </w:r>
           </w:p>
         </w:tc>
@@ -9997,7 +9922,7 @@
           <w:sz w:val="16"/>
           <w:szCs w:val="16"/>
         </w:rPr>
-        <w:t xml:space="preserve">      gaps 23–25</w:t>
+        <w:t xml:space="preserve">      gaps 22–24</w:t>
       </w:r>
     </w:p>
     <w:p>
@@ -10010,7 +9935,7 @@
           <w:sz w:val="19"/>
           <w:szCs w:val="19"/>
         </w:rPr>
-        <w:t xml:space="preserve">Before </w:t>
+        <w:t xml:space="preserve">Before comparing two divisions, ask whether both use the same inventory method, the same </w:t>
       </w:r>
       <w:r>
         <w:rPr>
@@ -10020,7 +9945,7 @@
           <w:sz w:val="15"/>
           <w:szCs w:val="15"/>
         </w:rPr>
-        <w:t xml:space="preserve"> (23) </w:t>
+        <w:t xml:space="preserve"> (22) </w:t>
       </w:r>
       <w:r>
         <w:rPr>
@@ -10042,7 +9967,7 @@
           <w:sz w:val="19"/>
           <w:szCs w:val="19"/>
         </w:rPr>
-        <w:t xml:space="preserve"> two divisions, ask whether both use the same </w:t>
+        <w:t xml:space="preserve"> of shared assets, and the same basis for </w:t>
       </w:r>
       <w:r>
         <w:rPr>
@@ -10052,7 +9977,7 @@
           <w:sz w:val="15"/>
           <w:szCs w:val="15"/>
         </w:rPr>
-        <w:t xml:space="preserve"> (24) </w:t>
+        <w:t xml:space="preserve"> (23) </w:t>
       </w:r>
       <w:r>
         <w:rPr>
@@ -10074,7 +9999,7 @@
           <w:sz w:val="19"/>
           <w:szCs w:val="19"/>
         </w:rPr>
-        <w:t xml:space="preserve"> method, the same treatment of shared assets, and the same basis for property. </w:t>
+        <w:t xml:space="preserve">. </w:t>
       </w:r>
       <w:r>
         <w:rPr>
@@ -10091,7 +10016,7 @@
           <w:sz w:val="15"/>
           <w:szCs w:val="15"/>
         </w:rPr>
-        <w:t xml:space="preserve"> (25) </w:t>
+        <w:t xml:space="preserve"> (24) </w:t>
       </w:r>
       <w:r>
         <w:rPr>
@@ -10171,7 +10096,7 @@
                 <w:sz w:val="16"/>
                 <w:szCs w:val="16"/>
               </w:rPr>
-              <w:t xml:space="preserve">investment   ·   inventory   ·   comparing   ·   meaningless</w:t>
+              <w:t xml:space="preserve">exactly   ·   property   ·   treatment   ·   meaningless</w:t>
             </w:r>
           </w:p>
         </w:tc>
@@ -10275,7 +10200,7 @@
                 <w:sz w:val="16"/>
                 <w:szCs w:val="16"/>
               </w:rPr>
-              <w:t xml:space="preserve">recognising</w:t>
+              <w:t xml:space="preserve">Compare only divisions using the same policy</w:t>
             </w:r>
           </w:p>
         </w:tc>
@@ -10301,14 +10226,14 @@
                 <w:sz w:val="16"/>
                 <w:szCs w:val="16"/>
               </w:rPr>
-              <w:t xml:space="preserve">14  </w:t>
-            </w:r>
-            <w:r>
-              <w:rPr>
-                <w:sz w:val="16"/>
-                <w:szCs w:val="16"/>
-              </w:rPr>
-              <w:t xml:space="preserve">A leased plant may or may not appear in the base</w:t>
+              <w:t xml:space="preserve">13  </w:t>
+            </w:r>
+            <w:r>
+              <w:rPr>
+                <w:sz w:val="16"/>
+                <w:szCs w:val="16"/>
+              </w:rPr>
+              <w:t xml:space="preserve">Net book value flatters divisions with old assets</w:t>
             </w:r>
           </w:p>
         </w:tc>
@@ -10369,14 +10294,14 @@
                 <w:sz w:val="16"/>
                 <w:szCs w:val="16"/>
               </w:rPr>
-              <w:t xml:space="preserve">15  </w:t>
-            </w:r>
-            <w:r>
-              <w:rPr>
-                <w:sz w:val="16"/>
-                <w:szCs w:val="16"/>
-              </w:rPr>
-              <w:t xml:space="preserve">Land held for sale is not used to earn operating income</w:t>
+              <w:t xml:space="preserve">14  </w:t>
+            </w:r>
+            <w:r>
+              <w:rPr>
+                <w:sz w:val="16"/>
+                <w:szCs w:val="16"/>
+              </w:rPr>
+              <w:t xml:space="preserve">Follow one rule across all divisions</w:t>
             </w:r>
           </w:p>
         </w:tc>
@@ -10411,7 +10336,7 @@
                 <w:sz w:val="16"/>
                 <w:szCs w:val="16"/>
               </w:rPr>
-              <w:t xml:space="preserve">Use one group policy for internal reporting</w:t>
+              <w:t xml:space="preserve">accelerated</w:t>
             </w:r>
           </w:p>
         </w:tc>
@@ -10437,14 +10362,14 @@
                 <w:sz w:val="16"/>
                 <w:szCs w:val="16"/>
               </w:rPr>
-              <w:t xml:space="preserve">16  </w:t>
-            </w:r>
-            <w:r>
-              <w:rPr>
-                <w:sz w:val="16"/>
-                <w:szCs w:val="16"/>
-              </w:rPr>
-              <w:t xml:space="preserve">Beverages</w:t>
+              <w:t xml:space="preserve">15  </w:t>
+            </w:r>
+            <w:r>
+              <w:rPr>
+                <w:sz w:val="16"/>
+                <w:szCs w:val="16"/>
+              </w:rPr>
+              <w:t xml:space="preserve">Exclude it from the investment base</w:t>
             </w:r>
           </w:p>
         </w:tc>
@@ -10505,14 +10430,14 @@
                 <w:sz w:val="16"/>
                 <w:szCs w:val="16"/>
               </w:rPr>
-              <w:t xml:space="preserve">17  </w:t>
-            </w:r>
-            <w:r>
-              <w:rPr>
-                <w:sz w:val="16"/>
-                <w:szCs w:val="16"/>
-              </w:rPr>
-              <w:t xml:space="preserve">depreciated</w:t>
+              <w:t xml:space="preserve">16  </w:t>
+            </w:r>
+            <w:r>
+              <w:rPr>
+                <w:sz w:val="16"/>
+                <w:szCs w:val="16"/>
+              </w:rPr>
+              <w:t xml:space="preserve">because</w:t>
             </w:r>
           </w:p>
         </w:tc>
@@ -10547,7 +10472,7 @@
                 <w:sz w:val="16"/>
                 <w:szCs w:val="16"/>
               </w:rPr>
-              <w:t xml:space="preserve">development</w:t>
+              <w:t xml:space="preserve">recognises</w:t>
             </w:r>
           </w:p>
         </w:tc>
@@ -10573,14 +10498,14 @@
                 <w:sz w:val="16"/>
                 <w:szCs w:val="16"/>
               </w:rPr>
-              <w:t xml:space="preserve">18  </w:t>
-            </w:r>
-            <w:r>
-              <w:rPr>
-                <w:sz w:val="16"/>
-                <w:szCs w:val="16"/>
-              </w:rPr>
-              <w:t xml:space="preserve">discourages</w:t>
+              <w:t xml:space="preserve">17  </w:t>
+            </w:r>
+            <w:r>
+              <w:rPr>
+                <w:sz w:val="16"/>
+                <w:szCs w:val="16"/>
+              </w:rPr>
+              <w:t xml:space="preserve">depreciated</w:t>
             </w:r>
           </w:p>
         </w:tc>
@@ -10615,7 +10540,7 @@
                 <w:sz w:val="16"/>
                 <w:szCs w:val="16"/>
               </w:rPr>
-              <w:t xml:space="preserve">capitalises</w:t>
+              <w:t xml:space="preserve">identical</w:t>
             </w:r>
           </w:p>
         </w:tc>
@@ -10641,14 +10566,14 @@
                 <w:sz w:val="16"/>
                 <w:szCs w:val="16"/>
               </w:rPr>
-              <w:t xml:space="preserve">19  </w:t>
-            </w:r>
-            <w:r>
-              <w:rPr>
-                <w:sz w:val="16"/>
-                <w:szCs w:val="16"/>
-              </w:rPr>
-              <w:t xml:space="preserve">investment</w:t>
+              <w:t xml:space="preserve">18  </w:t>
+            </w:r>
+            <w:r>
+              <w:rPr>
+                <w:sz w:val="16"/>
+                <w:szCs w:val="16"/>
+              </w:rPr>
+              <w:t xml:space="preserve">better</w:t>
             </w:r>
           </w:p>
         </w:tc>
@@ -10683,7 +10608,7 @@
                 <w:sz w:val="16"/>
                 <w:szCs w:val="16"/>
               </w:rPr>
-              <w:t xml:space="preserve">Comparison</w:t>
+              <w:t xml:space="preserve">therefore</w:t>
             </w:r>
           </w:p>
         </w:tc>
@@ -10709,14 +10634,14 @@
                 <w:sz w:val="16"/>
                 <w:szCs w:val="16"/>
               </w:rPr>
-              <w:t xml:space="preserve">20  </w:t>
-            </w:r>
-            <w:r>
-              <w:rPr>
-                <w:sz w:val="16"/>
-                <w:szCs w:val="16"/>
-              </w:rPr>
-              <w:t xml:space="preserve">defended</w:t>
+              <w:t xml:space="preserve">19  </w:t>
+            </w:r>
+            <w:r>
+              <w:rPr>
+                <w:sz w:val="16"/>
+                <w:szCs w:val="16"/>
+              </w:rPr>
+              <w:t xml:space="preserve">discourages</w:t>
             </w:r>
           </w:p>
         </w:tc>
@@ -10751,7 +10676,7 @@
                 <w:sz w:val="16"/>
                 <w:szCs w:val="16"/>
               </w:rPr>
-              <w:t xml:space="preserve">performance</w:t>
+              <w:t xml:space="preserve">statements</w:t>
             </w:r>
           </w:p>
         </w:tc>
@@ -10777,14 +10702,14 @@
                 <w:sz w:val="16"/>
                 <w:szCs w:val="16"/>
               </w:rPr>
-              <w:t xml:space="preserve">21  </w:t>
-            </w:r>
-            <w:r>
-              <w:rPr>
-                <w:sz w:val="16"/>
-                <w:szCs w:val="16"/>
-              </w:rPr>
-              <w:t xml:space="preserve">performance</w:t>
+              <w:t xml:space="preserve">20  </w:t>
+            </w:r>
+            <w:r>
+              <w:rPr>
+                <w:sz w:val="16"/>
+                <w:szCs w:val="16"/>
+              </w:rPr>
+              <w:t xml:space="preserve">defended</w:t>
             </w:r>
           </w:p>
         </w:tc>
@@ -10819,7 +10744,7 @@
                 <w:sz w:val="16"/>
                 <w:szCs w:val="16"/>
               </w:rPr>
-              <w:t xml:space="preserve">therefore</w:t>
+              <w:t xml:space="preserve">restated</w:t>
             </w:r>
           </w:p>
         </w:tc>
@@ -10845,14 +10770,14 @@
                 <w:sz w:val="16"/>
                 <w:szCs w:val="16"/>
               </w:rPr>
-              <w:t xml:space="preserve">22  </w:t>
-            </w:r>
-            <w:r>
-              <w:rPr>
-                <w:sz w:val="16"/>
-                <w:szCs w:val="16"/>
-              </w:rPr>
-              <w:t xml:space="preserve">figures</w:t>
+              <w:t xml:space="preserve">21  </w:t>
+            </w:r>
+            <w:r>
+              <w:rPr>
+                <w:sz w:val="16"/>
+                <w:szCs w:val="16"/>
+              </w:rPr>
+              <w:t xml:space="preserve">stated</w:t>
             </w:r>
           </w:p>
         </w:tc>
@@ -10887,7 +10812,7 @@
                 <w:sz w:val="16"/>
                 <w:szCs w:val="16"/>
               </w:rPr>
-              <w:t xml:space="preserve">statements</w:t>
+              <w:t xml:space="preserve">compared</w:t>
             </w:r>
           </w:p>
         </w:tc>
@@ -10913,14 +10838,14 @@
                 <w:sz w:val="16"/>
                 <w:szCs w:val="16"/>
               </w:rPr>
-              <w:t xml:space="preserve">23  </w:t>
-            </w:r>
-            <w:r>
-              <w:rPr>
-                <w:sz w:val="16"/>
-                <w:szCs w:val="16"/>
-              </w:rPr>
-              <w:t xml:space="preserve">comparing</w:t>
+              <w:t xml:space="preserve">22  </w:t>
+            </w:r>
+            <w:r>
+              <w:rPr>
+                <w:sz w:val="16"/>
+                <w:szCs w:val="16"/>
+              </w:rPr>
+              <w:t xml:space="preserve">treatment</w:t>
             </w:r>
           </w:p>
         </w:tc>
@@ -10981,14 +10906,14 @@
                 <w:sz w:val="16"/>
                 <w:szCs w:val="16"/>
               </w:rPr>
-              <w:t xml:space="preserve">24  </w:t>
-            </w:r>
-            <w:r>
-              <w:rPr>
-                <w:sz w:val="16"/>
-                <w:szCs w:val="16"/>
-              </w:rPr>
-              <w:t xml:space="preserve">inventory</w:t>
+              <w:t xml:space="preserve">23  </w:t>
+            </w:r>
+            <w:r>
+              <w:rPr>
+                <w:sz w:val="16"/>
+                <w:szCs w:val="16"/>
+              </w:rPr>
+              <w:t xml:space="preserve">property</w:t>
             </w:r>
           </w:p>
         </w:tc>
@@ -11023,7 +10948,7 @@
                 <w:sz w:val="16"/>
                 <w:szCs w:val="16"/>
               </w:rPr>
-              <w:t xml:space="preserve">Allocate</w:t>
+              <w:t xml:space="preserve">The shared cold store of Chapter 15 serves two divisions</w:t>
             </w:r>
           </w:p>
         </w:tc>
@@ -11049,7 +10974,7 @@
                 <w:sz w:val="16"/>
                 <w:szCs w:val="16"/>
               </w:rPr>
-              <w:t xml:space="preserve">25  </w:t>
+              <w:t xml:space="preserve">24  </w:t>
             </w:r>
             <w:r>
               <w:rPr>
@@ -11057,64 +10982,6 @@
                 <w:szCs w:val="16"/>
               </w:rPr>
               <w:t xml:space="preserve">meaningless</w:t>
-            </w:r>
-          </w:p>
-        </w:tc>
-      </w:tr>
-      <w:tr>
-        <w:tc>
-          <w:tcPr>
-            <w:tcW w:type="pct" w:w="2500"/>
-            <w:tcMar>
-              <w:top w:type="dxa" w:w="20"/>
-              <w:left w:type="dxa" w:w="80"/>
-              <w:bottom w:type="dxa" w:w="20"/>
-              <w:right w:type="dxa" w:w="80"/>
-            </w:tcMar>
-          </w:tcPr>
-          <w:p>
-            <w:pPr>
-              <w:spacing w:before="12" w:after="12"/>
-            </w:pPr>
-            <w:r>
-              <w:rPr>
-                <w:b/>
-                <w:bCs/>
-                <w:color w:val="8186EF"/>
-                <w:sz w:val="16"/>
-                <w:szCs w:val="16"/>
-              </w:rPr>
-              <w:t xml:space="preserve">13  </w:t>
-            </w:r>
-            <w:r>
-              <w:rPr>
-                <w:sz w:val="16"/>
-                <w:szCs w:val="16"/>
-              </w:rPr>
-              <w:t xml:space="preserve">Beverages: 26.5% on net book value, 15.9% on gross</w:t>
-            </w:r>
-          </w:p>
-        </w:tc>
-        <w:tc>
-          <w:tcPr>
-            <w:tcW w:type="pct" w:w="2500"/>
-            <w:tcMar>
-              <w:top w:type="dxa" w:w="20"/>
-              <w:left w:type="dxa" w:w="80"/>
-              <w:bottom w:type="dxa" w:w="20"/>
-              <w:right w:type="dxa" w:w="80"/>
-            </w:tcMar>
-          </w:tcPr>
-          <w:p>
-            <w:pPr>
-              <w:spacing w:before="24" w:after="24"/>
-            </w:pPr>
-            <w:r>
-              <w:rPr>
-                <w:sz w:val="16"/>
-                <w:szCs w:val="16"/>
-              </w:rPr>
-              <w:t xml:space="preserve"/>
             </w:r>
           </w:p>
         </w:tc>
@@ -11537,24 +11404,18 @@
         <w:tc>
           <w:tcPr>
             <w:tcW w:type="pct" w:w="2200"/>
-            <w:tcMar>
-              <w:top w:type="dxa" w:w="50"/>
-              <w:left w:type="dxa" w:w="110"/>
-              <w:bottom w:type="dxa" w:w="50"/>
-              <w:right w:type="dxa" w:w="110"/>
-            </w:tcMar>
-          </w:tcPr>
-          <w:p>
-            <w:pPr>
-              <w:spacing w:before="28" w:after="28"/>
-            </w:pPr>
-            <w:r>
-              <w:rPr>
-                <w:sz w:val="15"/>
-                <w:szCs w:val="15"/>
-              </w:rPr>
-              <w:t xml:space="preserve"/>
-            </w:r>
+            <w:shd w:fill="FFFFFF" w:val="clear"/>
+            <w:tcMar>
+              <w:top w:type="dxa" w:w="50"/>
+              <w:left w:type="dxa" w:w="110"/>
+              <w:bottom w:type="dxa" w:w="50"/>
+              <w:right w:type="dxa" w:w="110"/>
+            </w:tcMar>
+          </w:tcPr>
+          <w:p>
+            <w:pPr>
+              <w:spacing w:before="46" w:after="46"/>
+            </w:pPr>
             <w:r>
               <w:rPr>
                 <w:b/>
@@ -11563,29 +11424,7 @@
                 <w:sz w:val="14"/>
                 <w:szCs w:val="14"/>
               </w:rPr>
-              <w:t xml:space="preserve"> (1) </w:t>
-            </w:r>
-            <w:r>
-              <w:rPr>
-                <w:u w:val="single"/>
-                <w:sz w:val="15"/>
-                <w:szCs w:val="15"/>
-              </w:rPr>
-              <w:t xml:space="preserve">              </w:t>
-            </w:r>
-            <w:r>
-              <w:rPr>
-                <w:sz w:val="15"/>
-                <w:szCs w:val="15"/>
-              </w:rPr>
-              <w:t xml:space="preserve"> </w:t>
-            </w:r>
-            <w:r>
-              <w:rPr>
-                <w:sz w:val="15"/>
-                <w:szCs w:val="15"/>
-              </w:rPr>
-              <w:t xml:space="preserve">: the manager rejects the project</w:t>
+              <w:t xml:space="preserve">(1)</w:t>
             </w:r>
           </w:p>
         </w:tc>
@@ -11843,7 +11682,7 @@
                 <w:sz w:val="16"/>
                 <w:szCs w:val="16"/>
               </w:rPr>
-              <w:t xml:space="preserve">Falls by 1.5 points   ·   required return 12%   ·   Tahini &amp; Spreads ROI</w:t>
+              <w:t xml:space="preserve">Falls by 1.5 points: the manager rejects the project   ·   required return 12%   ·   $840,000 − 12% × $6,000,000 = $120,000</w:t>
             </w:r>
           </w:p>
         </w:tc>
@@ -11883,7 +11722,7 @@
           <w:sz w:val="19"/>
           <w:szCs w:val="19"/>
         </w:rPr>
-        <w:t xml:space="preserve">ROI falls by 1.5 </w:t>
+        <w:t xml:space="preserve">ROI falls by 1.5 points, which the manager will </w:t>
       </w:r>
       <w:r>
         <w:rPr>
@@ -11915,7 +11754,14 @@
           <w:sz w:val="19"/>
           <w:szCs w:val="19"/>
         </w:rPr>
-        <w:t xml:space="preserve">, which the manager will resist; residual income rises by $150,000, which is the </w:t>
+        <w:t xml:space="preserve">; residual income rises by $150,000, which is the company's gain. </w:t>
+      </w:r>
+      <w:r>
+        <w:rPr>
+          <w:sz w:val="19"/>
+          <w:szCs w:val="19"/>
+        </w:rPr>
+        <w:t xml:space="preserve">The board approved the line, and changed how the Beverages manager is judged: residual income for investment </w:t>
       </w:r>
       <w:r>
         <w:rPr>
@@ -11947,14 +11793,7 @@
           <w:sz w:val="19"/>
           <w:szCs w:val="19"/>
         </w:rPr>
-        <w:t xml:space="preserve"> gain. </w:t>
-      </w:r>
-      <w:r>
-        <w:rPr>
-          <w:sz w:val="19"/>
-          <w:szCs w:val="19"/>
-        </w:rPr>
-        <w:t xml:space="preserve">The board approved the line, and changed how the </w:t>
+        <w:t xml:space="preserve">, ROI for comparing </w:t>
       </w:r>
       <w:r>
         <w:rPr>
@@ -11986,7 +11825,14 @@
           <w:sz w:val="19"/>
           <w:szCs w:val="19"/>
         </w:rPr>
-        <w:t xml:space="preserve"> manager is judged: residual income for </w:t>
+        <w:t xml:space="preserve">. </w:t>
+      </w:r>
+      <w:r>
+        <w:rPr>
+          <w:sz w:val="19"/>
+          <w:szCs w:val="19"/>
+        </w:rPr>
+        <w:t xml:space="preserve">Both are </w:t>
       </w:r>
       <w:r>
         <w:rPr>
@@ -12004,7 +11850,7 @@
           <w:sz w:val="19"/>
           <w:szCs w:val="19"/>
         </w:rPr>
-        <w:t xml:space="preserve">            </w:t>
+        <w:t xml:space="preserve">           </w:t>
       </w:r>
       <w:r>
         <w:rPr>
@@ -12018,14 +11864,7 @@
           <w:sz w:val="19"/>
           <w:szCs w:val="19"/>
         </w:rPr>
-        <w:t xml:space="preserve"> decisions, ROI for comparing divisions. </w:t>
-      </w:r>
-      <w:r>
-        <w:rPr>
-          <w:sz w:val="19"/>
-          <w:szCs w:val="19"/>
-        </w:rPr>
-        <w:t xml:space="preserve">Both are reported each quarter. </w:t>
+        <w:t xml:space="preserve"> each quarter. </w:t>
       </w:r>
     </w:p>
     <w:tbl>
@@ -12083,7 +11922,7 @@
                 <w:sz w:val="16"/>
                 <w:szCs w:val="16"/>
               </w:rPr>
-              <w:t xml:space="preserve">reported   ·   investment   ·   company's   ·   points   ·   Beverages</w:t>
+              <w:t xml:space="preserve">measure   ·   reported   ·   decisions   ·   resist   ·   divisions</w:t>
             </w:r>
           </w:p>
         </w:tc>
@@ -12822,6 +12661,56 @@
         <w:tc>
           <w:tcPr>
             <w:tcW w:type="pct" w:w="2600"/>
+            <w:shd w:fill="FBFAF6" w:val="clear"/>
+            <w:tcMar>
+              <w:top w:type="dxa" w:w="50"/>
+              <w:left w:type="dxa" w:w="110"/>
+              <w:bottom w:type="dxa" w:w="50"/>
+              <w:right w:type="dxa" w:w="110"/>
+            </w:tcMar>
+          </w:tcPr>
+          <w:p>
+            <w:pPr>
+              <w:spacing w:before="28" w:after="28"/>
+            </w:pPr>
+            <w:r>
+              <w:rPr>
+                <w:sz w:val="15"/>
+                <w:szCs w:val="15"/>
+              </w:rPr>
+              <w:t xml:space="preserve">Investment in the new line</w:t>
+            </w:r>
+          </w:p>
+        </w:tc>
+        <w:tc>
+          <w:tcPr>
+            <w:tcW w:type="pct" w:w="2400"/>
+            <w:shd w:fill="FBFAF6" w:val="clear"/>
+            <w:tcMar>
+              <w:top w:type="dxa" w:w="50"/>
+              <w:left w:type="dxa" w:w="110"/>
+              <w:bottom w:type="dxa" w:w="50"/>
+              <w:right w:type="dxa" w:w="110"/>
+            </w:tcMar>
+          </w:tcPr>
+          <w:p>
+            <w:pPr>
+              <w:spacing w:before="28" w:after="28"/>
+            </w:pPr>
+            <w:r>
+              <w:rPr>
+                <w:sz w:val="15"/>
+                <w:szCs w:val="15"/>
+              </w:rPr>
+              <w:t xml:space="preserve">1,000,000</w:t>
+            </w:r>
+          </w:p>
+        </w:tc>
+      </w:tr>
+      <w:tr>
+        <w:tc>
+          <w:tcPr>
+            <w:tcW w:type="pct" w:w="2600"/>
             <w:shd w:fill="FFFFFF" w:val="clear"/>
             <w:tcMar>
               <w:top w:type="dxa" w:w="50"/>
@@ -12843,59 +12732,6 @@
                 <w:szCs w:val="14"/>
               </w:rPr>
               <w:t xml:space="preserve">(13)</w:t>
-            </w:r>
-          </w:p>
-        </w:tc>
-        <w:tc>
-          <w:tcPr>
-            <w:tcW w:type="pct" w:w="2400"/>
-            <w:shd w:fill="FBFAF6" w:val="clear"/>
-            <w:tcMar>
-              <w:top w:type="dxa" w:w="50"/>
-              <w:left w:type="dxa" w:w="110"/>
-              <w:bottom w:type="dxa" w:w="50"/>
-              <w:right w:type="dxa" w:w="110"/>
-            </w:tcMar>
-          </w:tcPr>
-          <w:p>
-            <w:pPr>
-              <w:spacing w:before="28" w:after="28"/>
-            </w:pPr>
-            <w:r>
-              <w:rPr>
-                <w:sz w:val="15"/>
-                <w:szCs w:val="15"/>
-              </w:rPr>
-              <w:t xml:space="preserve">1,000,000</w:t>
-            </w:r>
-          </w:p>
-        </w:tc>
-      </w:tr>
-      <w:tr>
-        <w:tc>
-          <w:tcPr>
-            <w:tcW w:type="pct" w:w="2600"/>
-            <w:shd w:fill="FFFFFF" w:val="clear"/>
-            <w:tcMar>
-              <w:top w:type="dxa" w:w="50"/>
-              <w:left w:type="dxa" w:w="110"/>
-              <w:bottom w:type="dxa" w:w="50"/>
-              <w:right w:type="dxa" w:w="110"/>
-            </w:tcMar>
-          </w:tcPr>
-          <w:p>
-            <w:pPr>
-              <w:spacing w:before="46" w:after="46"/>
-            </w:pPr>
-            <w:r>
-              <w:rPr>
-                <w:b/>
-                <w:bCs/>
-                <w:color w:val="8186EF"/>
-                <w:sz w:val="14"/>
-                <w:szCs w:val="14"/>
-              </w:rPr>
-              <w:t xml:space="preserve">(14)</w:t>
             </w:r>
           </w:p>
         </w:tc>
@@ -12980,7 +12816,7 @@
                 <w:sz w:val="16"/>
                 <w:szCs w:val="16"/>
               </w:rPr>
-              <w:t xml:space="preserve">Extra operating income it would earn each year   ·   Division operating assets   ·   $840,000 ÷ $6,000,000 = 14.0%   ·   Investment in the new line</w:t>
+              <w:t xml:space="preserve">Tahini &amp; Spreads ROI   ·   Extra operating income it would earn each year   ·   Division operating assets</w:t>
             </w:r>
           </w:p>
         </w:tc>
@@ -13186,7 +13022,7 @@
                 <w:sz w:val="14"/>
                 <w:szCs w:val="14"/>
               </w:rPr>
-              <w:t xml:space="preserve">(15)</w:t>
+              <w:t xml:space="preserve">(14)</w:t>
             </w:r>
           </w:p>
         </w:tc>
@@ -13552,7 +13388,7 @@
                 <w:sz w:val="14"/>
                 <w:szCs w:val="14"/>
               </w:rPr>
-              <w:t xml:space="preserve">(16)</w:t>
+              <w:t xml:space="preserve">(15)</w:t>
             </w:r>
           </w:p>
         </w:tc>
@@ -13604,7 +13440,7 @@
                 <w:sz w:val="14"/>
                 <w:szCs w:val="14"/>
               </w:rPr>
-              <w:t xml:space="preserve">(17)</w:t>
+              <w:t xml:space="preserve">(16)</w:t>
             </w:r>
           </w:p>
         </w:tc>
@@ -13666,25 +13502,13 @@
                 <w:sz w:val="16"/>
                 <w:szCs w:val="16"/>
               </w:rPr>
-              <w:t xml:space="preserve">Supports accepting   ·   Residual income   ·   Supports rejecting</w:t>
+              <w:t xml:space="preserve">Supports accepting   ·   asset turnover   ·   Supports rejecting</w:t>
             </w:r>
           </w:p>
         </w:tc>
       </w:tr>
     </w:tbl>
     <w:p/>
-    <w:p>
-      <w:pPr>
-        <w:pageBreakBefore w:val="true"/>
-        <w:spacing w:after="0"/>
-      </w:pPr>
-      <w:r>
-        <w:rPr>
-          <w:sz w:val="2"/>
-        </w:rPr>
-        <w:t xml:space="preserve"> </w:t>
-      </w:r>
-    </w:p>
     <w:p>
       <w:pPr>
         <w:spacing w:before="44" w:after="10"/>
@@ -13814,13 +13638,25 @@
                 <w:sz w:val="16"/>
                 <w:szCs w:val="16"/>
               </w:rPr>
-              <w:t xml:space="preserve">suboptimization   ·   investment base   ·   residual income (RI)</w:t>
+              <w:t xml:space="preserve">العائد على الاستثمار   ·   residual income (RI)</w:t>
             </w:r>
           </w:p>
         </w:tc>
       </w:tr>
     </w:tbl>
     <w:p/>
+    <w:p>
+      <w:pPr>
+        <w:pageBreakBefore w:val="true"/>
+        <w:spacing w:after="0"/>
+      </w:pPr>
+      <w:r>
+        <w:rPr>
+          <w:sz w:val="2"/>
+        </w:rPr>
+        <w:t xml:space="preserve"> </w:t>
+      </w:r>
+    </w:p>
     <w:tbl>
       <w:tblPr>
         <w:tblW w:type="pct" w:w="100%"/>
@@ -14173,7 +14009,7 @@
                 <w:sz w:val="16"/>
                 <w:szCs w:val="16"/>
               </w:rPr>
-              <w:t xml:space="preserve">Falls by 1.5 points</w:t>
+              <w:t xml:space="preserve">Falls by 1.5 points: the manager rejects the project</w:t>
             </w:r>
           </w:p>
         </w:tc>
@@ -14199,14 +14035,14 @@
                 <w:sz w:val="16"/>
                 <w:szCs w:val="16"/>
               </w:rPr>
-              <w:t xml:space="preserve">11  </w:t>
-            </w:r>
-            <w:r>
-              <w:rPr>
-                <w:sz w:val="16"/>
-                <w:szCs w:val="16"/>
-              </w:rPr>
-              <w:t xml:space="preserve">Calculate</w:t>
+              <w:t xml:space="preserve">10  </w:t>
+            </w:r>
+            <w:r>
+              <w:rPr>
+                <w:sz w:val="16"/>
+                <w:szCs w:val="16"/>
+              </w:rPr>
+              <w:t xml:space="preserve">required</w:t>
             </w:r>
           </w:p>
         </w:tc>
@@ -14267,14 +14103,14 @@
                 <w:sz w:val="16"/>
                 <w:szCs w:val="16"/>
               </w:rPr>
-              <w:t xml:space="preserve">12  </w:t>
-            </w:r>
-            <w:r>
-              <w:rPr>
-                <w:sz w:val="16"/>
-                <w:szCs w:val="16"/>
-              </w:rPr>
-              <w:t xml:space="preserve">Division operating assets</w:t>
+              <w:t xml:space="preserve">11  </w:t>
+            </w:r>
+            <w:r>
+              <w:rPr>
+                <w:sz w:val="16"/>
+                <w:szCs w:val="16"/>
+              </w:rPr>
+              <w:t xml:space="preserve">Calculate</w:t>
             </w:r>
           </w:p>
         </w:tc>
@@ -14309,7 +14145,7 @@
                 <w:sz w:val="16"/>
                 <w:szCs w:val="16"/>
               </w:rPr>
-              <w:t xml:space="preserve">points</w:t>
+              <w:t xml:space="preserve">resist</w:t>
             </w:r>
           </w:p>
         </w:tc>
@@ -14335,14 +14171,14 @@
                 <w:sz w:val="16"/>
                 <w:szCs w:val="16"/>
               </w:rPr>
-              <w:t xml:space="preserve">13  </w:t>
-            </w:r>
-            <w:r>
-              <w:rPr>
-                <w:sz w:val="16"/>
-                <w:szCs w:val="16"/>
-              </w:rPr>
-              <w:t xml:space="preserve">Investment in the new line</w:t>
+              <w:t xml:space="preserve">12  </w:t>
+            </w:r>
+            <w:r>
+              <w:rPr>
+                <w:sz w:val="16"/>
+                <w:szCs w:val="16"/>
+              </w:rPr>
+              <w:t xml:space="preserve">Division operating assets</w:t>
             </w:r>
           </w:p>
         </w:tc>
@@ -14377,7 +14213,7 @@
                 <w:sz w:val="16"/>
                 <w:szCs w:val="16"/>
               </w:rPr>
-              <w:t xml:space="preserve">company's</w:t>
+              <w:t xml:space="preserve">decisions</w:t>
             </w:r>
           </w:p>
         </w:tc>
@@ -14403,7 +14239,7 @@
                 <w:sz w:val="16"/>
                 <w:szCs w:val="16"/>
               </w:rPr>
-              <w:t xml:space="preserve">14  </w:t>
+              <w:t xml:space="preserve">13  </w:t>
             </w:r>
             <w:r>
               <w:rPr>
@@ -14445,7 +14281,7 @@
                 <w:sz w:val="16"/>
                 <w:szCs w:val="16"/>
               </w:rPr>
-              <w:t xml:space="preserve">Beverages</w:t>
+              <w:t xml:space="preserve">divisions</w:t>
             </w:r>
           </w:p>
         </w:tc>
@@ -14471,7 +14307,7 @@
                 <w:sz w:val="16"/>
                 <w:szCs w:val="16"/>
               </w:rPr>
-              <w:t xml:space="preserve">15  </w:t>
+              <w:t xml:space="preserve">14  </w:t>
             </w:r>
             <w:r>
               <w:rPr>
@@ -14513,7 +14349,7 @@
                 <w:sz w:val="16"/>
                 <w:szCs w:val="16"/>
               </w:rPr>
-              <w:t xml:space="preserve">investment</w:t>
+              <w:t xml:space="preserve">reported</w:t>
             </w:r>
           </w:p>
         </w:tc>
@@ -14539,7 +14375,7 @@
                 <w:sz w:val="16"/>
                 <w:szCs w:val="16"/>
               </w:rPr>
-              <w:t xml:space="preserve">16  </w:t>
+              <w:t xml:space="preserve">15  </w:t>
             </w:r>
             <w:r>
               <w:rPr>
@@ -14607,7 +14443,7 @@
                 <w:sz w:val="16"/>
                 <w:szCs w:val="16"/>
               </w:rPr>
-              <w:t xml:space="preserve">17  </w:t>
+              <w:t xml:space="preserve">16  </w:t>
             </w:r>
             <w:r>
               <w:rPr>
@@ -14675,7 +14511,7 @@
                 <w:sz w:val="16"/>
                 <w:szCs w:val="16"/>
               </w:rPr>
-              <w:t xml:space="preserve">18  </w:t>
+              <w:t xml:space="preserve">17  </w:t>
             </w:r>
             <w:r>
               <w:rPr>
@@ -14718,74 +14554,6 @@
                 <w:szCs w:val="16"/>
               </w:rPr>
               <w:t xml:space="preserve">operating</w:t>
-            </w:r>
-          </w:p>
-        </w:tc>
-        <w:tc>
-          <w:tcPr>
-            <w:tcW w:type="pct" w:w="2500"/>
-            <w:tcMar>
-              <w:top w:type="dxa" w:w="20"/>
-              <w:left w:type="dxa" w:w="80"/>
-              <w:bottom w:type="dxa" w:w="20"/>
-              <w:right w:type="dxa" w:w="80"/>
-            </w:tcMar>
-          </w:tcPr>
-          <w:p>
-            <w:pPr>
-              <w:spacing w:before="12" w:after="12"/>
-            </w:pPr>
-            <w:r>
-              <w:rPr>
-                <w:b/>
-                <w:bCs/>
-                <w:color w:val="8186EF"/>
-                <w:sz w:val="16"/>
-                <w:szCs w:val="16"/>
-              </w:rPr>
-              <w:t xml:space="preserve">19  </w:t>
-            </w:r>
-            <w:r>
-              <w:rPr>
-                <w:sz w:val="16"/>
-                <w:szCs w:val="16"/>
-              </w:rPr>
-              <w:t xml:space="preserve">suboptimization</w:t>
-            </w:r>
-          </w:p>
-        </w:tc>
-      </w:tr>
-      <w:tr>
-        <w:tc>
-          <w:tcPr>
-            <w:tcW w:type="pct" w:w="2500"/>
-            <w:tcMar>
-              <w:top w:type="dxa" w:w="20"/>
-              <w:left w:type="dxa" w:w="80"/>
-              <w:bottom w:type="dxa" w:w="20"/>
-              <w:right w:type="dxa" w:w="80"/>
-            </w:tcMar>
-          </w:tcPr>
-          <w:p>
-            <w:pPr>
-              <w:spacing w:before="12" w:after="12"/>
-            </w:pPr>
-            <w:r>
-              <w:rPr>
-                <w:b/>
-                <w:bCs/>
-                <w:color w:val="8186EF"/>
-                <w:sz w:val="16"/>
-                <w:szCs w:val="16"/>
-              </w:rPr>
-              <w:t xml:space="preserve">10  </w:t>
-            </w:r>
-            <w:r>
-              <w:rPr>
-                <w:sz w:val="16"/>
-                <w:szCs w:val="16"/>
-              </w:rPr>
-              <w:t xml:space="preserve">required</w:t>
             </w:r>
           </w:p>
         </w:tc>
